--- a/论文原稿.docx
+++ b/论文原稿.docx
@@ -21,7 +21,15 @@
         <w:ind w:firstLine="420"/>
       </w:pPr>
       <w:r>
-        <w:t>在生物大分子中，蛋白质是一类特别引人关注的类别，因为它们参与了从结构和机械角色到信号传递和调节功能的大量细胞过程。为了发挥其生物学功能，蛋白质通常需要与其他分子直接相互作用，包括蛋白质</w:t>
+        <w:t>在生物大分子中，蛋白质是一类特别引人关注的类别，因为它们参与了从结构和机械角色到信号传递和调节功能的大量细胞过程。为了发挥其生物学功能，蛋白质通常需要与其</w:t>
+      </w:r>
+      <w:proofErr w:type="gramStart"/>
+      <w:r>
+        <w:t>他分子</w:t>
+      </w:r>
+      <w:proofErr w:type="gramEnd"/>
+      <w:r>
+        <w:t>直接相互作用，包括蛋白质</w:t>
       </w:r>
       <w:r>
         <w:t>/</w:t>
@@ -167,17 +175,33 @@
       <w:pPr>
         <w:ind w:firstLine="420"/>
       </w:pPr>
+      <w:proofErr w:type="spellStart"/>
       <w:r>
         <w:rPr>
           <w:rFonts w:hint="eastAsia"/>
         </w:rPr>
         <w:t>BindingDB</w:t>
       </w:r>
-      <w:r>
-        <w:rPr>
-          <w:rFonts w:hint="eastAsia"/>
-        </w:rPr>
-        <w:t>[ZeroBind[12]]</w:t>
+      <w:proofErr w:type="spellEnd"/>
+      <w:r>
+        <w:rPr>
+          <w:rFonts w:hint="eastAsia"/>
+        </w:rPr>
+        <w:t>[</w:t>
+      </w:r>
+      <w:proofErr w:type="spellStart"/>
+      <w:r>
+        <w:rPr>
+          <w:rFonts w:hint="eastAsia"/>
+        </w:rPr>
+        <w:t>ZeroBind</w:t>
+      </w:r>
+      <w:proofErr w:type="spellEnd"/>
+      <w:r>
+        <w:rPr>
+          <w:rFonts w:hint="eastAsia"/>
+        </w:rPr>
+        <w:t>[12]]</w:t>
       </w:r>
       <w:r>
         <w:rPr>
@@ -209,11 +233,19 @@
         </w:rPr>
         <w:t xml:space="preserve"> 2,600,000 </w:t>
       </w:r>
-      <w:r>
-        <w:rPr>
-          <w:rFonts w:hint="eastAsia"/>
-        </w:rPr>
-        <w:t>个经实验测定的蛋白质</w:t>
+      <w:proofErr w:type="gramStart"/>
+      <w:r>
+        <w:rPr>
+          <w:rFonts w:hint="eastAsia"/>
+        </w:rPr>
+        <w:t>个</w:t>
+      </w:r>
+      <w:proofErr w:type="gramEnd"/>
+      <w:r>
+        <w:rPr>
+          <w:rFonts w:hint="eastAsia"/>
+        </w:rPr>
+        <w:t>经实验测定的蛋白质</w:t>
       </w:r>
       <w:r>
         <w:rPr>
@@ -266,7 +298,21 @@
         <w:rPr>
           <w:rFonts w:hint="eastAsia"/>
         </w:rPr>
-        <w:t xml:space="preserve"> ZeroBind </w:t>
+        <w:t xml:space="preserve"> </w:t>
+      </w:r>
+      <w:proofErr w:type="spellStart"/>
+      <w:r>
+        <w:rPr>
+          <w:rFonts w:hint="eastAsia"/>
+        </w:rPr>
+        <w:t>ZeroBind</w:t>
+      </w:r>
+      <w:proofErr w:type="spellEnd"/>
+      <w:r>
+        <w:rPr>
+          <w:rFonts w:hint="eastAsia"/>
+        </w:rPr>
+        <w:t xml:space="preserve"> </w:t>
       </w:r>
       <w:r>
         <w:rPr>
@@ -334,12 +380,14 @@
         </w:rPr>
         <w:t>、</w:t>
       </w:r>
+      <w:proofErr w:type="spellStart"/>
       <w:r>
         <w:rPr>
           <w:rFonts w:hint="eastAsia"/>
         </w:rPr>
         <w:t>Kd</w:t>
       </w:r>
+      <w:proofErr w:type="spellEnd"/>
       <w:r>
         <w:rPr>
           <w:rFonts w:hint="eastAsia"/>
@@ -422,7 +470,21 @@
         <w:rPr>
           <w:rFonts w:hint="eastAsia"/>
         </w:rPr>
-        <w:t xml:space="preserve"> SwissProt </w:t>
+        <w:t xml:space="preserve"> </w:t>
+      </w:r>
+      <w:proofErr w:type="spellStart"/>
+      <w:r>
+        <w:rPr>
+          <w:rFonts w:hint="eastAsia"/>
+        </w:rPr>
+        <w:t>SwissProt</w:t>
+      </w:r>
+      <w:proofErr w:type="spellEnd"/>
+      <w:r>
+        <w:rPr>
+          <w:rFonts w:hint="eastAsia"/>
+        </w:rPr>
+        <w:t xml:space="preserve"> </w:t>
       </w:r>
       <w:r>
         <w:rPr>
@@ -434,26 +496,42 @@
         <w:rPr>
           <w:rFonts w:hint="eastAsia"/>
         </w:rPr>
-        <w:t xml:space="preserve"> RDKit</w:t>
-      </w:r>
-      <w:r>
-        <w:rPr>
-          <w:rFonts w:hint="eastAsia"/>
-        </w:rPr>
-        <w:t>[ZeroBind</w:t>
-      </w:r>
-      <w:r>
-        <w:rPr>
-          <w:rFonts w:hint="eastAsia"/>
-        </w:rPr>
         <w:t xml:space="preserve"> </w:t>
       </w:r>
+      <w:proofErr w:type="spellStart"/>
+      <w:r>
+        <w:rPr>
+          <w:rFonts w:hint="eastAsia"/>
+        </w:rPr>
+        <w:t>RDKit</w:t>
+      </w:r>
+      <w:proofErr w:type="spellEnd"/>
       <w:r>
         <w:rPr>
           <w:rFonts w:hint="eastAsia"/>
         </w:rPr>
         <w:t>[</w:t>
       </w:r>
+      <w:proofErr w:type="spellStart"/>
+      <w:r>
+        <w:rPr>
+          <w:rFonts w:hint="eastAsia"/>
+        </w:rPr>
+        <w:t>ZeroBind</w:t>
+      </w:r>
+      <w:proofErr w:type="spellEnd"/>
+      <w:r>
+        <w:rPr>
+          <w:rFonts w:hint="eastAsia"/>
+        </w:rPr>
+        <w:t xml:space="preserve"> </w:t>
+      </w:r>
+      <w:r>
+        <w:rPr>
+          <w:rFonts w:hint="eastAsia"/>
+        </w:rPr>
+        <w:t>[</w:t>
+      </w:r>
       <w:r>
         <w:rPr>
           <w:rFonts w:hint="eastAsia"/>
@@ -512,8 +590,16 @@
         <w:rPr>
           <w:rFonts w:hint="eastAsia"/>
         </w:rPr>
-        <w:t>[ZeroBind</w:t>
-      </w:r>
+        <w:t>[</w:t>
+      </w:r>
+      <w:proofErr w:type="spellStart"/>
+      <w:r>
+        <w:rPr>
+          <w:rFonts w:hint="eastAsia"/>
+        </w:rPr>
+        <w:t>ZeroBind</w:t>
+      </w:r>
+      <w:proofErr w:type="spellEnd"/>
       <w:r>
         <w:rPr>
           <w:rFonts w:hint="eastAsia"/>
@@ -550,12 +636,14 @@
         </w:rPr>
         <w:t>、</w:t>
       </w:r>
+      <w:proofErr w:type="spellStart"/>
       <w:r>
         <w:rPr>
           <w:rFonts w:hint="eastAsia"/>
         </w:rPr>
         <w:t>Kd</w:t>
       </w:r>
+      <w:proofErr w:type="spellEnd"/>
       <w:r>
         <w:rPr>
           <w:rFonts w:hint="eastAsia"/>
@@ -578,7 +666,21 @@
         <w:rPr>
           <w:rFonts w:hint="eastAsia"/>
         </w:rPr>
-        <w:t xml:space="preserve"> EC50&lt;1000 nM </w:t>
+        <w:t xml:space="preserve"> EC50&lt;1000 </w:t>
+      </w:r>
+      <w:proofErr w:type="spellStart"/>
+      <w:r>
+        <w:rPr>
+          <w:rFonts w:hint="eastAsia"/>
+        </w:rPr>
+        <w:t>nM</w:t>
+      </w:r>
+      <w:proofErr w:type="spellEnd"/>
+      <w:r>
+        <w:rPr>
+          <w:rFonts w:hint="eastAsia"/>
+        </w:rPr>
+        <w:t xml:space="preserve"> </w:t>
       </w:r>
       <w:r>
         <w:rPr>
@@ -603,7 +705,21 @@
         <w:rPr>
           <w:rFonts w:hint="eastAsia"/>
         </w:rPr>
-        <w:t xml:space="preserve"> nM </w:t>
+        <w:t xml:space="preserve"> </w:t>
+      </w:r>
+      <w:proofErr w:type="spellStart"/>
+      <w:r>
+        <w:rPr>
+          <w:rFonts w:hint="eastAsia"/>
+        </w:rPr>
+        <w:t>nM</w:t>
+      </w:r>
+      <w:proofErr w:type="spellEnd"/>
+      <w:r>
+        <w:rPr>
+          <w:rFonts w:hint="eastAsia"/>
+        </w:rPr>
+        <w:t xml:space="preserve"> </w:t>
       </w:r>
       <w:r>
         <w:rPr>
@@ -615,7 +731,14 @@
         <w:rPr>
           <w:rFonts w:hint="eastAsia"/>
         </w:rPr>
-        <w:t>[Zero</w:t>
+        <w:t>[</w:t>
+      </w:r>
+      <w:proofErr w:type="spellStart"/>
+      <w:r>
+        <w:rPr>
+          <w:rFonts w:hint="eastAsia"/>
+        </w:rPr>
+        <w:t>Zero</w:t>
       </w:r>
       <w:r>
         <w:rPr>
@@ -623,6 +746,7 @@
         </w:rPr>
         <w:t>Bind</w:t>
       </w:r>
+      <w:proofErr w:type="spellEnd"/>
       <w:r>
         <w:rPr>
           <w:rFonts w:hint="eastAsia"/>
@@ -654,12 +778,14 @@
       <w:pPr>
         <w:ind w:firstLineChars="200" w:firstLine="420"/>
       </w:pPr>
+      <w:proofErr w:type="spellStart"/>
       <w:r>
         <w:rPr>
           <w:rFonts w:hint="eastAsia"/>
         </w:rPr>
         <w:t>BindingDB</w:t>
       </w:r>
+      <w:proofErr w:type="spellEnd"/>
       <w:r>
         <w:rPr>
           <w:rFonts w:hint="eastAsia"/>
@@ -678,17 +804,27 @@
         </w:rPr>
         <w:t>配体结合数据知识库。我们从</w:t>
       </w:r>
+      <w:proofErr w:type="spellStart"/>
       <w:r>
         <w:rPr>
           <w:rFonts w:hint="eastAsia"/>
         </w:rPr>
         <w:t>BindingDB</w:t>
       </w:r>
-      <w:r>
-        <w:rPr>
-          <w:rFonts w:hint="eastAsia"/>
-        </w:rPr>
-        <w:t>官网获取了</w:t>
+      <w:proofErr w:type="spellEnd"/>
+      <w:proofErr w:type="gramStart"/>
+      <w:r>
+        <w:rPr>
+          <w:rFonts w:hint="eastAsia"/>
+        </w:rPr>
+        <w:t>官网获取</w:t>
+      </w:r>
+      <w:proofErr w:type="gramEnd"/>
+      <w:r>
+        <w:rPr>
+          <w:rFonts w:hint="eastAsia"/>
+        </w:rPr>
+        <w:t>了</w:t>
       </w:r>
       <w:r>
         <w:rPr>
@@ -726,17 +862,33 @@
         </w:rPr>
         <w:t>月的</w:t>
       </w:r>
+      <w:proofErr w:type="spellStart"/>
       <w:r>
         <w:rPr>
           <w:rFonts w:hint="eastAsia"/>
         </w:rPr>
         <w:t>BindingDB</w:t>
       </w:r>
-      <w:r>
-        <w:rPr>
-          <w:rFonts w:hint="eastAsia"/>
-        </w:rPr>
-        <w:t>中的所有结合数据。将其中的异常值，模糊值，及无法</w:t>
+      <w:proofErr w:type="spellEnd"/>
+      <w:r>
+        <w:rPr>
+          <w:rFonts w:hint="eastAsia"/>
+        </w:rPr>
+        <w:t>中的</w:t>
+      </w:r>
+      <w:proofErr w:type="gramStart"/>
+      <w:r>
+        <w:rPr>
+          <w:rFonts w:hint="eastAsia"/>
+        </w:rPr>
+        <w:t>所有结合</w:t>
+      </w:r>
+      <w:proofErr w:type="gramEnd"/>
+      <w:r>
+        <w:rPr>
+          <w:rFonts w:hint="eastAsia"/>
+        </w:rPr>
+        <w:t>数据。将其中的异常值，模糊值，及无法</w:t>
       </w:r>
     </w:p>
     <w:p>
@@ -798,12 +950,14 @@
         </w:rPr>
         <w:t>）和慢解离动力学（</w:t>
       </w:r>
+      <w:proofErr w:type="spellStart"/>
       <w:r>
         <w:rPr>
           <w:rFonts w:hint="eastAsia"/>
         </w:rPr>
         <w:t>koff</w:t>
       </w:r>
+      <w:proofErr w:type="spellEnd"/>
       <w:r>
         <w:rPr>
           <w:rFonts w:hint="eastAsia"/>
@@ -870,7 +1024,15 @@
         <w:t>几十年来，解离常数</w:t>
       </w:r>
       <w:r>
-        <w:t xml:space="preserve"> Kd </w:t>
+        <w:t xml:space="preserve"> </w:t>
+      </w:r>
+      <w:proofErr w:type="spellStart"/>
+      <w:r>
+        <w:t>Kd</w:t>
+      </w:r>
+      <w:proofErr w:type="spellEnd"/>
+      <w:r>
+        <w:t xml:space="preserve"> </w:t>
       </w:r>
       <w:r>
         <w:t>及其替代</w:t>
@@ -912,13 +1074,32 @@
         <w:t>[bernetti2017]</w:t>
       </w:r>
       <w:r>
-        <w:t xml:space="preserve"> Kd</w:t>
-      </w:r>
-      <w:r>
-        <w:rPr>
-          <w:rFonts w:hint="eastAsia"/>
-        </w:rPr>
-        <w:t>是配体亲和力和选择性比较以及预测体内有效药物浓度的重要基础参数。药物</w:t>
+        <w:t xml:space="preserve"> </w:t>
+      </w:r>
+      <w:proofErr w:type="spellStart"/>
+      <w:r>
+        <w:t>Kd</w:t>
+      </w:r>
+      <w:proofErr w:type="spellEnd"/>
+      <w:r>
+        <w:rPr>
+          <w:rFonts w:hint="eastAsia"/>
+        </w:rPr>
+        <w:t>是配体亲和力和选择性比</w:t>
+      </w:r>
+      <w:proofErr w:type="gramStart"/>
+      <w:r>
+        <w:rPr>
+          <w:rFonts w:hint="eastAsia"/>
+        </w:rPr>
+        <w:t>较以及</w:t>
+      </w:r>
+      <w:proofErr w:type="gramEnd"/>
+      <w:r>
+        <w:rPr>
+          <w:rFonts w:hint="eastAsia"/>
+        </w:rPr>
+        <w:t>预测体内有效药物浓度的重要基础参数。药物</w:t>
       </w:r>
       <w:r>
         <w:rPr>
@@ -1061,36 +1242,42 @@
         </w:rPr>
         <w:t>数据集</w:t>
       </w:r>
+      <w:proofErr w:type="spellStart"/>
       <w:r>
         <w:rPr>
           <w:rFonts w:hint="eastAsia"/>
         </w:rPr>
         <w:t>bindingd</w:t>
       </w:r>
+      <w:proofErr w:type="spellEnd"/>
       <w:r>
         <w:rPr>
           <w:rFonts w:hint="eastAsia"/>
         </w:rPr>
         <w:t>是相对无噪声的。为了整合数据集</w:t>
       </w:r>
+      <w:proofErr w:type="spellStart"/>
       <w:r>
         <w:rPr>
           <w:rFonts w:hint="eastAsia"/>
         </w:rPr>
         <w:t>bindingdb</w:t>
       </w:r>
+      <w:proofErr w:type="spellEnd"/>
       <w:r>
         <w:rPr>
           <w:rFonts w:hint="eastAsia"/>
         </w:rPr>
         <w:t>中的相互作用模式及</w:t>
       </w:r>
+      <w:proofErr w:type="spellStart"/>
       <w:r>
         <w:rPr>
           <w:rFonts w:hint="eastAsia"/>
         </w:rPr>
         <w:t>BindingDb</w:t>
       </w:r>
+      <w:proofErr w:type="spellEnd"/>
       <w:r>
         <w:rPr>
           <w:rFonts w:hint="eastAsia"/>
@@ -1218,7 +1405,21 @@
         <w:rPr>
           <w:rFonts w:hint="eastAsia"/>
         </w:rPr>
-        <w:t>表示其之间存在消极的相互作用</w:t>
+        <w:t>表示</w:t>
+      </w:r>
+      <w:proofErr w:type="gramStart"/>
+      <w:r>
+        <w:rPr>
+          <w:rFonts w:hint="eastAsia"/>
+        </w:rPr>
+        <w:t>其之间</w:t>
+      </w:r>
+      <w:proofErr w:type="gramEnd"/>
+      <w:r>
+        <w:rPr>
+          <w:rFonts w:hint="eastAsia"/>
+        </w:rPr>
+        <w:t>存在消极的相互作用</w:t>
       </w:r>
       <w:r>
         <w:rPr>
@@ -1266,14 +1467,30 @@
         <w:rPr>
           <w:rFonts w:hint="eastAsia"/>
         </w:rPr>
-        <w:t>结合亲和值通常用解离常数（</w:t>
-      </w:r>
+        <w:t>结合</w:t>
+      </w:r>
+      <w:proofErr w:type="gramStart"/>
+      <w:r>
+        <w:rPr>
+          <w:rFonts w:hint="eastAsia"/>
+        </w:rPr>
+        <w:t>亲和值</w:t>
+      </w:r>
+      <w:proofErr w:type="gramEnd"/>
+      <w:r>
+        <w:rPr>
+          <w:rFonts w:hint="eastAsia"/>
+        </w:rPr>
+        <w:t>通常用解离常数（</w:t>
+      </w:r>
+      <w:proofErr w:type="spellStart"/>
       <w:r>
         <w:rPr>
           <w:rFonts w:hint="eastAsia"/>
         </w:rPr>
         <w:t>Kd</w:t>
       </w:r>
+      <w:proofErr w:type="spellEnd"/>
       <w:r>
         <w:rPr>
           <w:rFonts w:hint="eastAsia"/>
@@ -1290,7 +1507,21 @@
         <w:rPr>
           <w:rFonts w:hint="eastAsia"/>
         </w:rPr>
-        <w:t>）和半最大抑制浓度（</w:t>
+        <w:t>）和</w:t>
+      </w:r>
+      <w:proofErr w:type="gramStart"/>
+      <w:r>
+        <w:rPr>
+          <w:rFonts w:hint="eastAsia"/>
+        </w:rPr>
+        <w:t>半最大</w:t>
+      </w:r>
+      <w:proofErr w:type="gramEnd"/>
+      <w:r>
+        <w:rPr>
+          <w:rFonts w:hint="eastAsia"/>
+        </w:rPr>
+        <w:t>抑制浓度（</w:t>
       </w:r>
       <w:r>
         <w:rPr>
@@ -1328,13 +1559,23 @@
         </w:rPr>
         <w:t>但是，由于实验条件不一致等原因，尽管该分类标签大多是依据</w:t>
       </w:r>
+      <w:proofErr w:type="spellStart"/>
       <w:r>
         <w:rPr>
           <w:rStyle w:val="HTML"/>
           <w:rFonts w:ascii="宋体" w:eastAsia="宋体" w:hAnsi="宋体" w:cs="宋体"/>
           <w:sz w:val="24"/>
         </w:rPr>
-        <w:t>Kd, IC50, Ki, EC50</w:t>
+        <w:t>Kd</w:t>
+      </w:r>
+      <w:proofErr w:type="spellEnd"/>
+      <w:r>
+        <w:rPr>
+          <w:rStyle w:val="HTML"/>
+          <w:rFonts w:ascii="宋体" w:eastAsia="宋体" w:hAnsi="宋体" w:cs="宋体"/>
+          <w:sz w:val="24"/>
+        </w:rPr>
+        <w:t>, IC50, Ki, EC50</w:t>
       </w:r>
       <w:r>
         <w:rPr>
@@ -1429,12 +1670,19 @@
         </w:rPr>
         <w:t>和</w:t>
       </w:r>
-      <w:r>
-        <w:t>BindGPT[</w:t>
-      </w:r>
+      <w:proofErr w:type="spellStart"/>
       <w:r>
         <w:t>BindGPT</w:t>
       </w:r>
+      <w:proofErr w:type="spellEnd"/>
+      <w:r>
+        <w:t>[</w:t>
+      </w:r>
+      <w:proofErr w:type="spellStart"/>
+      <w:r>
+        <w:t>BindGPT</w:t>
+      </w:r>
+      <w:proofErr w:type="spellEnd"/>
       <w:r>
         <w:t>]</w:t>
       </w:r>
@@ -1443,6 +1691,12 @@
           <w:rFonts w:hint="eastAsia"/>
         </w:rPr>
         <w:t>分别对蛋白质和化合物进行编码。</w:t>
+      </w:r>
+      <w:r>
+        <w:rPr>
+          <w:rFonts w:hint="eastAsia"/>
+        </w:rPr>
+        <w:t>为了减轻网络模型的计算压力，蛋白质的图结构</w:t>
       </w:r>
     </w:p>
     <w:p>
@@ -1496,11 +1750,19 @@
         </w:rPr>
         <w:t>(1)</w:t>
       </w:r>
-      <w:r>
-        <w:rPr>
-          <w:rFonts w:hint="eastAsia"/>
-        </w:rPr>
-        <w:t>drugVQA(</w:t>
+      <w:proofErr w:type="spellStart"/>
+      <w:r>
+        <w:rPr>
+          <w:rFonts w:hint="eastAsia"/>
+        </w:rPr>
+        <w:t>drugVQA</w:t>
+      </w:r>
+      <w:proofErr w:type="spellEnd"/>
+      <w:r>
+        <w:rPr>
+          <w:rFonts w:hint="eastAsia"/>
+        </w:rPr>
+        <w:t>(</w:t>
       </w:r>
       <w:r>
         <w:rPr>
@@ -1524,8 +1786,13 @@
         <w:t>-</w:t>
       </w:r>
       <w:r>
-        <w:t>protein interaction using quasivisual</w:t>
-      </w:r>
+        <w:t xml:space="preserve">protein interaction using </w:t>
+      </w:r>
+      <w:proofErr w:type="spellStart"/>
+      <w:r>
+        <w:t>quasivisual</w:t>
+      </w:r>
+      <w:proofErr w:type="spellEnd"/>
       <w:r>
         <w:rPr>
           <w:rFonts w:hint="eastAsia"/>
@@ -1548,13 +1815,29 @@
         <w:rPr>
           <w:rFonts w:hint="eastAsia"/>
         </w:rPr>
-        <w:t>(2)</w:t>
-      </w:r>
-      <w:r>
-        <w:rPr>
-          <w:rFonts w:hint="eastAsia"/>
-        </w:rPr>
-        <w:t>DrugBAN(2023</w:t>
+        <w:t>(</w:t>
+      </w:r>
+      <w:proofErr w:type="gramStart"/>
+      <w:r>
+        <w:rPr>
+          <w:rFonts w:hint="eastAsia"/>
+        </w:rPr>
+        <w:t>2)</w:t>
+      </w:r>
+      <w:proofErr w:type="spellStart"/>
+      <w:r>
+        <w:rPr>
+          <w:rFonts w:hint="eastAsia"/>
+        </w:rPr>
+        <w:t>DrugBAN</w:t>
+      </w:r>
+      <w:proofErr w:type="spellEnd"/>
+      <w:proofErr w:type="gramEnd"/>
+      <w:r>
+        <w:rPr>
+          <w:rFonts w:hint="eastAsia"/>
+        </w:rPr>
+        <w:t>(2023</w:t>
       </w:r>
       <w:r>
         <w:rPr>
@@ -1566,8 +1849,16 @@
         <w:rPr>
           <w:rFonts w:hint="eastAsia"/>
         </w:rPr>
-        <w:t>Nature machine intelligence:DrugBAN</w:t>
-      </w:r>
+        <w:t xml:space="preserve">Nature machine </w:t>
+      </w:r>
+      <w:proofErr w:type="spellStart"/>
+      <w:r>
+        <w:rPr>
+          <w:rFonts w:hint="eastAsia"/>
+        </w:rPr>
+        <w:t>intelligence:DrugBAN</w:t>
+      </w:r>
+      <w:proofErr w:type="spellEnd"/>
       <w:r>
         <w:rPr>
           <w:rFonts w:hint="eastAsia"/>
@@ -1583,13 +1874,29 @@
         <w:rPr>
           <w:rFonts w:hint="eastAsia"/>
         </w:rPr>
-        <w:t>(3)</w:t>
-      </w:r>
-      <w:r>
-        <w:rPr>
-          <w:rFonts w:hint="eastAsia"/>
-        </w:rPr>
-        <w:t xml:space="preserve">mlanDTI(2024AAAI: </w:t>
+        <w:t>(</w:t>
+      </w:r>
+      <w:proofErr w:type="gramStart"/>
+      <w:r>
+        <w:rPr>
+          <w:rFonts w:hint="eastAsia"/>
+        </w:rPr>
+        <w:t>3)</w:t>
+      </w:r>
+      <w:proofErr w:type="spellStart"/>
+      <w:r>
+        <w:rPr>
+          <w:rFonts w:hint="eastAsia"/>
+        </w:rPr>
+        <w:t>mlanDTI</w:t>
+      </w:r>
+      <w:proofErr w:type="spellEnd"/>
+      <w:proofErr w:type="gramEnd"/>
+      <w:r>
+        <w:rPr>
+          <w:rFonts w:hint="eastAsia"/>
+        </w:rPr>
+        <w:t xml:space="preserve">(2024AAAI: </w:t>
       </w:r>
       <w:r>
         <w:t>Multilevel Attention Network with Semi-supervised Domain Adaptation for Drug-Target Prediction</w:t>
@@ -1606,14 +1913,32 @@
         <w:rPr>
           <w:rFonts w:hint="eastAsia"/>
         </w:rPr>
-        <w:t>(4)</w:t>
-      </w:r>
-      <w:r>
-        <w:rPr>
-          <w:rFonts w:hint="eastAsia"/>
-        </w:rPr>
-        <w:t xml:space="preserve">PretrainDPI </w:t>
-      </w:r>
+        <w:lastRenderedPageBreak/>
+        <w:t>(</w:t>
+      </w:r>
+      <w:proofErr w:type="gramStart"/>
+      <w:r>
+        <w:rPr>
+          <w:rFonts w:hint="eastAsia"/>
+        </w:rPr>
+        <w:t>4)</w:t>
+      </w:r>
+      <w:proofErr w:type="spellStart"/>
+      <w:r>
+        <w:rPr>
+          <w:rFonts w:hint="eastAsia"/>
+        </w:rPr>
+        <w:t>PretrainDPI</w:t>
+      </w:r>
+      <w:proofErr w:type="spellEnd"/>
+      <w:proofErr w:type="gramEnd"/>
+      <w:r>
+        <w:rPr>
+          <w:rFonts w:hint="eastAsia"/>
+        </w:rPr>
+        <w:t xml:space="preserve"> </w:t>
+      </w:r>
+      <w:proofErr w:type="gramStart"/>
       <w:r>
         <w:rPr>
           <w:rFonts w:hint="eastAsia"/>
@@ -1629,6 +1954,7 @@
         </w:rPr>
         <w:t>2021</w:t>
       </w:r>
+      <w:proofErr w:type="gramEnd"/>
       <w:r>
         <w:t>Bioinformatics</w:t>
       </w:r>
@@ -1639,11 +1965,7 @@
         <w:t xml:space="preserve">: </w:t>
       </w:r>
       <w:r>
-        <w:t xml:space="preserve">Bayesian neural network with pretrained protein embedding </w:t>
-      </w:r>
-      <w:r>
-        <w:lastRenderedPageBreak/>
-        <w:t>enhances prediction accuracy of drug-protein interaction</w:t>
+        <w:t>Bayesian neural network with pretrained protein embedding enhances prediction accuracy of drug-protein interaction</w:t>
       </w:r>
       <w:r>
         <w:rPr>
@@ -1734,7 +2056,23 @@
         <w:ind w:firstLine="420"/>
       </w:pPr>
       <w:r>
-        <w:t>从热力学角度讲，优化结合亲和力意味着提高结合自由能，结合自由能有两个组成部分：结合焓和结合熵。结合焓和结合熵可能对结合自由能产生积极或消极的影响，进而影响结合亲和力。</w:t>
+        <w:t>从热力学角度讲，优化结合亲和力意味着提高结合自由能，结合自由能有两个组成部分：结合</w:t>
+      </w:r>
+      <w:proofErr w:type="gramStart"/>
+      <w:r>
+        <w:t>焓</w:t>
+      </w:r>
+      <w:proofErr w:type="gramEnd"/>
+      <w:r>
+        <w:t>和结合熵。结合</w:t>
+      </w:r>
+      <w:proofErr w:type="gramStart"/>
+      <w:r>
+        <w:t>焓</w:t>
+      </w:r>
+      <w:proofErr w:type="gramEnd"/>
+      <w:r>
+        <w:t>和结合熵可能对结合自由能产生积极或消极的影响，进而影响结合亲和力。</w:t>
       </w:r>
       <w:r>
         <w:rPr>
@@ -1751,9 +2089,11 @@
         </w:rPr>
         <w:t>会带来</w:t>
       </w:r>
+      <w:proofErr w:type="gramStart"/>
       <w:r>
         <w:t>焓</w:t>
       </w:r>
+      <w:proofErr w:type="gramEnd"/>
       <w:r>
         <w:rPr>
           <w:rFonts w:hint="eastAsia"/>
@@ -1761,8 +2101,13 @@
         <w:t>的增益</w:t>
       </w:r>
       <w:r>
-        <w:t>，而极性基团的脱溶则导致焓</w:t>
-      </w:r>
+        <w:t>，而极性基团的脱</w:t>
+      </w:r>
+      <w:proofErr w:type="gramStart"/>
+      <w:r>
+        <w:t>溶则导致焓</w:t>
+      </w:r>
+      <w:proofErr w:type="gramEnd"/>
       <w:r>
         <w:rPr>
           <w:rFonts w:hint="eastAsia"/>
@@ -1829,14 +2174,27 @@
         <w:ind w:firstLine="420"/>
       </w:pPr>
       <w:r>
-        <w:t>基于这些考虑，优化工作可能会导致不同的热力学结果。当具有最佳几何结构的特定极性相互作用形成时，极性基团的引入可以提高结合焓（图</w:t>
+        <w:t>基于这些考虑，优化工作可能会导致不同的热力学结果。当具有最佳几何结构的特定极性相互作用形成时，极性基团的引入可以提高结合</w:t>
+      </w:r>
+      <w:proofErr w:type="gramStart"/>
+      <w:r>
+        <w:t>焓</w:t>
+      </w:r>
+      <w:proofErr w:type="gramEnd"/>
+      <w:r>
+        <w:t>（图</w:t>
       </w:r>
       <w:r>
         <w:t>16 - 4a</w:t>
       </w:r>
       <w:r>
-        <w:t>）。如果极性基团的位置不正确，那么基本上会实现极性去溶的焓</w:t>
-      </w:r>
+        <w:t>）。如果极性基团的位置不正确，那么基本上会实现极性</w:t>
+      </w:r>
+      <w:proofErr w:type="gramStart"/>
+      <w:r>
+        <w:t>去溶的焓</w:t>
+      </w:r>
+      <w:proofErr w:type="gramEnd"/>
       <w:r>
         <w:rPr>
           <w:rFonts w:hint="eastAsia"/>
@@ -1850,7 +2208,15 @@
         <w:t>16 - 4b</w:t>
       </w:r>
       <w:r>
-        <w:t>）。当极性空腔被填充时，添加非极性基团可能是焓有利的（图</w:t>
+        <w:t>）。当极性空腔被填充时，添加非极性基团可能是</w:t>
+      </w:r>
+      <w:proofErr w:type="gramStart"/>
+      <w:r>
+        <w:t>焓</w:t>
+      </w:r>
+      <w:proofErr w:type="gramEnd"/>
+      <w:r>
+        <w:t>有利的（图</w:t>
       </w:r>
       <w:r>
         <w:t>16 - 4c</w:t>
@@ -1871,7 +2237,15 @@
         <w:t>——</w:t>
       </w:r>
       <w:r>
-        <w:t>尽管存在配体去溶带来的熵</w:t>
+        <w:t>尽管存在配体</w:t>
+      </w:r>
+      <w:proofErr w:type="gramStart"/>
+      <w:r>
+        <w:t>去溶带来</w:t>
+      </w:r>
+      <w:proofErr w:type="gramEnd"/>
+      <w:r>
+        <w:t>的熵</w:t>
       </w:r>
       <w:r>
         <w:rPr>

--- a/论文原稿.docx
+++ b/论文原稿.docx
@@ -144,6 +144,11 @@
       </w:r>
     </w:p>
     <w:p>
+      <w:pPr>
+        <w:rPr>
+          <w:rFonts w:hint="eastAsia"/>
+        </w:rPr>
+      </w:pPr>
       <w:r>
         <w:rPr>
           <w:rFonts w:hint="eastAsia"/>
@@ -156,6 +161,246 @@
         </w:rPr>
         <w:t>数据整理及模型训练</w:t>
       </w:r>
+    </w:p>
+    <w:p>
+      <w:pPr>
+        <w:ind w:firstLine="420"/>
+        <w:rPr>
+          <w:rFonts w:hint="eastAsia"/>
+        </w:rPr>
+      </w:pPr>
+      <w:r>
+        <w:rPr>
+          <w:rFonts w:hint="eastAsia"/>
+        </w:rPr>
+        <w:t>许多研究声称，他们的方法现在可以在特定的验证设置下有效地筛选大多数相互作用和非相互作用配对。然而，有大量证据表明，由于特定的验证条件，这些说法被高估了</w:t>
+      </w:r>
+      <w:r>
+        <w:rPr>
+          <w:rFonts w:hint="eastAsia"/>
+        </w:rPr>
+        <w:t>[</w:t>
+      </w:r>
+      <w:r>
+        <w:t>Bernett J, Blumenthal DB, List M: Cracking the black box of</w:t>
+      </w:r>
+      <w:r>
+        <w:rPr>
+          <w:rFonts w:hint="eastAsia"/>
+        </w:rPr>
+        <w:t xml:space="preserve"> </w:t>
+      </w:r>
+      <w:r>
+        <w:t>deep sequence-based protein–protein interaction prediction.Briefings Bioinf 2024, 25, bbae076.</w:t>
+      </w:r>
+      <w:r>
+        <w:rPr>
+          <w:rFonts w:hint="eastAsia"/>
+        </w:rPr>
+        <w:t>]</w:t>
+      </w:r>
+      <w:r>
+        <w:rPr>
+          <w:rFonts w:hint="eastAsia"/>
+        </w:rPr>
+        <w:t>。</w:t>
+      </w:r>
+      <w:r>
+        <w:rPr>
+          <w:rFonts w:hint="eastAsia"/>
+        </w:rPr>
+        <w:t>[</w:t>
+      </w:r>
+      <w:r>
+        <w:t>S0959440X24002082</w:t>
+      </w:r>
+      <w:r>
+        <w:rPr>
+          <w:rFonts w:hint="eastAsia"/>
+        </w:rPr>
+        <w:t>]</w:t>
+      </w:r>
+      <w:r>
+        <w:rPr>
+          <w:rFonts w:hint="eastAsia"/>
+        </w:rPr>
+        <w:t>中提到，</w:t>
+      </w:r>
+      <w:r>
+        <w:rPr>
+          <w:rFonts w:hint="eastAsia"/>
+        </w:rPr>
+        <w:t>数据</w:t>
+      </w:r>
+      <w:proofErr w:type="gramStart"/>
+      <w:r>
+        <w:rPr>
+          <w:rFonts w:hint="eastAsia"/>
+        </w:rPr>
+        <w:t>集准备</w:t>
+      </w:r>
+      <w:proofErr w:type="gramEnd"/>
+      <w:r>
+        <w:rPr>
+          <w:rFonts w:hint="eastAsia"/>
+        </w:rPr>
+        <w:t>过程中</w:t>
+      </w:r>
+      <w:r>
+        <w:rPr>
+          <w:rFonts w:hint="eastAsia"/>
+        </w:rPr>
+        <w:t>存在</w:t>
+      </w:r>
+      <w:r>
+        <w:rPr>
+          <w:rFonts w:hint="eastAsia"/>
+        </w:rPr>
+        <w:t>关键领域需要改进，</w:t>
+      </w:r>
+      <w:r>
+        <w:rPr>
+          <w:rFonts w:hint="eastAsia"/>
+        </w:rPr>
+        <w:t>以便开发出更具通用性的</w:t>
+      </w:r>
+      <w:r>
+        <w:rPr>
+          <w:rFonts w:hint="eastAsia"/>
+        </w:rPr>
+        <w:t>药物</w:t>
+      </w:r>
+      <w:r>
+        <w:rPr>
+          <w:rFonts w:hint="eastAsia"/>
+        </w:rPr>
+        <w:t>-</w:t>
+      </w:r>
+      <w:r>
+        <w:rPr>
+          <w:rFonts w:hint="eastAsia"/>
+        </w:rPr>
+        <w:t>目标相互作用预测</w:t>
+      </w:r>
+      <w:r>
+        <w:rPr>
+          <w:rFonts w:hint="eastAsia"/>
+        </w:rPr>
+        <w:t>模型。</w:t>
+      </w:r>
+      <w:r>
+        <w:rPr>
+          <w:rFonts w:hint="eastAsia"/>
+        </w:rPr>
+        <w:t>首要的就是</w:t>
+      </w:r>
+      <w:r>
+        <w:t>实验测定值的变动性导致数据标签的不确定性</w:t>
+      </w:r>
+      <w:r>
+        <w:rPr>
+          <w:rFonts w:hint="eastAsia"/>
+        </w:rPr>
+        <w:t>。即，</w:t>
+      </w:r>
+      <w:r>
+        <w:rPr>
+          <w:rFonts w:hint="eastAsia"/>
+        </w:rPr>
+        <w:t>不同</w:t>
+      </w:r>
+      <w:r>
+        <w:rPr>
+          <w:rFonts w:hint="eastAsia"/>
+        </w:rPr>
+        <w:t>反应</w:t>
+      </w:r>
+      <w:r>
+        <w:rPr>
+          <w:rFonts w:hint="eastAsia"/>
+        </w:rPr>
+        <w:t>条件（如</w:t>
+      </w:r>
+      <w:r>
+        <w:rPr>
+          <w:rFonts w:hint="eastAsia"/>
+        </w:rPr>
+        <w:t>酸碱度</w:t>
+      </w:r>
+      <w:r>
+        <w:rPr>
+          <w:rFonts w:hint="eastAsia"/>
+        </w:rPr>
+        <w:t>、温度</w:t>
+      </w:r>
+      <w:r>
+        <w:rPr>
+          <w:rFonts w:hint="eastAsia"/>
+        </w:rPr>
+        <w:t>等</w:t>
+      </w:r>
+      <w:r>
+        <w:rPr>
+          <w:rFonts w:hint="eastAsia"/>
+        </w:rPr>
+        <w:t>）可能导致不同的</w:t>
+      </w:r>
+      <w:r>
+        <w:rPr>
+          <w:rFonts w:hint="eastAsia"/>
+        </w:rPr>
+        <w:t>测定值。以及，</w:t>
+      </w:r>
+      <w:r>
+        <w:rPr>
+          <w:rFonts w:hint="eastAsia"/>
+        </w:rPr>
+        <w:t>基于</w:t>
+      </w:r>
+      <w:r>
+        <w:rPr>
+          <w:rFonts w:hint="eastAsia"/>
+        </w:rPr>
+        <w:t>连续的测定值，是否亲和的</w:t>
+      </w:r>
+      <w:r>
+        <w:rPr>
+          <w:rFonts w:hint="eastAsia"/>
+        </w:rPr>
+        <w:t>划分标准具有主观性和任意性。</w:t>
+      </w:r>
+      <w:r>
+        <w:rPr>
+          <w:rFonts w:hint="eastAsia"/>
+        </w:rPr>
+        <w:t>这些情况导致模型</w:t>
+      </w:r>
+      <w:r>
+        <w:t>可能无法准确学习亲和力的真实分布，而是受到人为设定的阈值影响。</w:t>
+      </w:r>
+      <w:r>
+        <w:rPr>
+          <w:rFonts w:hint="eastAsia"/>
+        </w:rPr>
+        <w:t xml:space="preserve"> </w:t>
+      </w:r>
+    </w:p>
+    <w:p>
+      <w:pPr>
+        <w:rPr>
+          <w:rFonts w:hint="eastAsia"/>
+        </w:rPr>
+      </w:pPr>
+      <w:r>
+        <w:tab/>
+      </w:r>
+    </w:p>
+    <w:p>
+      <w:pPr>
+        <w:rPr>
+          <w:rFonts w:hint="eastAsia"/>
+        </w:rPr>
+      </w:pPr>
     </w:p>
     <w:p>
       <w:r>
@@ -175,33 +420,17 @@
       <w:pPr>
         <w:ind w:firstLine="420"/>
       </w:pPr>
-      <w:proofErr w:type="spellStart"/>
       <w:r>
         <w:rPr>
           <w:rFonts w:hint="eastAsia"/>
         </w:rPr>
         <w:t>BindingDB</w:t>
       </w:r>
-      <w:proofErr w:type="spellEnd"/>
-      <w:r>
-        <w:rPr>
-          <w:rFonts w:hint="eastAsia"/>
-        </w:rPr>
-        <w:t>[</w:t>
-      </w:r>
-      <w:proofErr w:type="spellStart"/>
-      <w:r>
-        <w:rPr>
-          <w:rFonts w:hint="eastAsia"/>
-        </w:rPr>
-        <w:t>ZeroBind</w:t>
-      </w:r>
-      <w:proofErr w:type="spellEnd"/>
-      <w:r>
-        <w:rPr>
-          <w:rFonts w:hint="eastAsia"/>
-        </w:rPr>
-        <w:t>[12]]</w:t>
+      <w:r>
+        <w:rPr>
+          <w:rFonts w:hint="eastAsia"/>
+        </w:rPr>
+        <w:t>[ZeroBind[12]]</w:t>
       </w:r>
       <w:r>
         <w:rPr>
@@ -298,16 +527,26 @@
         <w:rPr>
           <w:rFonts w:hint="eastAsia"/>
         </w:rPr>
+        <w:t xml:space="preserve"> ZeroBind </w:t>
+      </w:r>
+      <w:r>
+        <w:rPr>
+          <w:rFonts w:hint="eastAsia"/>
+        </w:rPr>
+        <w:t>的训练和测试数据集，我们采用了多个过滤和预处理步骤来创建高质量的基准数据集。首先，数据点的</w:t>
+      </w:r>
+      <w:r>
+        <w:rPr>
+          <w:rFonts w:hint="eastAsia"/>
+        </w:rPr>
         <w:t xml:space="preserve"> </w:t>
       </w:r>
-      <w:proofErr w:type="spellStart"/>
-      <w:r>
-        <w:rPr>
-          <w:rFonts w:hint="eastAsia"/>
-        </w:rPr>
-        <w:t>ZeroBind</w:t>
-      </w:r>
-      <w:proofErr w:type="spellEnd"/>
+      <w:r>
+        <w:rPr>
+          <w:rFonts w:hint="eastAsia"/>
+        </w:rPr>
+        <w:t>“目标类型</w:t>
+      </w:r>
       <w:r>
         <w:rPr>
           <w:rFonts w:hint="eastAsia"/>
@@ -318,7 +557,7 @@
         <w:rPr>
           <w:rFonts w:hint="eastAsia"/>
         </w:rPr>
-        <w:t>的训练和测试数据集，我们采用了多个过滤和预处理步骤来创建高质量的基准数据集。首先，数据点的</w:t>
+        <w:t>”属性为</w:t>
       </w:r>
       <w:r>
         <w:rPr>
@@ -330,7 +569,7 @@
         <w:rPr>
           <w:rFonts w:hint="eastAsia"/>
         </w:rPr>
-        <w:t>“目标类型</w:t>
+        <w:t>“单个蛋白质”，“标准类型</w:t>
       </w:r>
       <w:r>
         <w:rPr>
@@ -342,7 +581,55 @@
         <w:rPr>
           <w:rFonts w:hint="eastAsia"/>
         </w:rPr>
-        <w:t>”属性为</w:t>
+        <w:t>”属性为动力学常数</w:t>
+      </w:r>
+      <w:r>
+        <w:rPr>
+          <w:rFonts w:hint="eastAsia"/>
+        </w:rPr>
+        <w:t xml:space="preserve"> Ki</w:t>
+      </w:r>
+      <w:r>
+        <w:rPr>
+          <w:rFonts w:hint="eastAsia"/>
+        </w:rPr>
+        <w:t>、</w:t>
+      </w:r>
+      <w:r>
+        <w:rPr>
+          <w:rFonts w:hint="eastAsia"/>
+        </w:rPr>
+        <w:t>Kd</w:t>
+      </w:r>
+      <w:r>
+        <w:rPr>
+          <w:rFonts w:hint="eastAsia"/>
+        </w:rPr>
+        <w:t>、</w:t>
+      </w:r>
+      <w:r>
+        <w:rPr>
+          <w:rFonts w:hint="eastAsia"/>
+        </w:rPr>
+        <w:t xml:space="preserve">IC50 </w:t>
+      </w:r>
+      <w:r>
+        <w:rPr>
+          <w:rFonts w:hint="eastAsia"/>
+        </w:rPr>
+        <w:t>和</w:t>
+      </w:r>
+      <w:r>
+        <w:rPr>
+          <w:rFonts w:hint="eastAsia"/>
+        </w:rPr>
+        <w:t xml:space="preserve"> EC50</w:t>
+      </w:r>
+      <w:r>
+        <w:rPr>
+          <w:rFonts w:hint="eastAsia"/>
+        </w:rPr>
+        <w:t>。此外，所有目标蛋白质都应是人类或类似人类的蛋白质，因此在</w:t>
       </w:r>
       <w:r>
         <w:rPr>
@@ -354,7 +641,7 @@
         <w:rPr>
           <w:rFonts w:hint="eastAsia"/>
         </w:rPr>
-        <w:t>“单个蛋白质”，“标准类型</w:t>
+        <w:t>“目标源生物</w:t>
       </w:r>
       <w:r>
         <w:rPr>
@@ -366,7 +653,151 @@
         <w:rPr>
           <w:rFonts w:hint="eastAsia"/>
         </w:rPr>
-        <w:t>”属性为动力学常数</w:t>
+        <w:t>”属性中使用</w:t>
+      </w:r>
+      <w:r>
+        <w:rPr>
+          <w:rFonts w:hint="eastAsia"/>
+        </w:rPr>
+        <w:t xml:space="preserve"> </w:t>
+      </w:r>
+      <w:r>
+        <w:rPr>
+          <w:rFonts w:hint="eastAsia"/>
+        </w:rPr>
+        <w:t>“智人</w:t>
+      </w:r>
+      <w:r>
+        <w:rPr>
+          <w:rFonts w:hint="eastAsia"/>
+        </w:rPr>
+        <w:t xml:space="preserve"> </w:t>
+      </w:r>
+      <w:r>
+        <w:rPr>
+          <w:rFonts w:hint="eastAsia"/>
+        </w:rPr>
+        <w:t>”进行筛选。在排除了没有</w:t>
+      </w:r>
+      <w:r>
+        <w:rPr>
+          <w:rFonts w:hint="eastAsia"/>
+        </w:rPr>
+        <w:t xml:space="preserve"> SwissProt </w:t>
+      </w:r>
+      <w:r>
+        <w:rPr>
+          <w:rFonts w:hint="eastAsia"/>
+        </w:rPr>
+        <w:t>名称的蛋白质和</w:t>
+      </w:r>
+      <w:r>
+        <w:rPr>
+          <w:rFonts w:hint="eastAsia"/>
+        </w:rPr>
+        <w:t xml:space="preserve"> RDKit</w:t>
+      </w:r>
+      <w:r>
+        <w:rPr>
+          <w:rFonts w:hint="eastAsia"/>
+        </w:rPr>
+        <w:t>[ZeroBind</w:t>
+      </w:r>
+      <w:r>
+        <w:rPr>
+          <w:rFonts w:hint="eastAsia"/>
+        </w:rPr>
+        <w:t xml:space="preserve"> </w:t>
+      </w:r>
+      <w:r>
+        <w:rPr>
+          <w:rFonts w:hint="eastAsia"/>
+        </w:rPr>
+        <w:t>[</w:t>
+      </w:r>
+      <w:r>
+        <w:rPr>
+          <w:rFonts w:hint="eastAsia"/>
+        </w:rPr>
+        <w:t>44</w:t>
+      </w:r>
+      <w:r>
+        <w:rPr>
+          <w:rFonts w:hint="eastAsia"/>
+        </w:rPr>
+        <w:t>]]</w:t>
+      </w:r>
+      <w:r>
+        <w:rPr>
+          <w:rFonts w:hint="eastAsia"/>
+        </w:rPr>
+        <w:t xml:space="preserve"> </w:t>
+      </w:r>
+      <w:r>
+        <w:rPr>
+          <w:rFonts w:hint="eastAsia"/>
+        </w:rPr>
+        <w:t>无法处理的分子后，我们收集到了</w:t>
+      </w:r>
+      <w:r>
+        <w:rPr>
+          <w:rFonts w:hint="eastAsia"/>
+        </w:rPr>
+        <w:t xml:space="preserve"> 1,500,000 </w:t>
+      </w:r>
+      <w:r>
+        <w:rPr>
+          <w:rFonts w:hint="eastAsia"/>
+        </w:rPr>
+        <w:t>对蛋白质</w:t>
+      </w:r>
+      <w:r>
+        <w:rPr>
+          <w:rFonts w:hint="eastAsia"/>
+        </w:rPr>
+        <w:t>-</w:t>
+      </w:r>
+      <w:r>
+        <w:rPr>
+          <w:rFonts w:hint="eastAsia"/>
+        </w:rPr>
+        <w:t>药物配对。我们使用</w:t>
+      </w:r>
+      <w:r>
+        <w:rPr>
+          <w:rFonts w:hint="eastAsia"/>
+        </w:rPr>
+        <w:t xml:space="preserve"> AI-bind</w:t>
+      </w:r>
+      <w:r>
+        <w:rPr>
+          <w:rFonts w:hint="eastAsia"/>
+        </w:rPr>
+        <w:t>[ZeroBind</w:t>
+      </w:r>
+      <w:r>
+        <w:rPr>
+          <w:rFonts w:hint="eastAsia"/>
+        </w:rPr>
+        <w:t xml:space="preserve"> </w:t>
+      </w:r>
+      <w:r>
+        <w:rPr>
+          <w:rFonts w:hint="eastAsia"/>
+        </w:rPr>
+        <w:t>[9]]</w:t>
+      </w:r>
+      <w:r>
+        <w:rPr>
+          <w:rFonts w:hint="eastAsia"/>
+        </w:rPr>
+        <w:t xml:space="preserve"> </w:t>
+      </w:r>
+      <w:r>
+        <w:rPr>
+          <w:rFonts w:hint="eastAsia"/>
+        </w:rPr>
+        <w:t>中的阈值，将动力学常数</w:t>
       </w:r>
       <w:r>
         <w:rPr>
@@ -380,14 +811,12 @@
         </w:rPr>
         <w:t>、</w:t>
       </w:r>
-      <w:proofErr w:type="spellStart"/>
       <w:r>
         <w:rPr>
           <w:rFonts w:hint="eastAsia"/>
         </w:rPr>
         <w:t>Kd</w:t>
       </w:r>
-      <w:proofErr w:type="spellEnd"/>
       <w:r>
         <w:rPr>
           <w:rFonts w:hint="eastAsia"/>
@@ -410,277 +839,7 @@
         <w:rPr>
           <w:rFonts w:hint="eastAsia"/>
         </w:rPr>
-        <w:t xml:space="preserve"> EC50</w:t>
-      </w:r>
-      <w:r>
-        <w:rPr>
-          <w:rFonts w:hint="eastAsia"/>
-        </w:rPr>
-        <w:t>。此外，所有目标蛋白质都应是人类或类似人类的蛋白质，因此在</w:t>
-      </w:r>
-      <w:r>
-        <w:rPr>
-          <w:rFonts w:hint="eastAsia"/>
-        </w:rPr>
-        <w:t xml:space="preserve"> </w:t>
-      </w:r>
-      <w:r>
-        <w:rPr>
-          <w:rFonts w:hint="eastAsia"/>
-        </w:rPr>
-        <w:t>“目标源生物</w:t>
-      </w:r>
-      <w:r>
-        <w:rPr>
-          <w:rFonts w:hint="eastAsia"/>
-        </w:rPr>
-        <w:t xml:space="preserve"> </w:t>
-      </w:r>
-      <w:r>
-        <w:rPr>
-          <w:rFonts w:hint="eastAsia"/>
-        </w:rPr>
-        <w:t>”属性中使用</w:t>
-      </w:r>
-      <w:r>
-        <w:rPr>
-          <w:rFonts w:hint="eastAsia"/>
-        </w:rPr>
-        <w:t xml:space="preserve"> </w:t>
-      </w:r>
-      <w:r>
-        <w:rPr>
-          <w:rFonts w:hint="eastAsia"/>
-        </w:rPr>
-        <w:t>“智人</w:t>
-      </w:r>
-      <w:r>
-        <w:rPr>
-          <w:rFonts w:hint="eastAsia"/>
-        </w:rPr>
-        <w:t xml:space="preserve"> </w:t>
-      </w:r>
-      <w:r>
-        <w:rPr>
-          <w:rFonts w:hint="eastAsia"/>
-        </w:rPr>
-        <w:t>”进行筛选。在排除了没有</w:t>
-      </w:r>
-      <w:r>
-        <w:rPr>
-          <w:rFonts w:hint="eastAsia"/>
-        </w:rPr>
-        <w:t xml:space="preserve"> </w:t>
-      </w:r>
-      <w:proofErr w:type="spellStart"/>
-      <w:r>
-        <w:rPr>
-          <w:rFonts w:hint="eastAsia"/>
-        </w:rPr>
-        <w:t>SwissProt</w:t>
-      </w:r>
-      <w:proofErr w:type="spellEnd"/>
-      <w:r>
-        <w:rPr>
-          <w:rFonts w:hint="eastAsia"/>
-        </w:rPr>
-        <w:t xml:space="preserve"> </w:t>
-      </w:r>
-      <w:r>
-        <w:rPr>
-          <w:rFonts w:hint="eastAsia"/>
-        </w:rPr>
-        <w:t>名称的蛋白质和</w:t>
-      </w:r>
-      <w:r>
-        <w:rPr>
-          <w:rFonts w:hint="eastAsia"/>
-        </w:rPr>
-        <w:t xml:space="preserve"> </w:t>
-      </w:r>
-      <w:proofErr w:type="spellStart"/>
-      <w:r>
-        <w:rPr>
-          <w:rFonts w:hint="eastAsia"/>
-        </w:rPr>
-        <w:t>RDKit</w:t>
-      </w:r>
-      <w:proofErr w:type="spellEnd"/>
-      <w:r>
-        <w:rPr>
-          <w:rFonts w:hint="eastAsia"/>
-        </w:rPr>
-        <w:t>[</w:t>
-      </w:r>
-      <w:proofErr w:type="spellStart"/>
-      <w:r>
-        <w:rPr>
-          <w:rFonts w:hint="eastAsia"/>
-        </w:rPr>
-        <w:t>ZeroBind</w:t>
-      </w:r>
-      <w:proofErr w:type="spellEnd"/>
-      <w:r>
-        <w:rPr>
-          <w:rFonts w:hint="eastAsia"/>
-        </w:rPr>
-        <w:t xml:space="preserve"> </w:t>
-      </w:r>
-      <w:r>
-        <w:rPr>
-          <w:rFonts w:hint="eastAsia"/>
-        </w:rPr>
-        <w:t>[</w:t>
-      </w:r>
-      <w:r>
-        <w:rPr>
-          <w:rFonts w:hint="eastAsia"/>
-        </w:rPr>
-        <w:t>44</w:t>
-      </w:r>
-      <w:r>
-        <w:rPr>
-          <w:rFonts w:hint="eastAsia"/>
-        </w:rPr>
-        <w:t>]]</w:t>
-      </w:r>
-      <w:r>
-        <w:rPr>
-          <w:rFonts w:hint="eastAsia"/>
-        </w:rPr>
-        <w:t xml:space="preserve"> </w:t>
-      </w:r>
-      <w:r>
-        <w:rPr>
-          <w:rFonts w:hint="eastAsia"/>
-        </w:rPr>
-        <w:t>无法处理的分子后，我们收集到了</w:t>
-      </w:r>
-      <w:r>
-        <w:rPr>
-          <w:rFonts w:hint="eastAsia"/>
-        </w:rPr>
-        <w:t xml:space="preserve"> 1,500,000 </w:t>
-      </w:r>
-      <w:r>
-        <w:rPr>
-          <w:rFonts w:hint="eastAsia"/>
-        </w:rPr>
-        <w:t>对蛋白质</w:t>
-      </w:r>
-      <w:r>
-        <w:rPr>
-          <w:rFonts w:hint="eastAsia"/>
-        </w:rPr>
-        <w:t>-</w:t>
-      </w:r>
-      <w:r>
-        <w:rPr>
-          <w:rFonts w:hint="eastAsia"/>
-        </w:rPr>
-        <w:t>药物配对。我们使用</w:t>
-      </w:r>
-      <w:r>
-        <w:rPr>
-          <w:rFonts w:hint="eastAsia"/>
-        </w:rPr>
-        <w:t xml:space="preserve"> AI-bind</w:t>
-      </w:r>
-      <w:r>
-        <w:rPr>
-          <w:rFonts w:hint="eastAsia"/>
-        </w:rPr>
-        <w:t>[</w:t>
-      </w:r>
-      <w:proofErr w:type="spellStart"/>
-      <w:r>
-        <w:rPr>
-          <w:rFonts w:hint="eastAsia"/>
-        </w:rPr>
-        <w:t>ZeroBind</w:t>
-      </w:r>
-      <w:proofErr w:type="spellEnd"/>
-      <w:r>
-        <w:rPr>
-          <w:rFonts w:hint="eastAsia"/>
-        </w:rPr>
-        <w:t xml:space="preserve"> </w:t>
-      </w:r>
-      <w:r>
-        <w:rPr>
-          <w:rFonts w:hint="eastAsia"/>
-        </w:rPr>
-        <w:t>[9]]</w:t>
-      </w:r>
-      <w:r>
-        <w:rPr>
-          <w:rFonts w:hint="eastAsia"/>
-        </w:rPr>
-        <w:t xml:space="preserve"> </w:t>
-      </w:r>
-      <w:r>
-        <w:rPr>
-          <w:rFonts w:hint="eastAsia"/>
-        </w:rPr>
-        <w:t>中的阈值，将动力学常数</w:t>
-      </w:r>
-      <w:r>
-        <w:rPr>
-          <w:rFonts w:hint="eastAsia"/>
-        </w:rPr>
-        <w:t xml:space="preserve"> Ki</w:t>
-      </w:r>
-      <w:r>
-        <w:rPr>
-          <w:rFonts w:hint="eastAsia"/>
-        </w:rPr>
-        <w:t>、</w:t>
-      </w:r>
-      <w:proofErr w:type="spellStart"/>
-      <w:r>
-        <w:rPr>
-          <w:rFonts w:hint="eastAsia"/>
-        </w:rPr>
-        <w:t>Kd</w:t>
-      </w:r>
-      <w:proofErr w:type="spellEnd"/>
-      <w:r>
-        <w:rPr>
-          <w:rFonts w:hint="eastAsia"/>
-        </w:rPr>
-        <w:t>、</w:t>
-      </w:r>
-      <w:r>
-        <w:rPr>
-          <w:rFonts w:hint="eastAsia"/>
-        </w:rPr>
-        <w:t xml:space="preserve">IC50 </w:t>
-      </w:r>
-      <w:r>
-        <w:rPr>
-          <w:rFonts w:hint="eastAsia"/>
-        </w:rPr>
-        <w:t>和</w:t>
-      </w:r>
-      <w:r>
-        <w:rPr>
-          <w:rFonts w:hint="eastAsia"/>
-        </w:rPr>
-        <w:t xml:space="preserve"> EC50&lt;1000 </w:t>
-      </w:r>
-      <w:proofErr w:type="spellStart"/>
-      <w:r>
-        <w:rPr>
-          <w:rFonts w:hint="eastAsia"/>
-        </w:rPr>
-        <w:t>nM</w:t>
-      </w:r>
-      <w:proofErr w:type="spellEnd"/>
-      <w:r>
-        <w:rPr>
-          <w:rFonts w:hint="eastAsia"/>
-        </w:rPr>
-        <w:t xml:space="preserve"> </w:t>
+        <w:t xml:space="preserve"> EC50&lt;1000 nM </w:t>
       </w:r>
       <w:r>
         <w:rPr>
@@ -705,21 +864,7 @@
         <w:rPr>
           <w:rFonts w:hint="eastAsia"/>
         </w:rPr>
-        <w:t xml:space="preserve"> </w:t>
-      </w:r>
-      <w:proofErr w:type="spellStart"/>
-      <w:r>
-        <w:rPr>
-          <w:rFonts w:hint="eastAsia"/>
-        </w:rPr>
-        <w:t>nM</w:t>
-      </w:r>
-      <w:proofErr w:type="spellEnd"/>
-      <w:r>
-        <w:rPr>
-          <w:rFonts w:hint="eastAsia"/>
-        </w:rPr>
-        <w:t xml:space="preserve"> </w:t>
+        <w:t xml:space="preserve"> nM </w:t>
       </w:r>
       <w:r>
         <w:rPr>
@@ -731,14 +876,7 @@
         <w:rPr>
           <w:rFonts w:hint="eastAsia"/>
         </w:rPr>
-        <w:t>[</w:t>
-      </w:r>
-      <w:proofErr w:type="spellStart"/>
-      <w:r>
-        <w:rPr>
-          <w:rFonts w:hint="eastAsia"/>
-        </w:rPr>
-        <w:t>Zero</w:t>
+        <w:t>[Zero</w:t>
       </w:r>
       <w:r>
         <w:rPr>
@@ -746,7 +884,6 @@
         </w:rPr>
         <w:t>Bind</w:t>
       </w:r>
-      <w:proofErr w:type="spellEnd"/>
       <w:r>
         <w:rPr>
           <w:rFonts w:hint="eastAsia"/>
@@ -778,14 +915,12 @@
       <w:pPr>
         <w:ind w:firstLineChars="200" w:firstLine="420"/>
       </w:pPr>
-      <w:proofErr w:type="spellStart"/>
       <w:r>
         <w:rPr>
           <w:rFonts w:hint="eastAsia"/>
         </w:rPr>
         <w:t>BindingDB</w:t>
       </w:r>
-      <w:proofErr w:type="spellEnd"/>
       <w:r>
         <w:rPr>
           <w:rFonts w:hint="eastAsia"/>
@@ -804,14 +939,12 @@
         </w:rPr>
         <w:t>配体结合数据知识库。我们从</w:t>
       </w:r>
-      <w:proofErr w:type="spellStart"/>
       <w:r>
         <w:rPr>
           <w:rFonts w:hint="eastAsia"/>
         </w:rPr>
         <w:t>BindingDB</w:t>
       </w:r>
-      <w:proofErr w:type="spellEnd"/>
       <w:proofErr w:type="gramStart"/>
       <w:r>
         <w:rPr>
@@ -862,14 +995,12 @@
         </w:rPr>
         <w:t>月的</w:t>
       </w:r>
-      <w:proofErr w:type="spellStart"/>
       <w:r>
         <w:rPr>
           <w:rFonts w:hint="eastAsia"/>
         </w:rPr>
         <w:t>BindingDB</w:t>
       </w:r>
-      <w:proofErr w:type="spellEnd"/>
       <w:r>
         <w:rPr>
           <w:rFonts w:hint="eastAsia"/>
@@ -896,6 +1027,7 @@
         <w:rPr>
           <w:rFonts w:hint="eastAsia"/>
         </w:rPr>
+        <w:lastRenderedPageBreak/>
         <w:t xml:space="preserve">3.2 </w:t>
       </w:r>
       <w:r>
@@ -950,14 +1082,12 @@
         </w:rPr>
         <w:t>）和慢解离动力学（</w:t>
       </w:r>
-      <w:proofErr w:type="spellStart"/>
       <w:r>
         <w:rPr>
           <w:rFonts w:hint="eastAsia"/>
         </w:rPr>
         <w:t>koff</w:t>
       </w:r>
-      <w:proofErr w:type="spellEnd"/>
       <w:r>
         <w:rPr>
           <w:rFonts w:hint="eastAsia"/>
@@ -1024,15 +1154,7 @@
         <w:t>几十年来，解离常数</w:t>
       </w:r>
       <w:r>
-        <w:t xml:space="preserve"> </w:t>
-      </w:r>
-      <w:proofErr w:type="spellStart"/>
-      <w:r>
-        <w:t>Kd</w:t>
-      </w:r>
-      <w:proofErr w:type="spellEnd"/>
-      <w:r>
-        <w:t xml:space="preserve"> </w:t>
+        <w:t xml:space="preserve"> Kd </w:t>
       </w:r>
       <w:r>
         <w:t>及其替代</w:t>
@@ -1074,13 +1196,8 @@
         <w:t>[bernetti2017]</w:t>
       </w:r>
       <w:r>
-        <w:t xml:space="preserve"> </w:t>
-      </w:r>
-      <w:proofErr w:type="spellStart"/>
-      <w:r>
-        <w:t>Kd</w:t>
-      </w:r>
-      <w:proofErr w:type="spellEnd"/>
+        <w:t xml:space="preserve"> Kd</w:t>
+      </w:r>
       <w:r>
         <w:rPr>
           <w:rFonts w:hint="eastAsia"/>
@@ -1111,14 +1228,7 @@
         <w:rPr>
           <w:rFonts w:hint="eastAsia"/>
         </w:rPr>
-        <w:t>受体相互作用的热力学研究需要对反应条件，进行仔细的标准化，这样才能对来自不同实验室的不同数据集进行有意义的比较。反</w:t>
-      </w:r>
-      <w:r>
-        <w:rPr>
-          <w:rFonts w:hint="eastAsia"/>
-        </w:rPr>
-        <w:lastRenderedPageBreak/>
-        <w:t>应条件，如温度及</w:t>
+        <w:t>受体相互作用的热力学研究需要对反应条件，进行仔细的标准化，这样才能对来自不同实验室的不同数据集进行有意义的比较。反应条件，如温度及</w:t>
       </w:r>
       <w:r>
         <w:rPr>
@@ -1242,42 +1352,36 @@
         </w:rPr>
         <w:t>数据集</w:t>
       </w:r>
-      <w:proofErr w:type="spellStart"/>
       <w:r>
         <w:rPr>
           <w:rFonts w:hint="eastAsia"/>
         </w:rPr>
         <w:t>bindingd</w:t>
       </w:r>
-      <w:proofErr w:type="spellEnd"/>
       <w:r>
         <w:rPr>
           <w:rFonts w:hint="eastAsia"/>
         </w:rPr>
         <w:t>是相对无噪声的。为了整合数据集</w:t>
       </w:r>
-      <w:proofErr w:type="spellStart"/>
       <w:r>
         <w:rPr>
           <w:rFonts w:hint="eastAsia"/>
         </w:rPr>
         <w:t>bindingdb</w:t>
       </w:r>
-      <w:proofErr w:type="spellEnd"/>
       <w:r>
         <w:rPr>
           <w:rFonts w:hint="eastAsia"/>
         </w:rPr>
         <w:t>中的相互作用模式及</w:t>
       </w:r>
-      <w:proofErr w:type="spellStart"/>
       <w:r>
         <w:rPr>
           <w:rFonts w:hint="eastAsia"/>
         </w:rPr>
         <w:t>BindingDb</w:t>
       </w:r>
-      <w:proofErr w:type="spellEnd"/>
       <w:r>
         <w:rPr>
           <w:rFonts w:hint="eastAsia"/>
@@ -1337,7 +1441,7 @@
       <w:pPr>
         <w:ind w:firstLineChars="200" w:firstLine="420"/>
         <w:rPr>
-          <w:rFonts w:ascii="宋体" w:eastAsia="宋体" w:hAnsi="宋体" w:cs="宋体" w:hint="eastAsia"/>
+          <w:rFonts w:ascii="SimSun" w:eastAsia="SimSun" w:hAnsi="SimSun" w:cs="SimSun"/>
           <w:sz w:val="24"/>
         </w:rPr>
       </w:pPr>
@@ -1483,14 +1587,12 @@
         </w:rPr>
         <w:t>通常用解离常数（</w:t>
       </w:r>
-      <w:proofErr w:type="spellStart"/>
       <w:r>
         <w:rPr>
           <w:rFonts w:hint="eastAsia"/>
         </w:rPr>
         <w:t>Kd</w:t>
       </w:r>
-      <w:proofErr w:type="spellEnd"/>
       <w:r>
         <w:rPr>
           <w:rFonts w:hint="eastAsia"/>
@@ -1559,34 +1661,24 @@
         </w:rPr>
         <w:t>但是，由于实验条件不一致等原因，尽管该分类标签大多是依据</w:t>
       </w:r>
-      <w:proofErr w:type="spellStart"/>
       <w:r>
         <w:rPr>
           <w:rStyle w:val="HTML"/>
-          <w:rFonts w:ascii="宋体" w:eastAsia="宋体" w:hAnsi="宋体" w:cs="宋体"/>
+          <w:rFonts w:ascii="SimSun" w:eastAsia="SimSun" w:hAnsi="SimSun" w:cs="SimSun"/>
           <w:sz w:val="24"/>
         </w:rPr>
-        <w:t>Kd</w:t>
-      </w:r>
-      <w:proofErr w:type="spellEnd"/>
-      <w:r>
-        <w:rPr>
-          <w:rStyle w:val="HTML"/>
-          <w:rFonts w:ascii="宋体" w:eastAsia="宋体" w:hAnsi="宋体" w:cs="宋体"/>
+        <w:t>Kd, IC50, Ki, EC50</w:t>
+      </w:r>
+      <w:r>
+        <w:rPr>
+          <w:rFonts w:ascii="SimSun" w:eastAsia="SimSun" w:hAnsi="SimSun" w:cs="SimSun"/>
           <w:sz w:val="24"/>
         </w:rPr>
-        <w:t>, IC50, Ki, EC50</w:t>
-      </w:r>
-      <w:r>
-        <w:rPr>
-          <w:rFonts w:ascii="宋体" w:eastAsia="宋体" w:hAnsi="宋体" w:cs="宋体"/>
-          <w:sz w:val="24"/>
-        </w:rPr>
         <w:t>的值</w:t>
       </w:r>
       <w:r>
         <w:rPr>
-          <w:rFonts w:ascii="宋体" w:eastAsia="宋体" w:hAnsi="宋体" w:cs="宋体" w:hint="eastAsia"/>
+          <w:rFonts w:ascii="SimSun" w:eastAsia="SimSun" w:hAnsi="SimSun" w:cs="SimSun" w:hint="eastAsia"/>
           <w:sz w:val="24"/>
         </w:rPr>
         <w:t>进行设定，但是关于阈值的设置并未统一[2 阈值的选择标准]。例如，[oup-accepted-manuscript-2016]使用其固定的阈值进行二分类。而[jain1996]使用统计模型优化阈值。因此，为了识别新数据集中的实验测定值与相互作用模式之间的阈值关系，减少数据融合所带来的冲突，我们使用决策树及逻辑回归对数据中潜在的阈值关系进行学习，并采用异常检测剔除异常数据。</w:t>
@@ -1596,7 +1688,7 @@
       <w:pPr>
         <w:ind w:firstLineChars="200" w:firstLine="420"/>
         <w:rPr>
-          <w:rFonts w:eastAsia="宋体"/>
+          <w:rFonts w:eastAsia="SimSun"/>
         </w:rPr>
       </w:pPr>
     </w:p>
@@ -1670,19 +1762,12 @@
         </w:rPr>
         <w:t>和</w:t>
       </w:r>
-      <w:proofErr w:type="spellStart"/>
+      <w:r>
+        <w:t>BindGPT[</w:t>
+      </w:r>
       <w:r>
         <w:t>BindGPT</w:t>
       </w:r>
-      <w:proofErr w:type="spellEnd"/>
-      <w:r>
-        <w:t>[</w:t>
-      </w:r>
-      <w:proofErr w:type="spellStart"/>
-      <w:r>
-        <w:t>BindGPT</w:t>
-      </w:r>
-      <w:proofErr w:type="spellEnd"/>
       <w:r>
         <w:t>]</w:t>
       </w:r>
@@ -1719,6 +1804,7 @@
         <w:rPr>
           <w:rFonts w:hint="eastAsia"/>
         </w:rPr>
+        <w:lastRenderedPageBreak/>
         <w:t>4.</w:t>
       </w:r>
       <w:r>
@@ -1750,49 +1836,80 @@
         </w:rPr>
         <w:t>(1)</w:t>
       </w:r>
-      <w:proofErr w:type="spellStart"/>
-      <w:r>
-        <w:rPr>
-          <w:rFonts w:hint="eastAsia"/>
-        </w:rPr>
-        <w:t>drugVQA</w:t>
-      </w:r>
-      <w:proofErr w:type="spellEnd"/>
+      <w:r>
+        <w:rPr>
+          <w:rFonts w:hint="eastAsia"/>
+        </w:rPr>
+        <w:t>drugVQA(</w:t>
+      </w:r>
+      <w:r>
+        <w:rPr>
+          <w:rFonts w:hint="eastAsia"/>
+        </w:rPr>
+        <w:t>2020</w:t>
+      </w:r>
+      <w:r>
+        <w:rPr>
+          <w:rFonts w:hint="eastAsia"/>
+        </w:rPr>
+        <w:t xml:space="preserve">Nature machine intelligence: </w:t>
+      </w:r>
+      <w:r>
+        <w:t>Predicting drug</w:t>
+      </w:r>
+      <w:r>
+        <w:rPr>
+          <w:rFonts w:hint="eastAsia"/>
+        </w:rPr>
+        <w:t>-</w:t>
+      </w:r>
+      <w:r>
+        <w:t>protein interaction using quasivisual</w:t>
+      </w:r>
+      <w:r>
+        <w:rPr>
+          <w:rFonts w:hint="eastAsia"/>
+        </w:rPr>
+        <w:t xml:space="preserve"> </w:t>
+      </w:r>
+      <w:r>
+        <w:t>question answering system</w:t>
+      </w:r>
+      <w:r>
+        <w:rPr>
+          <w:rFonts w:hint="eastAsia"/>
+        </w:rPr>
+        <w:t>)</w:t>
+      </w:r>
+    </w:p>
+    <w:p/>
+    <w:p>
       <w:r>
         <w:rPr>
           <w:rFonts w:hint="eastAsia"/>
         </w:rPr>
         <w:t>(</w:t>
       </w:r>
-      <w:r>
-        <w:rPr>
-          <w:rFonts w:hint="eastAsia"/>
-        </w:rPr>
-        <w:t>2020</w:t>
-      </w:r>
-      <w:r>
-        <w:rPr>
-          <w:rFonts w:hint="eastAsia"/>
-        </w:rPr>
-        <w:t xml:space="preserve">Nature machine intelligence: </w:t>
-      </w:r>
-      <w:r>
-        <w:t>Predicting drug</w:t>
-      </w:r>
-      <w:r>
-        <w:rPr>
-          <w:rFonts w:hint="eastAsia"/>
-        </w:rPr>
-        <w:t>-</w:t>
-      </w:r>
-      <w:r>
-        <w:t xml:space="preserve">protein interaction using </w:t>
-      </w:r>
-      <w:proofErr w:type="spellStart"/>
-      <w:r>
-        <w:t>quasivisual</w:t>
-      </w:r>
-      <w:proofErr w:type="spellEnd"/>
+      <w:proofErr w:type="gramStart"/>
+      <w:r>
+        <w:rPr>
+          <w:rFonts w:hint="eastAsia"/>
+        </w:rPr>
+        <w:t>2)</w:t>
+      </w:r>
+      <w:r>
+        <w:rPr>
+          <w:rFonts w:hint="eastAsia"/>
+        </w:rPr>
+        <w:t>DrugBAN</w:t>
+      </w:r>
+      <w:proofErr w:type="gramEnd"/>
+      <w:r>
+        <w:rPr>
+          <w:rFonts w:hint="eastAsia"/>
+        </w:rPr>
+        <w:t>(2023</w:t>
+      </w:r>
       <w:r>
         <w:rPr>
           <w:rFonts w:hint="eastAsia"/>
@@ -1800,65 +1917,11 @@
         <w:t xml:space="preserve"> </w:t>
       </w:r>
       <w:r>
-        <w:t>question answering system</w:t>
-      </w:r>
-      <w:r>
-        <w:rPr>
-          <w:rFonts w:hint="eastAsia"/>
-        </w:rPr>
-        <w:t>)</w:t>
-      </w:r>
-    </w:p>
-    <w:p/>
-    <w:p>
-      <w:r>
-        <w:rPr>
-          <w:rFonts w:hint="eastAsia"/>
-        </w:rPr>
-        <w:t>(</w:t>
-      </w:r>
-      <w:proofErr w:type="gramStart"/>
-      <w:r>
-        <w:rPr>
-          <w:rFonts w:hint="eastAsia"/>
-        </w:rPr>
-        <w:t>2)</w:t>
-      </w:r>
-      <w:proofErr w:type="spellStart"/>
-      <w:r>
-        <w:rPr>
-          <w:rFonts w:hint="eastAsia"/>
-        </w:rPr>
-        <w:t>DrugBAN</w:t>
-      </w:r>
-      <w:proofErr w:type="spellEnd"/>
-      <w:proofErr w:type="gramEnd"/>
-      <w:r>
-        <w:rPr>
-          <w:rFonts w:hint="eastAsia"/>
-        </w:rPr>
-        <w:t>(2023</w:t>
-      </w:r>
-      <w:r>
-        <w:rPr>
-          <w:rFonts w:hint="eastAsia"/>
-        </w:rPr>
-        <w:t xml:space="preserve"> </w:t>
-      </w:r>
-      <w:r>
-        <w:rPr>
-          <w:rFonts w:hint="eastAsia"/>
-        </w:rPr>
-        <w:t xml:space="preserve">Nature machine </w:t>
-      </w:r>
-      <w:proofErr w:type="spellStart"/>
-      <w:r>
-        <w:rPr>
-          <w:rFonts w:hint="eastAsia"/>
-        </w:rPr>
-        <w:t>intelligence:DrugBAN</w:t>
-      </w:r>
-      <w:proofErr w:type="spellEnd"/>
+        <w:rPr>
+          <w:rFonts w:hint="eastAsia"/>
+        </w:rPr>
+        <w:t>Nature machine intelligence:DrugBAN</w:t>
+      </w:r>
       <w:r>
         <w:rPr>
           <w:rFonts w:hint="eastAsia"/>
@@ -1883,14 +1946,12 @@
         </w:rPr>
         <w:t>3)</w:t>
       </w:r>
-      <w:proofErr w:type="spellStart"/>
       <w:r>
         <w:rPr>
           <w:rFonts w:hint="eastAsia"/>
         </w:rPr>
         <w:t>mlanDTI</w:t>
       </w:r>
-      <w:proofErr w:type="spellEnd"/>
       <w:proofErr w:type="gramEnd"/>
       <w:r>
         <w:rPr>
@@ -1913,7 +1974,6 @@
         <w:rPr>
           <w:rFonts w:hint="eastAsia"/>
         </w:rPr>
-        <w:lastRenderedPageBreak/>
         <w:t>(</w:t>
       </w:r>
       <w:proofErr w:type="gramStart"/>
@@ -1923,14 +1983,12 @@
         </w:rPr>
         <w:t>4)</w:t>
       </w:r>
-      <w:proofErr w:type="spellStart"/>
       <w:r>
         <w:rPr>
           <w:rFonts w:hint="eastAsia"/>
         </w:rPr>
         <w:t>PretrainDPI</w:t>
       </w:r>
-      <w:proofErr w:type="spellEnd"/>
       <w:proofErr w:type="gramEnd"/>
       <w:r>
         <w:rPr>
@@ -2072,7 +2130,15 @@
       </w:r>
       <w:proofErr w:type="gramEnd"/>
       <w:r>
-        <w:t>和结合熵可能对结合自由能产生积极或消极的影响，进而影响结合亲和力。</w:t>
+        <w:t>和结合</w:t>
+      </w:r>
+      <w:proofErr w:type="gramStart"/>
+      <w:r>
+        <w:t>熵</w:t>
+      </w:r>
+      <w:proofErr w:type="gramEnd"/>
+      <w:r>
+        <w:t>可能对结合自由能产生积极或消极的影响，进而影响结合亲和力。</w:t>
       </w:r>
       <w:r>
         <w:rPr>
@@ -2257,8 +2323,13 @@
         <w:t>——</w:t>
       </w:r>
       <w:r>
-        <w:t>导致了剧烈的焓</w:t>
-      </w:r>
+        <w:t>导致了剧烈的</w:t>
+      </w:r>
+      <w:proofErr w:type="gramStart"/>
+      <w:r>
+        <w:t>焓</w:t>
+      </w:r>
+      <w:proofErr w:type="gramEnd"/>
       <w:r>
         <w:rPr>
           <w:rFonts w:hint="eastAsia"/>
@@ -2380,7 +2451,7 @@
   <w:docDefaults>
     <w:rPrDefault>
       <w:rPr>
-        <w:rFonts w:ascii="Times New Roman" w:eastAsia="宋体" w:hAnsi="Times New Roman" w:cs="Times New Roman"/>
+        <w:rFonts w:ascii="Times New Roman" w:eastAsia="SimSun" w:hAnsi="Times New Roman" w:cs="Times New Roman"/>
         <w:lang w:val="en-US" w:eastAsia="zh-CN" w:bidi="ar-SA"/>
       </w:rPr>
     </w:rPrDefault>
@@ -2691,7 +2762,6 @@
   <w:style w:type="character" w:default="1" w:styleId="a0">
     <w:name w:val="Default Paragraph Font"/>
     <w:uiPriority w:val="1"/>
-    <w:semiHidden/>
     <w:unhideWhenUsed/>
   </w:style>
   <w:style w:type="table" w:default="1" w:styleId="a1">

--- a/论文原稿.docx
+++ b/论文原稿.docx
@@ -21,15 +21,7 @@
         <w:ind w:firstLine="420"/>
       </w:pPr>
       <w:r>
-        <w:t>在生物大分子中，蛋白质是一类特别引人关注的类别，因为它们参与了从结构和机械角色到信号传递和调节功能的大量细胞过程。为了发挥其生物学功能，蛋白质通常需要与其</w:t>
-      </w:r>
-      <w:proofErr w:type="gramStart"/>
-      <w:r>
-        <w:t>他分子</w:t>
-      </w:r>
-      <w:proofErr w:type="gramEnd"/>
-      <w:r>
-        <w:t>直接相互作用，包括蛋白质</w:t>
+        <w:t>在生物大分子中，蛋白质是一类特别引人关注的类别，因为它们参与了从结构和机械角色到信号传递和调节功能的大量细胞过程。为了发挥其生物学功能，蛋白质通常需要与其他分子直接相互作用，包括蛋白质</w:t>
       </w:r>
       <w:r>
         <w:t>/</w:t>
@@ -144,11 +136,6 @@
       </w:r>
     </w:p>
     <w:p>
-      <w:pPr>
-        <w:rPr>
-          <w:rFonts w:hint="eastAsia"/>
-        </w:rPr>
-      </w:pPr>
       <w:r>
         <w:rPr>
           <w:rFonts w:hint="eastAsia"/>
@@ -160,260 +147,6 @@
           <w:rFonts w:hint="eastAsia"/>
         </w:rPr>
         <w:t>数据整理及模型训练</w:t>
-      </w:r>
-    </w:p>
-    <w:p>
-      <w:pPr>
-        <w:ind w:firstLine="420"/>
-        <w:rPr>
-          <w:rFonts w:hint="eastAsia"/>
-        </w:rPr>
-      </w:pPr>
-      <w:r>
-        <w:rPr>
-          <w:rFonts w:hint="eastAsia"/>
-        </w:rPr>
-        <w:t>许多研究声称，他们的方法现在可以在特定的验证设置下有效地筛选大多数相互作用和非相互作用配对。然而，有大量证据表明，由于特定的验证条件，这些说法被高估了</w:t>
-      </w:r>
-      <w:r>
-        <w:rPr>
-          <w:rFonts w:hint="eastAsia"/>
-        </w:rPr>
-        <w:t>[</w:t>
-      </w:r>
-      <w:r>
-        <w:t>Bernett J, Blumenthal DB, List M: Cracking the black box of</w:t>
-      </w:r>
-      <w:r>
-        <w:rPr>
-          <w:rFonts w:hint="eastAsia"/>
-        </w:rPr>
-        <w:t xml:space="preserve"> </w:t>
-      </w:r>
-      <w:r>
-        <w:t>deep sequence-based protein–protein interaction prediction.Briefings Bioinf 2024, 25, bbae076.</w:t>
-      </w:r>
-      <w:r>
-        <w:rPr>
-          <w:rFonts w:hint="eastAsia"/>
-        </w:rPr>
-        <w:t>]</w:t>
-      </w:r>
-      <w:r>
-        <w:rPr>
-          <w:rFonts w:hint="eastAsia"/>
-        </w:rPr>
-        <w:t>。</w:t>
-      </w:r>
-      <w:r>
-        <w:rPr>
-          <w:rFonts w:hint="eastAsia"/>
-        </w:rPr>
-        <w:t>[</w:t>
-      </w:r>
-      <w:r>
-        <w:t>S0959440X24002082</w:t>
-      </w:r>
-      <w:r>
-        <w:rPr>
-          <w:rFonts w:hint="eastAsia"/>
-        </w:rPr>
-        <w:t>]</w:t>
-      </w:r>
-      <w:r>
-        <w:rPr>
-          <w:rFonts w:hint="eastAsia"/>
-        </w:rPr>
-        <w:t>中提到，</w:t>
-      </w:r>
-      <w:r>
-        <w:rPr>
-          <w:rFonts w:hint="eastAsia"/>
-        </w:rPr>
-        <w:t>数据</w:t>
-      </w:r>
-      <w:proofErr w:type="gramStart"/>
-      <w:r>
-        <w:rPr>
-          <w:rFonts w:hint="eastAsia"/>
-        </w:rPr>
-        <w:t>集准备</w:t>
-      </w:r>
-      <w:proofErr w:type="gramEnd"/>
-      <w:r>
-        <w:rPr>
-          <w:rFonts w:hint="eastAsia"/>
-        </w:rPr>
-        <w:t>过程中</w:t>
-      </w:r>
-      <w:r>
-        <w:rPr>
-          <w:rFonts w:hint="eastAsia"/>
-        </w:rPr>
-        <w:t>存在</w:t>
-      </w:r>
-      <w:r>
-        <w:rPr>
-          <w:rFonts w:hint="eastAsia"/>
-        </w:rPr>
-        <w:t>关键领域需要改进，</w:t>
-      </w:r>
-      <w:r>
-        <w:rPr>
-          <w:rFonts w:hint="eastAsia"/>
-        </w:rPr>
-        <w:t>以便开发出更具通用性的</w:t>
-      </w:r>
-      <w:r>
-        <w:rPr>
-          <w:rFonts w:hint="eastAsia"/>
-        </w:rPr>
-        <w:t>药物</w:t>
-      </w:r>
-      <w:r>
-        <w:rPr>
-          <w:rFonts w:hint="eastAsia"/>
-        </w:rPr>
-        <w:t>-</w:t>
-      </w:r>
-      <w:r>
-        <w:rPr>
-          <w:rFonts w:hint="eastAsia"/>
-        </w:rPr>
-        <w:t>目标相互作用预测</w:t>
-      </w:r>
-      <w:r>
-        <w:rPr>
-          <w:rFonts w:hint="eastAsia"/>
-        </w:rPr>
-        <w:t>模型。</w:t>
-      </w:r>
-      <w:r>
-        <w:rPr>
-          <w:rFonts w:hint="eastAsia"/>
-        </w:rPr>
-        <w:t>首要的就是</w:t>
-      </w:r>
-      <w:r>
-        <w:t>实验测定值的变动性导致数据标签的不确定性</w:t>
-      </w:r>
-      <w:r>
-        <w:rPr>
-          <w:rFonts w:hint="eastAsia"/>
-        </w:rPr>
-        <w:t>。即，</w:t>
-      </w:r>
-      <w:r>
-        <w:rPr>
-          <w:rFonts w:hint="eastAsia"/>
-        </w:rPr>
-        <w:t>不同</w:t>
-      </w:r>
-      <w:r>
-        <w:rPr>
-          <w:rFonts w:hint="eastAsia"/>
-        </w:rPr>
-        <w:t>反应</w:t>
-      </w:r>
-      <w:r>
-        <w:rPr>
-          <w:rFonts w:hint="eastAsia"/>
-        </w:rPr>
-        <w:t>条件（如</w:t>
-      </w:r>
-      <w:r>
-        <w:rPr>
-          <w:rFonts w:hint="eastAsia"/>
-        </w:rPr>
-        <w:t>酸碱度</w:t>
-      </w:r>
-      <w:r>
-        <w:rPr>
-          <w:rFonts w:hint="eastAsia"/>
-        </w:rPr>
-        <w:t>、温度</w:t>
-      </w:r>
-      <w:r>
-        <w:rPr>
-          <w:rFonts w:hint="eastAsia"/>
-        </w:rPr>
-        <w:t>等</w:t>
-      </w:r>
-      <w:r>
-        <w:rPr>
-          <w:rFonts w:hint="eastAsia"/>
-        </w:rPr>
-        <w:t>）可能导致不同的</w:t>
-      </w:r>
-      <w:r>
-        <w:rPr>
-          <w:rFonts w:hint="eastAsia"/>
-        </w:rPr>
-        <w:t>测定值。以及，</w:t>
-      </w:r>
-      <w:r>
-        <w:rPr>
-          <w:rFonts w:hint="eastAsia"/>
-        </w:rPr>
-        <w:t>基于</w:t>
-      </w:r>
-      <w:r>
-        <w:rPr>
-          <w:rFonts w:hint="eastAsia"/>
-        </w:rPr>
-        <w:t>连续的测定值，是否亲和的</w:t>
-      </w:r>
-      <w:r>
-        <w:rPr>
-          <w:rFonts w:hint="eastAsia"/>
-        </w:rPr>
-        <w:t>划分标准具有主观性和任意性。</w:t>
-      </w:r>
-      <w:r>
-        <w:rPr>
-          <w:rFonts w:hint="eastAsia"/>
-        </w:rPr>
-        <w:t>这些情况导致模型</w:t>
-      </w:r>
-      <w:r>
-        <w:t>可能无法准确学习亲和力的真实分布，而是受到人为设定的阈值影响。</w:t>
-      </w:r>
-      <w:r>
-        <w:rPr>
-          <w:rFonts w:hint="eastAsia"/>
-        </w:rPr>
-        <w:t xml:space="preserve"> </w:t>
-      </w:r>
-    </w:p>
-    <w:p>
-      <w:pPr>
-        <w:rPr>
-          <w:rFonts w:hint="eastAsia"/>
-        </w:rPr>
-      </w:pPr>
-      <w:r>
-        <w:tab/>
-      </w:r>
-    </w:p>
-    <w:p>
-      <w:pPr>
-        <w:rPr>
-          <w:rFonts w:hint="eastAsia"/>
-        </w:rPr>
-      </w:pPr>
-    </w:p>
-    <w:p>
-      <w:r>
-        <w:rPr>
-          <w:rFonts w:hint="eastAsia"/>
-        </w:rPr>
-        <w:t>3.1</w:t>
-      </w:r>
-      <w:r>
-        <w:rPr>
-          <w:rFonts w:hint="eastAsia"/>
-        </w:rPr>
-        <w:t>数据整理</w:t>
       </w:r>
     </w:p>
     <w:p>
@@ -424,13 +157,16 @@
         <w:rPr>
           <w:rFonts w:hint="eastAsia"/>
         </w:rPr>
-        <w:t>BindingDB</w:t>
-      </w:r>
-      <w:r>
-        <w:rPr>
-          <w:rFonts w:hint="eastAsia"/>
-        </w:rPr>
-        <w:t>[ZeroBind[12]]</w:t>
+        <w:t>许多研究声称，他们的方法现在可以在特定的验证设置下有效地筛选大多数相互作用和非相互作用配对。然而，有大量证据表明，由于特定的验证条件，这些说法被高估了</w:t>
+      </w:r>
+      <w:r>
+        <w:rPr>
+          <w:rFonts w:hint="eastAsia"/>
+        </w:rPr>
+        <w:t>[</w:t>
+      </w:r>
+      <w:r>
+        <w:t>Bernett J, Blumenthal DB, List M: Cracking the black box of</w:t>
       </w:r>
       <w:r>
         <w:rPr>
@@ -439,42 +175,70 @@
         <w:t xml:space="preserve"> </w:t>
       </w:r>
       <w:r>
-        <w:rPr>
-          <w:rFonts w:hint="eastAsia"/>
-        </w:rPr>
-        <w:t>是一个</w:t>
-      </w:r>
-      <w:r>
-        <w:rPr>
-          <w:rFonts w:hint="eastAsia"/>
-        </w:rPr>
-        <w:t xml:space="preserve"> DTI </w:t>
-      </w:r>
-      <w:r>
-        <w:rPr>
-          <w:rFonts w:hint="eastAsia"/>
-        </w:rPr>
-        <w:t>相互作用公共数据库，其中存储了药物（类药物分子）与靶蛋白之间的结合亲和力数据。该数据库目前包含超过</w:t>
-      </w:r>
-      <w:r>
-        <w:rPr>
-          <w:rFonts w:hint="eastAsia"/>
-        </w:rPr>
-        <w:t xml:space="preserve"> 2,600,000 </w:t>
-      </w:r>
-      <w:proofErr w:type="gramStart"/>
-      <w:r>
-        <w:rPr>
-          <w:rFonts w:hint="eastAsia"/>
-        </w:rPr>
-        <w:t>个</w:t>
-      </w:r>
-      <w:proofErr w:type="gramEnd"/>
-      <w:r>
-        <w:rPr>
-          <w:rFonts w:hint="eastAsia"/>
-        </w:rPr>
-        <w:t>经实验测定的蛋白质</w:t>
+        <w:t>deep sequence-based protein–protein interaction prediction.Briefings Bioinf 2024, 25, bbae076.</w:t>
+      </w:r>
+      <w:r>
+        <w:rPr>
+          <w:rFonts w:hint="eastAsia"/>
+        </w:rPr>
+        <w:t>]</w:t>
+      </w:r>
+      <w:r>
+        <w:rPr>
+          <w:rFonts w:hint="eastAsia"/>
+        </w:rPr>
+        <w:t>。</w:t>
+      </w:r>
+      <w:r>
+        <w:rPr>
+          <w:rFonts w:hint="eastAsia"/>
+        </w:rPr>
+        <w:t>[</w:t>
+      </w:r>
+      <w:r>
+        <w:t>S0959440X24002082</w:t>
+      </w:r>
+      <w:r>
+        <w:rPr>
+          <w:rFonts w:hint="eastAsia"/>
+        </w:rPr>
+        <w:t>]</w:t>
+      </w:r>
+      <w:r>
+        <w:rPr>
+          <w:rFonts w:hint="eastAsia"/>
+        </w:rPr>
+        <w:t>中提到，</w:t>
+      </w:r>
+      <w:r>
+        <w:rPr>
+          <w:rFonts w:hint="eastAsia"/>
+        </w:rPr>
+        <w:t>数据集准备过程中</w:t>
+      </w:r>
+      <w:r>
+        <w:rPr>
+          <w:rFonts w:hint="eastAsia"/>
+        </w:rPr>
+        <w:t>存在</w:t>
+      </w:r>
+      <w:r>
+        <w:rPr>
+          <w:rFonts w:hint="eastAsia"/>
+        </w:rPr>
+        <w:t>关键领域需要改进，</w:t>
+      </w:r>
+      <w:r>
+        <w:rPr>
+          <w:rFonts w:hint="eastAsia"/>
+        </w:rPr>
+        <w:t>以便开发出更具通用性的</w:t>
+      </w:r>
+      <w:r>
+        <w:rPr>
+          <w:rFonts w:hint="eastAsia"/>
+        </w:rPr>
+        <w:t>药物</w:t>
       </w:r>
       <w:r>
         <w:rPr>
@@ -486,31 +250,129 @@
         <w:rPr>
           <w:rFonts w:hint="eastAsia"/>
         </w:rPr>
-        <w:t>药物复合物的结合亲和力，涉及</w:t>
-      </w:r>
-      <w:r>
-        <w:rPr>
-          <w:rFonts w:hint="eastAsia"/>
-        </w:rPr>
-        <w:t xml:space="preserve"> 8,000 </w:t>
-      </w:r>
-      <w:r>
-        <w:rPr>
-          <w:rFonts w:hint="eastAsia"/>
-        </w:rPr>
-        <w:t>多个蛋白质靶点和</w:t>
-      </w:r>
-      <w:r>
-        <w:rPr>
-          <w:rFonts w:hint="eastAsia"/>
-        </w:rPr>
-        <w:t xml:space="preserve"> 1,100,000 </w:t>
-      </w:r>
-      <w:r>
-        <w:rPr>
-          <w:rFonts w:hint="eastAsia"/>
-        </w:rPr>
-        <w:t>多种小分子。</w:t>
+        <w:t>目标相互作用预测</w:t>
+      </w:r>
+      <w:r>
+        <w:rPr>
+          <w:rFonts w:hint="eastAsia"/>
+        </w:rPr>
+        <w:t>模型。</w:t>
+      </w:r>
+      <w:r>
+        <w:rPr>
+          <w:rFonts w:hint="eastAsia"/>
+        </w:rPr>
+        <w:t>首要的就是</w:t>
+      </w:r>
+      <w:r>
+        <w:t>实验测定值的变动性导致数据标签的不确定性</w:t>
+      </w:r>
+      <w:r>
+        <w:rPr>
+          <w:rFonts w:hint="eastAsia"/>
+        </w:rPr>
+        <w:t>。即，</w:t>
+      </w:r>
+      <w:r>
+        <w:rPr>
+          <w:rFonts w:hint="eastAsia"/>
+        </w:rPr>
+        <w:t>不同</w:t>
+      </w:r>
+      <w:r>
+        <w:rPr>
+          <w:rFonts w:hint="eastAsia"/>
+        </w:rPr>
+        <w:t>反应</w:t>
+      </w:r>
+      <w:r>
+        <w:rPr>
+          <w:rFonts w:hint="eastAsia"/>
+        </w:rPr>
+        <w:t>条件（如</w:t>
+      </w:r>
+      <w:r>
+        <w:rPr>
+          <w:rFonts w:hint="eastAsia"/>
+        </w:rPr>
+        <w:t>酸碱度</w:t>
+      </w:r>
+      <w:r>
+        <w:rPr>
+          <w:rFonts w:hint="eastAsia"/>
+        </w:rPr>
+        <w:t>、温度</w:t>
+      </w:r>
+      <w:r>
+        <w:rPr>
+          <w:rFonts w:hint="eastAsia"/>
+        </w:rPr>
+        <w:t>等</w:t>
+      </w:r>
+      <w:r>
+        <w:rPr>
+          <w:rFonts w:hint="eastAsia"/>
+        </w:rPr>
+        <w:t>）可能导致不同的</w:t>
+      </w:r>
+      <w:r>
+        <w:rPr>
+          <w:rFonts w:hint="eastAsia"/>
+        </w:rPr>
+        <w:t>测定值。以及，</w:t>
+      </w:r>
+      <w:r>
+        <w:rPr>
+          <w:rFonts w:hint="eastAsia"/>
+        </w:rPr>
+        <w:t>基于</w:t>
+      </w:r>
+      <w:r>
+        <w:rPr>
+          <w:rFonts w:hint="eastAsia"/>
+        </w:rPr>
+        <w:t>连续的测定值，是否亲和的</w:t>
+      </w:r>
+      <w:r>
+        <w:rPr>
+          <w:rFonts w:hint="eastAsia"/>
+        </w:rPr>
+        <w:t>划分标准具有主观性和任意性。</w:t>
+      </w:r>
+      <w:r>
+        <w:rPr>
+          <w:rFonts w:hint="eastAsia"/>
+        </w:rPr>
+        <w:t>这些情况导致模型</w:t>
+      </w:r>
+      <w:r>
+        <w:t>可能无法准确学习亲和力的真实分布，而是受到人为设定的阈值影响。</w:t>
+      </w:r>
+      <w:r>
+        <w:rPr>
+          <w:rFonts w:hint="eastAsia"/>
+        </w:rPr>
+        <w:t xml:space="preserve"> </w:t>
+      </w:r>
+    </w:p>
+    <w:p>
+      <w:r>
+        <w:tab/>
+      </w:r>
+    </w:p>
+    <w:p/>
+    <w:p>
+      <w:r>
+        <w:rPr>
+          <w:rFonts w:hint="eastAsia"/>
+        </w:rPr>
+        <w:t>3.1</w:t>
+      </w:r>
+      <w:r>
+        <w:rPr>
+          <w:rFonts w:hint="eastAsia"/>
+        </w:rPr>
+        <w:t>数据整理</w:t>
       </w:r>
     </w:p>
     <w:p>
@@ -521,19 +383,13 @@
         <w:rPr>
           <w:rFonts w:hint="eastAsia"/>
         </w:rPr>
-        <w:t>为了创建</w:t>
-      </w:r>
-      <w:r>
-        <w:rPr>
-          <w:rFonts w:hint="eastAsia"/>
-        </w:rPr>
-        <w:t xml:space="preserve"> ZeroBind </w:t>
-      </w:r>
-      <w:r>
-        <w:rPr>
-          <w:rFonts w:hint="eastAsia"/>
-        </w:rPr>
-        <w:t>的训练和测试数据集，我们采用了多个过滤和预处理步骤来创建高质量的基准数据集。首先，数据点的</w:t>
+        <w:t>BindingDB</w:t>
+      </w:r>
+      <w:r>
+        <w:rPr>
+          <w:rFonts w:hint="eastAsia"/>
+        </w:rPr>
+        <w:t>[ZeroBind[12]]</w:t>
       </w:r>
       <w:r>
         <w:rPr>
@@ -545,211 +401,31 @@
         <w:rPr>
           <w:rFonts w:hint="eastAsia"/>
         </w:rPr>
-        <w:t>“目标类型</w:t>
-      </w:r>
-      <w:r>
-        <w:rPr>
-          <w:rFonts w:hint="eastAsia"/>
-        </w:rPr>
-        <w:t xml:space="preserve"> </w:t>
-      </w:r>
-      <w:r>
-        <w:rPr>
-          <w:rFonts w:hint="eastAsia"/>
-        </w:rPr>
-        <w:t>”属性为</w:t>
-      </w:r>
-      <w:r>
-        <w:rPr>
-          <w:rFonts w:hint="eastAsia"/>
-        </w:rPr>
-        <w:t xml:space="preserve"> </w:t>
-      </w:r>
-      <w:r>
-        <w:rPr>
-          <w:rFonts w:hint="eastAsia"/>
-        </w:rPr>
-        <w:t>“单个蛋白质”，“标准类型</w:t>
-      </w:r>
-      <w:r>
-        <w:rPr>
-          <w:rFonts w:hint="eastAsia"/>
-        </w:rPr>
-        <w:t xml:space="preserve"> </w:t>
-      </w:r>
-      <w:r>
-        <w:rPr>
-          <w:rFonts w:hint="eastAsia"/>
-        </w:rPr>
-        <w:t>”属性为动力学常数</w:t>
-      </w:r>
-      <w:r>
-        <w:rPr>
-          <w:rFonts w:hint="eastAsia"/>
-        </w:rPr>
-        <w:t xml:space="preserve"> Ki</w:t>
-      </w:r>
-      <w:r>
-        <w:rPr>
-          <w:rFonts w:hint="eastAsia"/>
-        </w:rPr>
-        <w:t>、</w:t>
-      </w:r>
-      <w:r>
-        <w:rPr>
-          <w:rFonts w:hint="eastAsia"/>
-        </w:rPr>
-        <w:t>Kd</w:t>
-      </w:r>
-      <w:r>
-        <w:rPr>
-          <w:rFonts w:hint="eastAsia"/>
-        </w:rPr>
-        <w:t>、</w:t>
-      </w:r>
-      <w:r>
-        <w:rPr>
-          <w:rFonts w:hint="eastAsia"/>
-        </w:rPr>
-        <w:t xml:space="preserve">IC50 </w:t>
-      </w:r>
-      <w:r>
-        <w:rPr>
-          <w:rFonts w:hint="eastAsia"/>
-        </w:rPr>
-        <w:t>和</w:t>
-      </w:r>
-      <w:r>
-        <w:rPr>
-          <w:rFonts w:hint="eastAsia"/>
-        </w:rPr>
-        <w:t xml:space="preserve"> EC50</w:t>
-      </w:r>
-      <w:r>
-        <w:rPr>
-          <w:rFonts w:hint="eastAsia"/>
-        </w:rPr>
-        <w:t>。此外，所有目标蛋白质都应是人类或类似人类的蛋白质，因此在</w:t>
-      </w:r>
-      <w:r>
-        <w:rPr>
-          <w:rFonts w:hint="eastAsia"/>
-        </w:rPr>
-        <w:t xml:space="preserve"> </w:t>
-      </w:r>
-      <w:r>
-        <w:rPr>
-          <w:rFonts w:hint="eastAsia"/>
-        </w:rPr>
-        <w:t>“目标源生物</w:t>
-      </w:r>
-      <w:r>
-        <w:rPr>
-          <w:rFonts w:hint="eastAsia"/>
-        </w:rPr>
-        <w:t xml:space="preserve"> </w:t>
-      </w:r>
-      <w:r>
-        <w:rPr>
-          <w:rFonts w:hint="eastAsia"/>
-        </w:rPr>
-        <w:t>”属性中使用</w:t>
-      </w:r>
-      <w:r>
-        <w:rPr>
-          <w:rFonts w:hint="eastAsia"/>
-        </w:rPr>
-        <w:t xml:space="preserve"> </w:t>
-      </w:r>
-      <w:r>
-        <w:rPr>
-          <w:rFonts w:hint="eastAsia"/>
-        </w:rPr>
-        <w:t>“智人</w:t>
-      </w:r>
-      <w:r>
-        <w:rPr>
-          <w:rFonts w:hint="eastAsia"/>
-        </w:rPr>
-        <w:t xml:space="preserve"> </w:t>
-      </w:r>
-      <w:r>
-        <w:rPr>
-          <w:rFonts w:hint="eastAsia"/>
-        </w:rPr>
-        <w:t>”进行筛选。在排除了没有</w:t>
-      </w:r>
-      <w:r>
-        <w:rPr>
-          <w:rFonts w:hint="eastAsia"/>
-        </w:rPr>
-        <w:t xml:space="preserve"> SwissProt </w:t>
-      </w:r>
-      <w:r>
-        <w:rPr>
-          <w:rFonts w:hint="eastAsia"/>
-        </w:rPr>
-        <w:t>名称的蛋白质和</w:t>
-      </w:r>
-      <w:r>
-        <w:rPr>
-          <w:rFonts w:hint="eastAsia"/>
-        </w:rPr>
-        <w:t xml:space="preserve"> RDKit</w:t>
-      </w:r>
-      <w:r>
-        <w:rPr>
-          <w:rFonts w:hint="eastAsia"/>
-        </w:rPr>
-        <w:t>[ZeroBind</w:t>
-      </w:r>
-      <w:r>
-        <w:rPr>
-          <w:rFonts w:hint="eastAsia"/>
-        </w:rPr>
-        <w:t xml:space="preserve"> </w:t>
-      </w:r>
-      <w:r>
-        <w:rPr>
-          <w:rFonts w:hint="eastAsia"/>
-        </w:rPr>
-        <w:t>[</w:t>
-      </w:r>
-      <w:r>
-        <w:rPr>
-          <w:rFonts w:hint="eastAsia"/>
-        </w:rPr>
-        <w:t>44</w:t>
-      </w:r>
-      <w:r>
-        <w:rPr>
-          <w:rFonts w:hint="eastAsia"/>
-        </w:rPr>
-        <w:t>]]</w:t>
-      </w:r>
-      <w:r>
-        <w:rPr>
-          <w:rFonts w:hint="eastAsia"/>
-        </w:rPr>
-        <w:t xml:space="preserve"> </w:t>
-      </w:r>
-      <w:r>
-        <w:rPr>
-          <w:rFonts w:hint="eastAsia"/>
-        </w:rPr>
-        <w:t>无法处理的分子后，我们收集到了</w:t>
-      </w:r>
-      <w:r>
-        <w:rPr>
-          <w:rFonts w:hint="eastAsia"/>
-        </w:rPr>
-        <w:t xml:space="preserve"> 1,500,000 </w:t>
-      </w:r>
-      <w:r>
-        <w:rPr>
-          <w:rFonts w:hint="eastAsia"/>
-        </w:rPr>
-        <w:t>对蛋白质</w:t>
+        <w:t>是一个</w:t>
+      </w:r>
+      <w:r>
+        <w:rPr>
+          <w:rFonts w:hint="eastAsia"/>
+        </w:rPr>
+        <w:t xml:space="preserve"> DTI </w:t>
+      </w:r>
+      <w:r>
+        <w:rPr>
+          <w:rFonts w:hint="eastAsia"/>
+        </w:rPr>
+        <w:t>相互作用公共数据库，其中存储了药物（类药物分子）与靶蛋白之间的结合亲和力数据。该数据库目前包含超过</w:t>
+      </w:r>
+      <w:r>
+        <w:rPr>
+          <w:rFonts w:hint="eastAsia"/>
+        </w:rPr>
+        <w:t xml:space="preserve"> 2,600,000 </w:t>
+      </w:r>
+      <w:r>
+        <w:rPr>
+          <w:rFonts w:hint="eastAsia"/>
+        </w:rPr>
+        <w:t>个经实验测定的蛋白质</w:t>
       </w:r>
       <w:r>
         <w:rPr>
@@ -761,140 +437,410 @@
         <w:rPr>
           <w:rFonts w:hint="eastAsia"/>
         </w:rPr>
-        <w:t>药物配对。我们使用</w:t>
-      </w:r>
-      <w:r>
-        <w:rPr>
-          <w:rFonts w:hint="eastAsia"/>
-        </w:rPr>
-        <w:t xml:space="preserve"> AI-bind</w:t>
-      </w:r>
-      <w:r>
-        <w:rPr>
-          <w:rFonts w:hint="eastAsia"/>
-        </w:rPr>
-        <w:t>[ZeroBind</w:t>
-      </w:r>
-      <w:r>
-        <w:rPr>
-          <w:rFonts w:hint="eastAsia"/>
-        </w:rPr>
-        <w:t xml:space="preserve"> </w:t>
-      </w:r>
-      <w:r>
-        <w:rPr>
-          <w:rFonts w:hint="eastAsia"/>
-        </w:rPr>
-        <w:t>[9]]</w:t>
-      </w:r>
-      <w:r>
-        <w:rPr>
-          <w:rFonts w:hint="eastAsia"/>
-        </w:rPr>
-        <w:t xml:space="preserve"> </w:t>
-      </w:r>
-      <w:r>
-        <w:rPr>
-          <w:rFonts w:hint="eastAsia"/>
-        </w:rPr>
-        <w:t>中的阈值，将动力学常数</w:t>
-      </w:r>
-      <w:r>
-        <w:rPr>
-          <w:rFonts w:hint="eastAsia"/>
-        </w:rPr>
-        <w:t xml:space="preserve"> Ki</w:t>
-      </w:r>
-      <w:r>
-        <w:rPr>
-          <w:rFonts w:hint="eastAsia"/>
-        </w:rPr>
-        <w:t>、</w:t>
-      </w:r>
-      <w:r>
-        <w:rPr>
-          <w:rFonts w:hint="eastAsia"/>
-        </w:rPr>
-        <w:t>Kd</w:t>
-      </w:r>
-      <w:r>
-        <w:rPr>
-          <w:rFonts w:hint="eastAsia"/>
-        </w:rPr>
-        <w:t>、</w:t>
-      </w:r>
-      <w:r>
-        <w:rPr>
-          <w:rFonts w:hint="eastAsia"/>
-        </w:rPr>
-        <w:t xml:space="preserve">IC50 </w:t>
-      </w:r>
-      <w:r>
-        <w:rPr>
-          <w:rFonts w:hint="eastAsia"/>
-        </w:rPr>
-        <w:t>和</w:t>
-      </w:r>
-      <w:r>
-        <w:rPr>
-          <w:rFonts w:hint="eastAsia"/>
-        </w:rPr>
-        <w:t xml:space="preserve"> EC50&lt;1000 nM </w:t>
-      </w:r>
-      <w:r>
-        <w:rPr>
-          <w:rFonts w:hint="eastAsia"/>
-        </w:rPr>
-        <w:t>视为阳性样本，将</w:t>
-      </w:r>
-      <w:r>
-        <w:rPr>
-          <w:rFonts w:hint="eastAsia"/>
-        </w:rPr>
-        <w:t xml:space="preserve"> &gt;10</w:t>
-      </w:r>
-      <w:r>
-        <w:rPr>
-          <w:rFonts w:hint="eastAsia"/>
-          <w:vertAlign w:val="superscript"/>
-        </w:rPr>
-        <w:t>6</w:t>
-      </w:r>
-      <w:r>
-        <w:rPr>
-          <w:rFonts w:hint="eastAsia"/>
-        </w:rPr>
-        <w:t xml:space="preserve"> nM </w:t>
-      </w:r>
-      <w:r>
-        <w:rPr>
-          <w:rFonts w:hint="eastAsia"/>
-        </w:rPr>
-        <w:t>视为阴性样本。</w:t>
-      </w:r>
-      <w:r>
-        <w:rPr>
-          <w:rFonts w:hint="eastAsia"/>
-        </w:rPr>
-        <w:t>[Zero</w:t>
-      </w:r>
-      <w:r>
-        <w:rPr>
-          <w:rFonts w:hint="eastAsia"/>
-        </w:rPr>
-        <w:t>Bind</w:t>
-      </w:r>
-      <w:r>
-        <w:rPr>
-          <w:rFonts w:hint="eastAsia"/>
-        </w:rPr>
-        <w:t>]</w:t>
+        <w:t>药物复合物的结合亲和力，涉及</w:t>
+      </w:r>
+      <w:r>
+        <w:rPr>
+          <w:rFonts w:hint="eastAsia"/>
+        </w:rPr>
+        <w:t xml:space="preserve"> 8,000 </w:t>
+      </w:r>
+      <w:r>
+        <w:rPr>
+          <w:rFonts w:hint="eastAsia"/>
+        </w:rPr>
+        <w:t>多个蛋白质靶点和</w:t>
+      </w:r>
+      <w:r>
+        <w:rPr>
+          <w:rFonts w:hint="eastAsia"/>
+        </w:rPr>
+        <w:t xml:space="preserve"> 1,100,000 </w:t>
+      </w:r>
+      <w:r>
+        <w:rPr>
+          <w:rFonts w:hint="eastAsia"/>
+        </w:rPr>
+        <w:t>多种小分子。</w:t>
       </w:r>
     </w:p>
     <w:p>
       <w:pPr>
         <w:ind w:firstLine="420"/>
       </w:pPr>
+      <w:r>
+        <w:rPr>
+          <w:rFonts w:hint="eastAsia"/>
+        </w:rPr>
+        <w:t>为了创建</w:t>
+      </w:r>
+      <w:r>
+        <w:rPr>
+          <w:rFonts w:hint="eastAsia"/>
+        </w:rPr>
+        <w:t xml:space="preserve"> ZeroBind </w:t>
+      </w:r>
+      <w:r>
+        <w:rPr>
+          <w:rFonts w:hint="eastAsia"/>
+        </w:rPr>
+        <w:t>的训练和测试数据集，我们采用了多个过滤和预处理步骤来创建高质量的基准数据集。首先，数据点的</w:t>
+      </w:r>
+      <w:r>
+        <w:rPr>
+          <w:rFonts w:hint="eastAsia"/>
+        </w:rPr>
+        <w:t xml:space="preserve"> </w:t>
+      </w:r>
+      <w:r>
+        <w:rPr>
+          <w:rFonts w:hint="eastAsia"/>
+        </w:rPr>
+        <w:t>“目标类型</w:t>
+      </w:r>
+      <w:r>
+        <w:rPr>
+          <w:rFonts w:hint="eastAsia"/>
+        </w:rPr>
+        <w:t xml:space="preserve"> </w:t>
+      </w:r>
+      <w:r>
+        <w:rPr>
+          <w:rFonts w:hint="eastAsia"/>
+        </w:rPr>
+        <w:t>”属性为</w:t>
+      </w:r>
+      <w:r>
+        <w:rPr>
+          <w:rFonts w:hint="eastAsia"/>
+        </w:rPr>
+        <w:t xml:space="preserve"> </w:t>
+      </w:r>
+      <w:r>
+        <w:rPr>
+          <w:rFonts w:hint="eastAsia"/>
+        </w:rPr>
+        <w:t>“单个蛋白质”，“标准类型</w:t>
+      </w:r>
+      <w:r>
+        <w:rPr>
+          <w:rFonts w:hint="eastAsia"/>
+        </w:rPr>
+        <w:t xml:space="preserve"> </w:t>
+      </w:r>
+      <w:r>
+        <w:rPr>
+          <w:rFonts w:hint="eastAsia"/>
+        </w:rPr>
+        <w:t>”属性为动力学常数</w:t>
+      </w:r>
+      <w:r>
+        <w:rPr>
+          <w:rFonts w:hint="eastAsia"/>
+        </w:rPr>
+        <w:t xml:space="preserve"> Ki</w:t>
+      </w:r>
+      <w:r>
+        <w:rPr>
+          <w:rFonts w:hint="eastAsia"/>
+        </w:rPr>
+        <w:t>、</w:t>
+      </w:r>
+      <w:r>
+        <w:rPr>
+          <w:rFonts w:hint="eastAsia"/>
+        </w:rPr>
+        <w:t>Kd</w:t>
+      </w:r>
+      <w:r>
+        <w:rPr>
+          <w:rFonts w:hint="eastAsia"/>
+        </w:rPr>
+        <w:t>、</w:t>
+      </w:r>
+      <w:r>
+        <w:rPr>
+          <w:rFonts w:hint="eastAsia"/>
+        </w:rPr>
+        <w:t xml:space="preserve">IC50 </w:t>
+      </w:r>
+      <w:r>
+        <w:rPr>
+          <w:rFonts w:hint="eastAsia"/>
+        </w:rPr>
+        <w:t>和</w:t>
+      </w:r>
+      <w:r>
+        <w:rPr>
+          <w:rFonts w:hint="eastAsia"/>
+        </w:rPr>
+        <w:t xml:space="preserve"> EC50</w:t>
+      </w:r>
+      <w:r>
+        <w:rPr>
+          <w:rFonts w:hint="eastAsia"/>
+        </w:rPr>
+        <w:t>。此外，所有目标蛋白质都应是人类或类似人类的蛋白质，因此在</w:t>
+      </w:r>
+      <w:r>
+        <w:rPr>
+          <w:rFonts w:hint="eastAsia"/>
+        </w:rPr>
+        <w:t xml:space="preserve"> </w:t>
+      </w:r>
+      <w:r>
+        <w:rPr>
+          <w:rFonts w:hint="eastAsia"/>
+        </w:rPr>
+        <w:t>“目标源生物</w:t>
+      </w:r>
+      <w:r>
+        <w:rPr>
+          <w:rFonts w:hint="eastAsia"/>
+        </w:rPr>
+        <w:t xml:space="preserve"> </w:t>
+      </w:r>
+      <w:r>
+        <w:rPr>
+          <w:rFonts w:hint="eastAsia"/>
+        </w:rPr>
+        <w:t>”属性中使用</w:t>
+      </w:r>
+      <w:r>
+        <w:rPr>
+          <w:rFonts w:hint="eastAsia"/>
+        </w:rPr>
+        <w:t xml:space="preserve"> </w:t>
+      </w:r>
+      <w:r>
+        <w:rPr>
+          <w:rFonts w:hint="eastAsia"/>
+        </w:rPr>
+        <w:t>“智人</w:t>
+      </w:r>
+      <w:r>
+        <w:rPr>
+          <w:rFonts w:hint="eastAsia"/>
+        </w:rPr>
+        <w:t xml:space="preserve"> </w:t>
+      </w:r>
+      <w:r>
+        <w:rPr>
+          <w:rFonts w:hint="eastAsia"/>
+        </w:rPr>
+        <w:t>”进行筛选。在排除了没有</w:t>
+      </w:r>
+      <w:r>
+        <w:rPr>
+          <w:rFonts w:hint="eastAsia"/>
+        </w:rPr>
+        <w:t xml:space="preserve"> SwissProt </w:t>
+      </w:r>
+      <w:r>
+        <w:rPr>
+          <w:rFonts w:hint="eastAsia"/>
+        </w:rPr>
+        <w:t>名称的蛋白质和</w:t>
+      </w:r>
+      <w:r>
+        <w:rPr>
+          <w:rFonts w:hint="eastAsia"/>
+        </w:rPr>
+        <w:t xml:space="preserve"> RDKit</w:t>
+      </w:r>
+      <w:r>
+        <w:rPr>
+          <w:rFonts w:hint="eastAsia"/>
+        </w:rPr>
+        <w:t>[ZeroBind</w:t>
+      </w:r>
+      <w:r>
+        <w:rPr>
+          <w:rFonts w:hint="eastAsia"/>
+        </w:rPr>
+        <w:t xml:space="preserve"> </w:t>
+      </w:r>
+      <w:r>
+        <w:rPr>
+          <w:rFonts w:hint="eastAsia"/>
+        </w:rPr>
+        <w:t>[</w:t>
+      </w:r>
+      <w:r>
+        <w:rPr>
+          <w:rFonts w:hint="eastAsia"/>
+        </w:rPr>
+        <w:t>44</w:t>
+      </w:r>
+      <w:r>
+        <w:rPr>
+          <w:rFonts w:hint="eastAsia"/>
+        </w:rPr>
+        <w:t>]]</w:t>
+      </w:r>
+      <w:r>
+        <w:rPr>
+          <w:rFonts w:hint="eastAsia"/>
+        </w:rPr>
+        <w:t xml:space="preserve"> </w:t>
+      </w:r>
+      <w:r>
+        <w:rPr>
+          <w:rFonts w:hint="eastAsia"/>
+        </w:rPr>
+        <w:t>无法处理的分子后，我们收集到了</w:t>
+      </w:r>
+      <w:r>
+        <w:rPr>
+          <w:rFonts w:hint="eastAsia"/>
+        </w:rPr>
+        <w:t xml:space="preserve"> 1,500,000 </w:t>
+      </w:r>
+      <w:r>
+        <w:rPr>
+          <w:rFonts w:hint="eastAsia"/>
+        </w:rPr>
+        <w:t>对蛋白质</w:t>
+      </w:r>
+      <w:r>
+        <w:rPr>
+          <w:rFonts w:hint="eastAsia"/>
+        </w:rPr>
+        <w:t>-</w:t>
+      </w:r>
+      <w:r>
+        <w:rPr>
+          <w:rFonts w:hint="eastAsia"/>
+        </w:rPr>
+        <w:t>药物配对。我们使用</w:t>
+      </w:r>
+      <w:r>
+        <w:rPr>
+          <w:rFonts w:hint="eastAsia"/>
+        </w:rPr>
+        <w:t xml:space="preserve"> AI-bind</w:t>
+      </w:r>
+      <w:r>
+        <w:rPr>
+          <w:rFonts w:hint="eastAsia"/>
+        </w:rPr>
+        <w:t>[ZeroBind</w:t>
+      </w:r>
+      <w:r>
+        <w:rPr>
+          <w:rFonts w:hint="eastAsia"/>
+        </w:rPr>
+        <w:t xml:space="preserve"> </w:t>
+      </w:r>
+      <w:r>
+        <w:rPr>
+          <w:rFonts w:hint="eastAsia"/>
+        </w:rPr>
+        <w:t>[9]]</w:t>
+      </w:r>
+      <w:r>
+        <w:rPr>
+          <w:rFonts w:hint="eastAsia"/>
+        </w:rPr>
+        <w:t xml:space="preserve"> </w:t>
+      </w:r>
+      <w:r>
+        <w:rPr>
+          <w:rFonts w:hint="eastAsia"/>
+        </w:rPr>
+        <w:t>中的阈值，将动力学常数</w:t>
+      </w:r>
+      <w:r>
+        <w:rPr>
+          <w:rFonts w:hint="eastAsia"/>
+        </w:rPr>
+        <w:t xml:space="preserve"> Ki</w:t>
+      </w:r>
+      <w:r>
+        <w:rPr>
+          <w:rFonts w:hint="eastAsia"/>
+        </w:rPr>
+        <w:t>、</w:t>
+      </w:r>
+      <w:r>
+        <w:rPr>
+          <w:rFonts w:hint="eastAsia"/>
+        </w:rPr>
+        <w:t>Kd</w:t>
+      </w:r>
+      <w:r>
+        <w:rPr>
+          <w:rFonts w:hint="eastAsia"/>
+        </w:rPr>
+        <w:t>、</w:t>
+      </w:r>
+      <w:r>
+        <w:rPr>
+          <w:rFonts w:hint="eastAsia"/>
+        </w:rPr>
+        <w:t xml:space="preserve">IC50 </w:t>
+      </w:r>
+      <w:r>
+        <w:rPr>
+          <w:rFonts w:hint="eastAsia"/>
+        </w:rPr>
+        <w:t>和</w:t>
+      </w:r>
+      <w:r>
+        <w:rPr>
+          <w:rFonts w:hint="eastAsia"/>
+        </w:rPr>
+        <w:t xml:space="preserve"> EC50&lt;1000 nM </w:t>
+      </w:r>
+      <w:r>
+        <w:rPr>
+          <w:rFonts w:hint="eastAsia"/>
+        </w:rPr>
+        <w:t>视为阳性样本，将</w:t>
+      </w:r>
+      <w:r>
+        <w:rPr>
+          <w:rFonts w:hint="eastAsia"/>
+        </w:rPr>
+        <w:t xml:space="preserve"> &gt;10</w:t>
+      </w:r>
+      <w:r>
+        <w:rPr>
+          <w:rFonts w:hint="eastAsia"/>
+          <w:vertAlign w:val="superscript"/>
+        </w:rPr>
+        <w:t>6</w:t>
+      </w:r>
+      <w:r>
+        <w:rPr>
+          <w:rFonts w:hint="eastAsia"/>
+        </w:rPr>
+        <w:t xml:space="preserve"> nM </w:t>
+      </w:r>
+      <w:r>
+        <w:rPr>
+          <w:rFonts w:hint="eastAsia"/>
+        </w:rPr>
+        <w:t>视为阴性样本。</w:t>
+      </w:r>
+      <w:r>
+        <w:rPr>
+          <w:rFonts w:hint="eastAsia"/>
+        </w:rPr>
+        <w:t>[Zero</w:t>
+      </w:r>
+      <w:r>
+        <w:rPr>
+          <w:rFonts w:hint="eastAsia"/>
+        </w:rPr>
+        <w:t>Bind</w:t>
+      </w:r>
+      <w:r>
+        <w:rPr>
+          <w:rFonts w:hint="eastAsia"/>
+        </w:rPr>
+        <w:t>]</w:t>
+      </w:r>
     </w:p>
     <w:p>
       <w:pPr>
@@ -913,6 +859,11 @@
     </w:p>
     <w:p>
       <w:pPr>
+        <w:ind w:firstLine="420"/>
+      </w:pPr>
+    </w:p>
+    <w:p>
+      <w:pPr>
         <w:ind w:firstLineChars="200" w:firstLine="420"/>
       </w:pPr>
       <w:r>
@@ -945,19 +896,11 @@
         </w:rPr>
         <w:t>BindingDB</w:t>
       </w:r>
-      <w:proofErr w:type="gramStart"/>
-      <w:r>
-        <w:rPr>
-          <w:rFonts w:hint="eastAsia"/>
-        </w:rPr>
-        <w:t>官网获取</w:t>
-      </w:r>
-      <w:proofErr w:type="gramEnd"/>
-      <w:r>
-        <w:rPr>
-          <w:rFonts w:hint="eastAsia"/>
-        </w:rPr>
-        <w:t>了</w:t>
+      <w:r>
+        <w:rPr>
+          <w:rFonts w:hint="eastAsia"/>
+        </w:rPr>
+        <w:t>官网获取了</w:t>
       </w:r>
       <w:r>
         <w:rPr>
@@ -1005,21 +948,7 @@
         <w:rPr>
           <w:rFonts w:hint="eastAsia"/>
         </w:rPr>
-        <w:t>中的</w:t>
-      </w:r>
-      <w:proofErr w:type="gramStart"/>
-      <w:r>
-        <w:rPr>
-          <w:rFonts w:hint="eastAsia"/>
-        </w:rPr>
-        <w:t>所有结合</w:t>
-      </w:r>
-      <w:proofErr w:type="gramEnd"/>
-      <w:r>
-        <w:rPr>
-          <w:rFonts w:hint="eastAsia"/>
-        </w:rPr>
-        <w:t>数据。将其中的异常值，模糊值，及无法</w:t>
+        <w:t>中的所有结合数据。将其中的异常值，模糊值，及无法</w:t>
       </w:r>
     </w:p>
     <w:p>
@@ -1202,21 +1131,7 @@
         <w:rPr>
           <w:rFonts w:hint="eastAsia"/>
         </w:rPr>
-        <w:t>是配体亲和力和选择性比</w:t>
-      </w:r>
-      <w:proofErr w:type="gramStart"/>
-      <w:r>
-        <w:rPr>
-          <w:rFonts w:hint="eastAsia"/>
-        </w:rPr>
-        <w:t>较以及</w:t>
-      </w:r>
-      <w:proofErr w:type="gramEnd"/>
-      <w:r>
-        <w:rPr>
-          <w:rFonts w:hint="eastAsia"/>
-        </w:rPr>
-        <w:t>预测体内有效药物浓度的重要基础参数。药物</w:t>
+        <w:t>是配体亲和力和选择性比较以及预测体内有效药物浓度的重要基础参数。药物</w:t>
       </w:r>
       <w:r>
         <w:rPr>
@@ -1441,7 +1356,7 @@
       <w:pPr>
         <w:ind w:firstLineChars="200" w:firstLine="420"/>
         <w:rPr>
-          <w:rFonts w:ascii="SimSun" w:eastAsia="SimSun" w:hAnsi="SimSun" w:cs="SimSun"/>
+          <w:rFonts w:ascii="宋体" w:eastAsia="宋体" w:hAnsi="宋体" w:cs="宋体" w:hint="eastAsia"/>
           <w:sz w:val="24"/>
         </w:rPr>
       </w:pPr>
@@ -1509,21 +1424,7 @@
         <w:rPr>
           <w:rFonts w:hint="eastAsia"/>
         </w:rPr>
-        <w:t>表示</w:t>
-      </w:r>
-      <w:proofErr w:type="gramStart"/>
-      <w:r>
-        <w:rPr>
-          <w:rFonts w:hint="eastAsia"/>
-        </w:rPr>
-        <w:t>其之间</w:t>
-      </w:r>
-      <w:proofErr w:type="gramEnd"/>
-      <w:r>
-        <w:rPr>
-          <w:rFonts w:hint="eastAsia"/>
-        </w:rPr>
-        <w:t>存在消极的相互作用</w:t>
+        <w:t>表示其之间存在消极的相互作用</w:t>
       </w:r>
       <w:r>
         <w:rPr>
@@ -1571,21 +1472,7 @@
         <w:rPr>
           <w:rFonts w:hint="eastAsia"/>
         </w:rPr>
-        <w:t>结合</w:t>
-      </w:r>
-      <w:proofErr w:type="gramStart"/>
-      <w:r>
-        <w:rPr>
-          <w:rFonts w:hint="eastAsia"/>
-        </w:rPr>
-        <w:t>亲和值</w:t>
-      </w:r>
-      <w:proofErr w:type="gramEnd"/>
-      <w:r>
-        <w:rPr>
-          <w:rFonts w:hint="eastAsia"/>
-        </w:rPr>
-        <w:t>通常用解离常数（</w:t>
+        <w:t>结合亲和值通常用解离常数（</w:t>
       </w:r>
       <w:r>
         <w:rPr>
@@ -1609,21 +1496,7 @@
         <w:rPr>
           <w:rFonts w:hint="eastAsia"/>
         </w:rPr>
-        <w:t>）和</w:t>
-      </w:r>
-      <w:proofErr w:type="gramStart"/>
-      <w:r>
-        <w:rPr>
-          <w:rFonts w:hint="eastAsia"/>
-        </w:rPr>
-        <w:t>半最大</w:t>
-      </w:r>
-      <w:proofErr w:type="gramEnd"/>
-      <w:r>
-        <w:rPr>
-          <w:rFonts w:hint="eastAsia"/>
-        </w:rPr>
-        <w:t>抑制浓度（</w:t>
+        <w:t>）和半最大抑制浓度（</w:t>
       </w:r>
       <w:r>
         <w:rPr>
@@ -1664,21 +1537,21 @@
       <w:r>
         <w:rPr>
           <w:rStyle w:val="HTML"/>
-          <w:rFonts w:ascii="SimSun" w:eastAsia="SimSun" w:hAnsi="SimSun" w:cs="SimSun"/>
+          <w:rFonts w:ascii="宋体" w:eastAsia="宋体" w:hAnsi="宋体" w:cs="宋体"/>
           <w:sz w:val="24"/>
         </w:rPr>
         <w:t>Kd, IC50, Ki, EC50</w:t>
       </w:r>
       <w:r>
         <w:rPr>
-          <w:rFonts w:ascii="SimSun" w:eastAsia="SimSun" w:hAnsi="SimSun" w:cs="SimSun"/>
+          <w:rFonts w:ascii="宋体" w:eastAsia="宋体" w:hAnsi="宋体" w:cs="宋体"/>
           <w:sz w:val="24"/>
         </w:rPr>
         <w:t>的值</w:t>
       </w:r>
       <w:r>
         <w:rPr>
-          <w:rFonts w:ascii="SimSun" w:eastAsia="SimSun" w:hAnsi="SimSun" w:cs="SimSun" w:hint="eastAsia"/>
+          <w:rFonts w:ascii="宋体" w:eastAsia="宋体" w:hAnsi="宋体" w:cs="宋体" w:hint="eastAsia"/>
           <w:sz w:val="24"/>
         </w:rPr>
         <w:t>进行设定，但是关于阈值的设置并未统一[2 阈值的选择标准]。例如，[oup-accepted-manuscript-2016]使用其固定的阈值进行二分类。而[jain1996]使用统计模型优化阈值。因此，为了识别新数据集中的实验测定值与相互作用模式之间的阈值关系，减少数据融合所带来的冲突，我们使用决策树及逻辑回归对数据中潜在的阈值关系进行学习，并采用异常检测剔除异常数据。</w:t>
@@ -1688,7 +1561,7 @@
       <w:pPr>
         <w:ind w:firstLineChars="200" w:firstLine="420"/>
         <w:rPr>
-          <w:rFonts w:eastAsia="SimSun"/>
+          <w:rFonts w:eastAsia="宋体"/>
         </w:rPr>
       </w:pPr>
     </w:p>
@@ -1704,6 +1577,51 @@
           <w:rFonts w:hint="eastAsia"/>
         </w:rPr>
         <w:t>模型搭建</w:t>
+      </w:r>
+    </w:p>
+    <w:p>
+      <w:r>
+        <w:rPr>
+          <w:rFonts w:hint="eastAsia"/>
+        </w:rPr>
+        <w:t>多知多能的三线性注意力机制</w:t>
+      </w:r>
+    </w:p>
+    <w:p>
+      <w:pPr>
+        <w:rPr>
+          <w:rFonts w:hint="eastAsia"/>
+        </w:rPr>
+      </w:pPr>
+      <w:r>
+        <w:rPr>
+          <w:rFonts w:hint="eastAsia"/>
+        </w:rPr>
+        <w:t>用于对药物</w:t>
+      </w:r>
+      <w:r>
+        <w:rPr>
+          <w:rFonts w:hint="eastAsia"/>
+        </w:rPr>
+        <w:t>-</w:t>
+      </w:r>
+      <w:r>
+        <w:rPr>
+          <w:rFonts w:hint="eastAsia"/>
+        </w:rPr>
+        <w:t>靶点相互作用及药物</w:t>
+      </w:r>
+      <w:r>
+        <w:rPr>
+          <w:rFonts w:hint="eastAsia"/>
+        </w:rPr>
+        <w:t>-</w:t>
+      </w:r>
+      <w:r>
+        <w:rPr>
+          <w:rFonts w:hint="eastAsia"/>
+        </w:rPr>
+        <w:t>靶点亲和力预测进行更精确的划分</w:t>
       </w:r>
     </w:p>
     <w:p>
@@ -1783,11 +1701,48 @@
         </w:rPr>
         <w:t>为了减轻网络模型的计算压力，蛋白质的图结构</w:t>
       </w:r>
+      <w:r>
+        <w:rPr>
+          <w:rFonts w:hint="eastAsia"/>
+        </w:rPr>
+        <w:t>及接触矩阵信息只包含其空腔部分信息，蛋白质的空腔残基由</w:t>
+      </w:r>
+      <w:r>
+        <w:rPr>
+          <w:rFonts w:hint="eastAsia"/>
+        </w:rPr>
+        <w:t>CRAFT</w:t>
+      </w:r>
+      <w:r>
+        <w:rPr>
+          <w:rFonts w:hint="eastAsia"/>
+        </w:rPr>
+        <w:t>确定。</w:t>
+      </w:r>
     </w:p>
     <w:p>
       <w:pPr>
         <w:ind w:firstLine="420"/>
       </w:pPr>
+      <w:r>
+        <w:rPr>
+          <w:rFonts w:hint="eastAsia"/>
+        </w:rPr>
+        <w:lastRenderedPageBreak/>
+        <w:t>药物分子的二维图结构信息中的边特征和原子特征的提取借鉴了</w:t>
+      </w:r>
+      <w:r>
+        <w:rPr>
+          <w:rFonts w:hint="eastAsia"/>
+        </w:rPr>
+        <w:t>MGT-DTA</w:t>
+      </w:r>
+      <w:r>
+        <w:rPr>
+          <w:rFonts w:hint="eastAsia"/>
+        </w:rPr>
+        <w:t>，蛋白质空腔的二维图结构信息的残基特征及边特征如下表所示。</w:t>
+      </w:r>
     </w:p>
     <w:p>
       <w:pPr>
@@ -1798,13 +1753,558 @@
       <w:pPr>
         <w:ind w:firstLine="420"/>
       </w:pPr>
-    </w:p>
-    <w:p>
-      <w:r>
-        <w:rPr>
-          <w:rFonts w:hint="eastAsia"/>
-        </w:rPr>
-        <w:lastRenderedPageBreak/>
+      <w:r>
+        <w:rPr>
+          <w:rFonts w:hint="eastAsia"/>
+        </w:rPr>
+        <w:t>其中，药物分子的图结构获取需要</w:t>
+      </w:r>
+      <w:r>
+        <w:rPr>
+          <w:rFonts w:hint="eastAsia"/>
+        </w:rPr>
+        <w:t>SMILES</w:t>
+      </w:r>
+      <w:r>
+        <w:rPr>
+          <w:rFonts w:hint="eastAsia"/>
+        </w:rPr>
+        <w:t>序列，蛋白质的空腔残基图结构获取需要三维结构</w:t>
+      </w:r>
+      <w:r>
+        <w:rPr>
+          <w:rFonts w:hint="eastAsia"/>
+        </w:rPr>
+        <w:t>.pdb</w:t>
+      </w:r>
+      <w:r>
+        <w:rPr>
+          <w:rFonts w:hint="eastAsia"/>
+        </w:rPr>
+        <w:t>文件及空腔分析</w:t>
+      </w:r>
+      <w:r>
+        <w:rPr>
+          <w:rFonts w:hint="eastAsia"/>
+        </w:rPr>
+        <w:t>.cav</w:t>
+      </w:r>
+      <w:r>
+        <w:rPr>
+          <w:rFonts w:hint="eastAsia"/>
+        </w:rPr>
+        <w:t>。</w:t>
+      </w:r>
+    </w:p>
+    <w:p>
+      <w:pPr>
+        <w:ind w:firstLine="420"/>
+        <w:rPr>
+          <w:rFonts w:hint="eastAsia"/>
+        </w:rPr>
+      </w:pPr>
+      <w:r>
+        <w:rPr>
+          <w:rFonts w:hint="eastAsia"/>
+        </w:rPr>
+        <w:t>由于训练集，验证集，测试集均使用的数据集包括</w:t>
+      </w:r>
+      <w:r>
+        <w:rPr>
+          <w:rFonts w:hint="eastAsia"/>
+        </w:rPr>
+        <w:t>bindingdb,biosnap,celegans</w:t>
+      </w:r>
+      <w:r>
+        <w:rPr>
+          <w:rFonts w:hint="eastAsia"/>
+        </w:rPr>
+        <w:t>及</w:t>
+      </w:r>
+      <w:r>
+        <w:rPr>
+          <w:rFonts w:hint="eastAsia"/>
+        </w:rPr>
+        <w:t>human,</w:t>
+      </w:r>
+      <w:r>
+        <w:rPr>
+          <w:rFonts w:hint="eastAsia"/>
+        </w:rPr>
+        <w:t>因为需要先获取这些数据集中氨基酸序列</w:t>
+      </w:r>
+      <w:r>
+        <w:rPr>
+          <w:rFonts w:hint="eastAsia"/>
+        </w:rPr>
+        <w:t>(FASTA)</w:t>
+      </w:r>
+      <w:r>
+        <w:rPr>
+          <w:rFonts w:hint="eastAsia"/>
+        </w:rPr>
+        <w:t>所对应的三维结构</w:t>
+      </w:r>
+      <w:r>
+        <w:rPr>
+          <w:rFonts w:hint="eastAsia"/>
+        </w:rPr>
+        <w:t>.pdb</w:t>
+      </w:r>
+      <w:r>
+        <w:rPr>
+          <w:rFonts w:hint="eastAsia"/>
+        </w:rPr>
+        <w:t>文件。</w:t>
+      </w:r>
+      <w:r>
+        <w:rPr>
+          <w:rFonts w:hint="eastAsia"/>
+        </w:rPr>
+        <w:t>例如</w:t>
+      </w:r>
+      <w:r>
+        <w:rPr>
+          <w:rFonts w:hint="eastAsia"/>
+        </w:rPr>
+        <w:t>,bindingdb</w:t>
+      </w:r>
+      <w:r>
+        <w:rPr>
+          <w:rFonts w:hint="eastAsia"/>
+        </w:rPr>
+        <w:t>共计</w:t>
+      </w:r>
+      <w:r>
+        <w:rPr>
+          <w:rFonts w:hint="eastAsia"/>
+        </w:rPr>
+        <w:t>2623</w:t>
+      </w:r>
+      <w:r>
+        <w:rPr>
+          <w:rFonts w:hint="eastAsia"/>
+        </w:rPr>
+        <w:t>种蛋白质序列</w:t>
+      </w:r>
+      <w:r>
+        <w:rPr>
+          <w:rFonts w:hint="eastAsia"/>
+        </w:rPr>
+        <w:t>，共计</w:t>
+      </w:r>
+      <w:r>
+        <w:rPr>
+          <w:rFonts w:hint="eastAsia"/>
+        </w:rPr>
+        <w:t>49199</w:t>
+      </w:r>
+      <w:r>
+        <w:rPr>
+          <w:rFonts w:hint="eastAsia"/>
+        </w:rPr>
+        <w:t>条相互作用数据</w:t>
+      </w:r>
+      <w:r>
+        <w:rPr>
+          <w:rFonts w:hint="eastAsia"/>
+        </w:rPr>
+        <w:t>(</w:t>
+      </w:r>
+      <w:r>
+        <w:rPr>
+          <w:rFonts w:hint="eastAsia"/>
+        </w:rPr>
+        <w:t>14643</w:t>
+      </w:r>
+      <w:r>
+        <w:rPr>
+          <w:rFonts w:hint="eastAsia"/>
+        </w:rPr>
+        <w:t>种药物分子</w:t>
+      </w:r>
+      <w:r>
+        <w:rPr>
+          <w:rFonts w:hint="eastAsia"/>
+        </w:rPr>
+        <w:t>)</w:t>
+      </w:r>
+      <w:r>
+        <w:rPr>
+          <w:rFonts w:hint="eastAsia"/>
+        </w:rPr>
+        <w:t>，在经过</w:t>
+      </w:r>
+      <w:r>
+        <w:rPr>
+          <w:i/>
+          <w:iCs/>
+        </w:rPr>
+        <w:t>RCSB PDB API</w:t>
+      </w:r>
+      <w:r>
+        <w:rPr>
+          <w:rFonts w:hint="eastAsia"/>
+        </w:rPr>
+        <w:t>查询</w:t>
+      </w:r>
+      <w:r>
+        <w:rPr>
+          <w:rFonts w:hint="eastAsia"/>
+        </w:rPr>
+        <w:t>PDB ID</w:t>
+      </w:r>
+      <w:r>
+        <w:rPr>
+          <w:rFonts w:hint="eastAsia"/>
+        </w:rPr>
+        <w:t>后，获取</w:t>
+      </w:r>
+      <w:r>
+        <w:rPr>
+          <w:rFonts w:hint="eastAsia"/>
+        </w:rPr>
+        <w:t>1496</w:t>
+      </w:r>
+      <w:r>
+        <w:rPr>
+          <w:rFonts w:hint="eastAsia"/>
+        </w:rPr>
+        <w:t>个</w:t>
+      </w:r>
+      <w:r>
+        <w:rPr>
+          <w:rFonts w:hint="eastAsia"/>
+        </w:rPr>
+        <w:t>PDB ID,</w:t>
+      </w:r>
+      <w:r>
+        <w:rPr>
+          <w:rFonts w:hint="eastAsia"/>
+        </w:rPr>
+        <w:t>之后，经过</w:t>
+      </w:r>
+      <w:hyperlink r:id="rId7" w:history="1">
+        <w:r>
+          <w:rPr>
+            <w:rStyle w:val="a3"/>
+          </w:rPr>
+          <w:t>https://files.rcsb.org/download/{pdb_id}.{file_type}</w:t>
+        </w:r>
+      </w:hyperlink>
+      <w:r>
+        <w:rPr>
+          <w:rFonts w:hint="eastAsia"/>
+        </w:rPr>
+        <w:t>下载获取</w:t>
+      </w:r>
+      <w:r>
+        <w:rPr>
+          <w:rFonts w:hint="eastAsia"/>
+        </w:rPr>
+        <w:t>pdb</w:t>
+      </w:r>
+      <w:r>
+        <w:rPr>
+          <w:rFonts w:hint="eastAsia"/>
+        </w:rPr>
+        <w:t>结构文件，功获取</w:t>
+      </w:r>
+      <w:r>
+        <w:rPr>
+          <w:rFonts w:hint="eastAsia"/>
+        </w:rPr>
+        <w:t>1245</w:t>
+      </w:r>
+      <w:r>
+        <w:rPr>
+          <w:rFonts w:hint="eastAsia"/>
+        </w:rPr>
+        <w:t>个</w:t>
+      </w:r>
+      <w:r>
+        <w:rPr>
+          <w:rFonts w:hint="eastAsia"/>
+        </w:rPr>
+        <w:t>PDB</w:t>
+      </w:r>
+      <w:r>
+        <w:rPr>
+          <w:rFonts w:hint="eastAsia"/>
+        </w:rPr>
+        <w:t>文件。</w:t>
+      </w:r>
+      <w:r>
+        <w:rPr>
+          <w:rFonts w:hint="eastAsia"/>
+        </w:rPr>
+        <w:t>(</w:t>
+      </w:r>
+      <w:r>
+        <w:rPr>
+          <w:rFonts w:hint="eastAsia"/>
+        </w:rPr>
+        <w:t>但是，由于存在多个</w:t>
+      </w:r>
+      <w:r>
+        <w:rPr>
+          <w:rFonts w:hint="eastAsia"/>
+        </w:rPr>
+        <w:t>Sequence</w:t>
+      </w:r>
+      <w:r>
+        <w:rPr>
+          <w:rFonts w:hint="eastAsia"/>
+        </w:rPr>
+        <w:t>对应同一个</w:t>
+      </w:r>
+      <w:r>
+        <w:rPr>
+          <w:rFonts w:hint="eastAsia"/>
+        </w:rPr>
+        <w:t>entry(PDB)</w:t>
+      </w:r>
+      <w:r>
+        <w:rPr>
+          <w:rFonts w:hint="eastAsia"/>
+        </w:rPr>
+        <w:t>的情况</w:t>
+      </w:r>
+      <w:r>
+        <w:rPr>
+          <w:rFonts w:hint="eastAsia"/>
+        </w:rPr>
+        <w:t>,</w:t>
+      </w:r>
+      <w:r>
+        <w:rPr>
+          <w:rFonts w:hint="eastAsia"/>
+        </w:rPr>
+        <w:t>因此实际</w:t>
+      </w:r>
+      <w:r>
+        <w:rPr>
+          <w:rFonts w:hint="eastAsia"/>
+        </w:rPr>
+        <w:t>bindingdb</w:t>
+      </w:r>
+      <w:r>
+        <w:rPr>
+          <w:rFonts w:hint="eastAsia"/>
+        </w:rPr>
+        <w:t>中的这</w:t>
+      </w:r>
+      <w:r>
+        <w:rPr>
+          <w:rFonts w:hint="eastAsia"/>
+        </w:rPr>
+        <w:t>1245</w:t>
+      </w:r>
+      <w:r>
+        <w:rPr>
+          <w:rFonts w:hint="eastAsia"/>
+        </w:rPr>
+        <w:t>个</w:t>
+      </w:r>
+      <w:r>
+        <w:rPr>
+          <w:rFonts w:hint="eastAsia"/>
+        </w:rPr>
+        <w:t>PDB</w:t>
+      </w:r>
+      <w:r>
+        <w:rPr>
+          <w:rFonts w:hint="eastAsia"/>
+        </w:rPr>
+        <w:t>文件对应了</w:t>
+      </w:r>
+      <w:r>
+        <w:rPr>
+          <w:rFonts w:hint="eastAsia"/>
+        </w:rPr>
+        <w:t>1496</w:t>
+      </w:r>
+      <w:r>
+        <w:rPr>
+          <w:rFonts w:hint="eastAsia"/>
+        </w:rPr>
+        <w:t>个</w:t>
+      </w:r>
+      <w:r>
+        <w:rPr>
+          <w:rFonts w:hint="eastAsia"/>
+        </w:rPr>
+        <w:t>Sequence)</w:t>
+      </w:r>
+      <w:r>
+        <w:rPr>
+          <w:rFonts w:hint="eastAsia"/>
+        </w:rPr>
+        <w:t>因此，我们根据这</w:t>
+      </w:r>
+      <w:r>
+        <w:rPr>
+          <w:rFonts w:hint="eastAsia"/>
+        </w:rPr>
+        <w:t>1245</w:t>
+      </w:r>
+      <w:r>
+        <w:rPr>
+          <w:rFonts w:hint="eastAsia"/>
+        </w:rPr>
+        <w:t>种对应的蛋白质</w:t>
+      </w:r>
+      <w:r>
+        <w:rPr>
+          <w:rFonts w:hint="eastAsia"/>
+        </w:rPr>
+        <w:t>三维结构</w:t>
+      </w:r>
+      <w:r>
+        <w:rPr>
+          <w:rFonts w:hint="eastAsia"/>
+        </w:rPr>
+        <w:t>重新整理</w:t>
+      </w:r>
+      <w:r>
+        <w:rPr>
+          <w:rFonts w:hint="eastAsia"/>
+        </w:rPr>
+        <w:t>bindingdb</w:t>
+      </w:r>
+      <w:r>
+        <w:rPr>
+          <w:rFonts w:hint="eastAsia"/>
+        </w:rPr>
+        <w:t>数据集，获取数据条目为</w:t>
+      </w:r>
+      <w:r>
+        <w:rPr>
+          <w:rFonts w:hint="eastAsia"/>
+        </w:rPr>
+        <w:t>31982</w:t>
+      </w:r>
+      <w:r>
+        <w:rPr>
+          <w:rFonts w:hint="eastAsia"/>
+        </w:rPr>
+        <w:t>条相互作用数据</w:t>
+      </w:r>
+      <w:r>
+        <w:rPr>
+          <w:rFonts w:hint="eastAsia"/>
+        </w:rPr>
+        <w:t>(13666</w:t>
+      </w:r>
+      <w:r>
+        <w:rPr>
+          <w:rFonts w:hint="eastAsia"/>
+        </w:rPr>
+        <w:t>种药物分子</w:t>
+      </w:r>
+      <w:r>
+        <w:rPr>
+          <w:rFonts w:hint="eastAsia"/>
+        </w:rPr>
+        <w:t>)</w:t>
+      </w:r>
+      <w:r>
+        <w:rPr>
+          <w:rFonts w:hint="eastAsia"/>
+        </w:rPr>
+        <w:t>。</w:t>
+      </w:r>
+    </w:p>
+    <w:p>
+      <w:pPr>
+        <w:ind w:firstLine="420"/>
+        <w:rPr>
+          <w:rFonts w:hint="eastAsia"/>
+        </w:rPr>
+      </w:pPr>
+      <w:r>
+        <w:rPr>
+          <w:rFonts w:hint="eastAsia"/>
+        </w:rPr>
+        <w:t>之后，使用</w:t>
+      </w:r>
+      <w:r>
+        <w:rPr>
+          <w:rFonts w:hint="eastAsia"/>
+        </w:rPr>
+        <w:t>CRAFT</w:t>
+      </w:r>
+      <w:r>
+        <w:rPr>
+          <w:rFonts w:hint="eastAsia"/>
+        </w:rPr>
+        <w:t>对这些蛋白质三维结构进行</w:t>
+      </w:r>
+      <w:r>
+        <w:rPr>
+          <w:rFonts w:hint="eastAsia"/>
+        </w:rPr>
+        <w:t>批量</w:t>
+      </w:r>
+      <w:r>
+        <w:rPr>
+          <w:rFonts w:hint="eastAsia"/>
+        </w:rPr>
+        <w:t>空腔分析。</w:t>
+      </w:r>
+      <w:r>
+        <w:rPr>
+          <w:rFonts w:hint="eastAsia"/>
+        </w:rPr>
+        <w:t>其中，由于</w:t>
+      </w:r>
+      <w:r>
+        <w:rPr>
+          <w:rFonts w:hint="eastAsia"/>
+        </w:rPr>
+        <w:t>PDBID=3J2D</w:t>
+      </w:r>
+      <w:r>
+        <w:rPr>
+          <w:rFonts w:hint="eastAsia"/>
+        </w:rPr>
+        <w:t>在进行空腔特征提取时，距离矩阵过大，该类蛋白质被删除</w:t>
+      </w:r>
+      <w:r>
+        <w:rPr>
+          <w:rFonts w:hint="eastAsia"/>
+        </w:rPr>
+        <w:t>。</w:t>
+      </w:r>
+    </w:p>
+    <w:p>
+      <w:pPr>
+        <w:ind w:firstLine="420"/>
+        <w:rPr>
+          <w:rFonts w:hint="eastAsia"/>
+        </w:rPr>
+      </w:pPr>
+    </w:p>
+    <w:p>
+      <w:pPr>
+        <w:ind w:firstLine="420"/>
+      </w:pPr>
+    </w:p>
+    <w:p>
+      <w:pPr>
+        <w:ind w:firstLine="420"/>
+      </w:pPr>
+    </w:p>
+    <w:p>
+      <w:pPr>
+        <w:ind w:firstLine="420"/>
+      </w:pPr>
+    </w:p>
+    <w:p>
+      <w:r>
+        <w:rPr>
+          <w:rFonts w:hint="eastAsia"/>
+        </w:rPr>
         <w:t>4.</w:t>
       </w:r>
       <w:r>
@@ -1888,27 +2388,13 @@
         <w:rPr>
           <w:rFonts w:hint="eastAsia"/>
         </w:rPr>
-        <w:t>(</w:t>
-      </w:r>
-      <w:proofErr w:type="gramStart"/>
-      <w:r>
-        <w:rPr>
-          <w:rFonts w:hint="eastAsia"/>
-        </w:rPr>
-        <w:t>2)</w:t>
-      </w:r>
-      <w:r>
-        <w:rPr>
-          <w:rFonts w:hint="eastAsia"/>
-        </w:rPr>
-        <w:t>DrugBAN</w:t>
-      </w:r>
-      <w:proofErr w:type="gramEnd"/>
-      <w:r>
-        <w:rPr>
-          <w:rFonts w:hint="eastAsia"/>
-        </w:rPr>
-        <w:t>(2023</w:t>
+        <w:t>(2)</w:t>
+      </w:r>
+      <w:r>
+        <w:rPr>
+          <w:rFonts w:hint="eastAsia"/>
+        </w:rPr>
+        <w:t>DrugBAN(2023</w:t>
       </w:r>
       <w:r>
         <w:rPr>
@@ -1937,27 +2423,13 @@
         <w:rPr>
           <w:rFonts w:hint="eastAsia"/>
         </w:rPr>
-        <w:t>(</w:t>
-      </w:r>
-      <w:proofErr w:type="gramStart"/>
-      <w:r>
-        <w:rPr>
-          <w:rFonts w:hint="eastAsia"/>
-        </w:rPr>
-        <w:t>3)</w:t>
-      </w:r>
-      <w:r>
-        <w:rPr>
-          <w:rFonts w:hint="eastAsia"/>
-        </w:rPr>
-        <w:t>mlanDTI</w:t>
-      </w:r>
-      <w:proofErr w:type="gramEnd"/>
-      <w:r>
-        <w:rPr>
-          <w:rFonts w:hint="eastAsia"/>
-        </w:rPr>
-        <w:t xml:space="preserve">(2024AAAI: </w:t>
+        <w:t>(3)</w:t>
+      </w:r>
+      <w:r>
+        <w:rPr>
+          <w:rFonts w:hint="eastAsia"/>
+        </w:rPr>
+        <w:t xml:space="preserve">mlanDTI(2024AAAI: </w:t>
       </w:r>
       <w:r>
         <w:t>Multilevel Attention Network with Semi-supervised Domain Adaptation for Drug-Target Prediction</w:t>
@@ -1974,45 +2446,29 @@
         <w:rPr>
           <w:rFonts w:hint="eastAsia"/>
         </w:rPr>
-        <w:t>(</w:t>
-      </w:r>
-      <w:proofErr w:type="gramStart"/>
-      <w:r>
-        <w:rPr>
-          <w:rFonts w:hint="eastAsia"/>
-        </w:rPr>
-        <w:t>4)</w:t>
-      </w:r>
-      <w:r>
-        <w:rPr>
-          <w:rFonts w:hint="eastAsia"/>
-        </w:rPr>
-        <w:t>PretrainDPI</w:t>
-      </w:r>
-      <w:proofErr w:type="gramEnd"/>
-      <w:r>
-        <w:rPr>
-          <w:rFonts w:hint="eastAsia"/>
-        </w:rPr>
+        <w:t>(4)</w:t>
+      </w:r>
+      <w:r>
+        <w:rPr>
+          <w:rFonts w:hint="eastAsia"/>
+        </w:rPr>
+        <w:t xml:space="preserve">PretrainDPI </w:t>
+      </w:r>
+      <w:r>
+        <w:rPr>
+          <w:rFonts w:hint="eastAsia"/>
+        </w:rPr>
+        <w:t>[</w:t>
+      </w:r>
+      <w:r>
         <w:t xml:space="preserve"> </w:t>
       </w:r>
-      <w:proofErr w:type="gramStart"/>
-      <w:r>
-        <w:rPr>
-          <w:rFonts w:hint="eastAsia"/>
-        </w:rPr>
-        <w:t>[</w:t>
-      </w:r>
-      <w:r>
-        <w:t xml:space="preserve"> </w:t>
-      </w:r>
       <w:r>
         <w:rPr>
           <w:rFonts w:hint="eastAsia"/>
         </w:rPr>
         <w:t>2021</w:t>
       </w:r>
-      <w:proofErr w:type="gramEnd"/>
       <w:r>
         <w:t>Bioinformatics</w:t>
       </w:r>
@@ -2094,7 +2550,7 @@
       <w:r>
         <w:t>药物设计中结合效应通常通过平衡结合来评估，并且在大多数情况下反映了药物与药物靶标结合时在晶体结构中观察到的结合模式</w:t>
       </w:r>
-      <w:hyperlink r:id="rId7" w:history="1">
+      <w:hyperlink r:id="rId8" w:history="1">
         <w:r>
           <w:rPr>
             <w:rStyle w:val="a3"/>
@@ -2114,52 +2570,27 @@
         <w:ind w:firstLine="420"/>
       </w:pPr>
       <w:r>
-        <w:t>从热力学角度讲，优化结合亲和力意味着提高结合自由能，结合自由能有两个组成部分：结合</w:t>
-      </w:r>
-      <w:proofErr w:type="gramStart"/>
+        <w:lastRenderedPageBreak/>
+        <w:t>从热力学角度讲，优化结合亲和力意味着提高结合自由能，结合自由能有两个组成部分：结合焓和结合熵。结合焓和结合熵可能对结合自由能产生积极或消极的影响，进而影响结合亲和力。</w:t>
+      </w:r>
+      <w:r>
+        <w:rPr>
+          <w:rFonts w:hint="eastAsia"/>
+        </w:rPr>
+        <w:t>特异性</w:t>
+      </w:r>
+      <w:r>
+        <w:t>相互作用（如氢键、盐桥、范德华接触）</w:t>
+      </w:r>
+      <w:r>
+        <w:rPr>
+          <w:rFonts w:hint="eastAsia"/>
+        </w:rPr>
+        <w:t>会带来</w:t>
+      </w:r>
       <w:r>
         <w:t>焓</w:t>
       </w:r>
-      <w:proofErr w:type="gramEnd"/>
-      <w:r>
-        <w:t>和结合熵。结合</w:t>
-      </w:r>
-      <w:proofErr w:type="gramStart"/>
-      <w:r>
-        <w:t>焓</w:t>
-      </w:r>
-      <w:proofErr w:type="gramEnd"/>
-      <w:r>
-        <w:t>和结合</w:t>
-      </w:r>
-      <w:proofErr w:type="gramStart"/>
-      <w:r>
-        <w:t>熵</w:t>
-      </w:r>
-      <w:proofErr w:type="gramEnd"/>
-      <w:r>
-        <w:t>可能对结合自由能产生积极或消极的影响，进而影响结合亲和力。</w:t>
-      </w:r>
-      <w:r>
-        <w:rPr>
-          <w:rFonts w:hint="eastAsia"/>
-        </w:rPr>
-        <w:t>特异性</w:t>
-      </w:r>
-      <w:r>
-        <w:t>相互作用（如氢键、盐桥、范德华接触）</w:t>
-      </w:r>
-      <w:r>
-        <w:rPr>
-          <w:rFonts w:hint="eastAsia"/>
-        </w:rPr>
-        <w:t>会带来</w:t>
-      </w:r>
-      <w:proofErr w:type="gramStart"/>
-      <w:r>
-        <w:t>焓</w:t>
-      </w:r>
-      <w:proofErr w:type="gramEnd"/>
       <w:r>
         <w:rPr>
           <w:rFonts w:hint="eastAsia"/>
@@ -2167,13 +2598,8 @@
         <w:t>的增益</w:t>
       </w:r>
       <w:r>
-        <w:t>，而极性基团的脱</w:t>
-      </w:r>
-      <w:proofErr w:type="gramStart"/>
-      <w:r>
-        <w:t>溶则导致焓</w:t>
-      </w:r>
-      <w:proofErr w:type="gramEnd"/>
+        <w:t>，而极性基团的脱溶则导致焓</w:t>
+      </w:r>
       <w:r>
         <w:rPr>
           <w:rFonts w:hint="eastAsia"/>
@@ -2240,49 +2666,28 @@
         <w:ind w:firstLine="420"/>
       </w:pPr>
       <w:r>
-        <w:t>基于这些考虑，优化工作可能会导致不同的热力学结果。当具有最佳几何结构的特定极性相互作用形成时，极性基团的引入可以提高结合</w:t>
-      </w:r>
-      <w:proofErr w:type="gramStart"/>
-      <w:r>
-        <w:t>焓</w:t>
-      </w:r>
-      <w:proofErr w:type="gramEnd"/>
+        <w:t>基于这些考虑，优化工作可能会导致不同的热力学结果。当具有最佳几何结构的特定极性相互作用形成时，极性基团的引入可以提高结合焓（图</w:t>
+      </w:r>
+      <w:r>
+        <w:t>16 - 4a</w:t>
+      </w:r>
+      <w:r>
+        <w:t>）。如果极性基团的位置不正确，那么基本上会实现极性去溶的焓</w:t>
+      </w:r>
+      <w:r>
+        <w:rPr>
+          <w:rFonts w:hint="eastAsia"/>
+        </w:rPr>
+        <w:t>损失</w:t>
+      </w:r>
       <w:r>
         <w:t>（图</w:t>
       </w:r>
       <w:r>
-        <w:t>16 - 4a</w:t>
-      </w:r>
-      <w:r>
-        <w:t>）。如果极性基团的位置不正确，那么基本上会实现极性</w:t>
-      </w:r>
-      <w:proofErr w:type="gramStart"/>
-      <w:r>
-        <w:t>去溶的焓</w:t>
-      </w:r>
-      <w:proofErr w:type="gramEnd"/>
-      <w:r>
-        <w:rPr>
-          <w:rFonts w:hint="eastAsia"/>
-        </w:rPr>
-        <w:t>损失</w:t>
-      </w:r>
-      <w:r>
-        <w:t>（图</w:t>
-      </w:r>
-      <w:r>
         <w:t>16 - 4b</w:t>
       </w:r>
       <w:r>
-        <w:t>）。当极性空腔被填充时，添加非极性基团可能是</w:t>
-      </w:r>
-      <w:proofErr w:type="gramStart"/>
-      <w:r>
-        <w:t>焓</w:t>
-      </w:r>
-      <w:proofErr w:type="gramEnd"/>
-      <w:r>
-        <w:t>有利的（图</w:t>
+        <w:t>）。当极性空腔被填充时，添加非极性基团可能是焓有利的（图</w:t>
       </w:r>
       <w:r>
         <w:t>16 - 4c</w:t>
@@ -2303,15 +2708,7 @@
         <w:t>——</w:t>
       </w:r>
       <w:r>
-        <w:t>尽管存在配体</w:t>
-      </w:r>
-      <w:proofErr w:type="gramStart"/>
-      <w:r>
-        <w:t>去溶带来</w:t>
-      </w:r>
-      <w:proofErr w:type="gramEnd"/>
-      <w:r>
-        <w:t>的熵</w:t>
+        <w:t>尽管存在配体去溶带来的熵</w:t>
       </w:r>
       <w:r>
         <w:rPr>
@@ -2323,13 +2720,8 @@
         <w:t>——</w:t>
       </w:r>
       <w:r>
-        <w:t>导致了剧烈的</w:t>
-      </w:r>
-      <w:proofErr w:type="gramStart"/>
-      <w:r>
-        <w:t>焓</w:t>
-      </w:r>
-      <w:proofErr w:type="gramEnd"/>
+        <w:t>导致了剧烈的焓</w:t>
+      </w:r>
       <w:r>
         <w:rPr>
           <w:rFonts w:hint="eastAsia"/>
@@ -2451,7 +2843,7 @@
   <w:docDefaults>
     <w:rPrDefault>
       <w:rPr>
-        <w:rFonts w:ascii="Times New Roman" w:eastAsia="SimSun" w:hAnsi="Times New Roman" w:cs="Times New Roman"/>
+        <w:rFonts w:ascii="Times New Roman" w:eastAsia="宋体" w:hAnsi="Times New Roman" w:cs="Times New Roman"/>
         <w:lang w:val="en-US" w:eastAsia="zh-CN" w:bidi="ar-SA"/>
       </w:rPr>
     </w:rPrDefault>
@@ -2861,6 +3253,39 @@
       <w:szCs w:val="18"/>
     </w:rPr>
   </w:style>
+  <w:style w:type="paragraph" w:styleId="HTML0">
+    <w:name w:val="HTML Preformatted"/>
+    <w:basedOn w:val="a"/>
+    <w:link w:val="HTML1"/>
+    <w:rsid w:val="00BD632E"/>
+    <w:rPr>
+      <w:rFonts w:ascii="Courier New" w:hAnsi="Courier New" w:cs="Courier New"/>
+      <w:sz w:val="20"/>
+      <w:szCs w:val="20"/>
+    </w:rPr>
+  </w:style>
+  <w:style w:type="character" w:customStyle="1" w:styleId="HTML1">
+    <w:name w:val="HTML 预设格式 字符"/>
+    <w:basedOn w:val="a0"/>
+    <w:link w:val="HTML0"/>
+    <w:rsid w:val="00BD632E"/>
+    <w:rPr>
+      <w:rFonts w:ascii="Courier New" w:eastAsiaTheme="minorEastAsia" w:hAnsi="Courier New" w:cs="Courier New"/>
+      <w:kern w:val="2"/>
+    </w:rPr>
+  </w:style>
+  <w:style w:type="character" w:styleId="a8">
+    <w:name w:val="Unresolved Mention"/>
+    <w:basedOn w:val="a0"/>
+    <w:uiPriority w:val="99"/>
+    <w:semiHidden/>
+    <w:unhideWhenUsed/>
+    <w:rsid w:val="00C65D68"/>
+    <w:rPr>
+      <w:color w:val="605E5C"/>
+      <w:shd w:val="clear" w:color="auto" w:fill="E1DFDD"/>
+    </w:rPr>
+  </w:style>
 </w:styles>
 </file>
 

--- a/论文原稿.docx
+++ b/论文原稿.docx
@@ -1356,7 +1356,7 @@
       <w:pPr>
         <w:ind w:firstLineChars="200" w:firstLine="420"/>
         <w:rPr>
-          <w:rFonts w:ascii="宋体" w:eastAsia="宋体" w:hAnsi="宋体" w:cs="宋体" w:hint="eastAsia"/>
+          <w:rFonts w:ascii="SimSun" w:eastAsia="SimSun" w:hAnsi="SimSun" w:cs="SimSun"/>
           <w:sz w:val="24"/>
         </w:rPr>
       </w:pPr>
@@ -1537,21 +1537,21 @@
       <w:r>
         <w:rPr>
           <w:rStyle w:val="HTML"/>
-          <w:rFonts w:ascii="宋体" w:eastAsia="宋体" w:hAnsi="宋体" w:cs="宋体"/>
+          <w:rFonts w:ascii="SimSun" w:eastAsia="SimSun" w:hAnsi="SimSun" w:cs="SimSun"/>
           <w:sz w:val="24"/>
         </w:rPr>
         <w:t>Kd, IC50, Ki, EC50</w:t>
       </w:r>
       <w:r>
         <w:rPr>
-          <w:rFonts w:ascii="宋体" w:eastAsia="宋体" w:hAnsi="宋体" w:cs="宋体"/>
+          <w:rFonts w:ascii="SimSun" w:eastAsia="SimSun" w:hAnsi="SimSun" w:cs="SimSun"/>
           <w:sz w:val="24"/>
         </w:rPr>
         <w:t>的值</w:t>
       </w:r>
       <w:r>
         <w:rPr>
-          <w:rFonts w:ascii="宋体" w:eastAsia="宋体" w:hAnsi="宋体" w:cs="宋体" w:hint="eastAsia"/>
+          <w:rFonts w:ascii="SimSun" w:eastAsia="SimSun" w:hAnsi="SimSun" w:cs="SimSun" w:hint="eastAsia"/>
           <w:sz w:val="24"/>
         </w:rPr>
         <w:t>进行设定，但是关于阈值的设置并未统一[2 阈值的选择标准]。例如，[oup-accepted-manuscript-2016]使用其固定的阈值进行二分类。而[jain1996]使用统计模型优化阈值。因此，为了识别新数据集中的实验测定值与相互作用模式之间的阈值关系，减少数据融合所带来的冲突，我们使用决策树及逻辑回归对数据中潜在的阈值关系进行学习，并采用异常检测剔除异常数据。</w:t>
@@ -1561,7 +1561,7 @@
       <w:pPr>
         <w:ind w:firstLineChars="200" w:firstLine="420"/>
         <w:rPr>
-          <w:rFonts w:eastAsia="宋体"/>
+          <w:rFonts w:eastAsia="SimSun"/>
         </w:rPr>
       </w:pPr>
     </w:p>
@@ -1588,11 +1588,6 @@
       </w:r>
     </w:p>
     <w:p>
-      <w:pPr>
-        <w:rPr>
-          <w:rFonts w:hint="eastAsia"/>
-        </w:rPr>
-      </w:pPr>
       <w:r>
         <w:rPr>
           <w:rFonts w:hint="eastAsia"/>
@@ -1799,9 +1794,6 @@
     <w:p>
       <w:pPr>
         <w:ind w:firstLine="420"/>
-        <w:rPr>
-          <w:rFonts w:hint="eastAsia"/>
-        </w:rPr>
       </w:pPr>
       <w:r>
         <w:rPr>
@@ -2008,7 +2000,19 @@
         <w:rPr>
           <w:rFonts w:hint="eastAsia"/>
         </w:rPr>
-        <w:t>结构文件，功获取</w:t>
+        <w:t>结构文件，</w:t>
+      </w:r>
+      <w:r>
+        <w:rPr>
+          <w:rFonts w:hint="eastAsia"/>
+        </w:rPr>
+        <w:t>成</w:t>
+      </w:r>
+      <w:r>
+        <w:rPr>
+          <w:rFonts w:hint="eastAsia"/>
+        </w:rPr>
+        <w:t>功获取</w:t>
       </w:r>
       <w:r>
         <w:rPr>
@@ -2218,9 +2222,6 @@
     <w:p>
       <w:pPr>
         <w:ind w:firstLine="420"/>
-        <w:rPr>
-          <w:rFonts w:hint="eastAsia"/>
-        </w:rPr>
       </w:pPr>
       <w:r>
         <w:rPr>
@@ -2251,38 +2252,11 @@
           <w:rFonts w:hint="eastAsia"/>
         </w:rPr>
         <w:t>空腔分析。</w:t>
-      </w:r>
-      <w:r>
-        <w:rPr>
-          <w:rFonts w:hint="eastAsia"/>
-        </w:rPr>
-        <w:t>其中，由于</w:t>
-      </w:r>
-      <w:r>
-        <w:rPr>
-          <w:rFonts w:hint="eastAsia"/>
-        </w:rPr>
-        <w:t>PDBID=3J2D</w:t>
-      </w:r>
-      <w:r>
-        <w:rPr>
-          <w:rFonts w:hint="eastAsia"/>
-        </w:rPr>
-        <w:t>在进行空腔特征提取时，距离矩阵过大，该类蛋白质被删除</w:t>
-      </w:r>
-      <w:r>
-        <w:rPr>
-          <w:rFonts w:hint="eastAsia"/>
-        </w:rPr>
-        <w:t>。</w:t>
       </w:r>
     </w:p>
     <w:p>
       <w:pPr>
         <w:ind w:firstLine="420"/>
-        <w:rPr>
-          <w:rFonts w:hint="eastAsia"/>
-        </w:rPr>
       </w:pPr>
     </w:p>
     <w:p>
@@ -2570,8 +2544,11 @@
         <w:ind w:firstLine="420"/>
       </w:pPr>
       <w:r>
+        <w:t>从热力学角度讲，优化结合亲和力意味着提高结合自由能，结合自由能有两个组成部分：</w:t>
+      </w:r>
+      <w:r>
         <w:lastRenderedPageBreak/>
-        <w:t>从热力学角度讲，优化结合亲和力意味着提高结合自由能，结合自由能有两个组成部分：结合焓和结合熵。结合焓和结合熵可能对结合自由能产生积极或消极的影响，进而影响结合亲和力。</w:t>
+        <w:t>结合焓和结合熵。结合焓和结合熵可能对结合自由能产生积极或消极的影响，进而影响结合亲和力。</w:t>
       </w:r>
       <w:r>
         <w:rPr>
@@ -2843,7 +2820,7 @@
   <w:docDefaults>
     <w:rPrDefault>
       <w:rPr>
-        <w:rFonts w:ascii="Times New Roman" w:eastAsia="宋体" w:hAnsi="Times New Roman" w:cs="Times New Roman"/>
+        <w:rFonts w:ascii="Times New Roman" w:eastAsia="SimSun" w:hAnsi="Times New Roman" w:cs="Times New Roman"/>
         <w:lang w:val="en-US" w:eastAsia="zh-CN" w:bidi="ar-SA"/>
       </w:rPr>
     </w:rPrDefault>
@@ -3154,6 +3131,7 @@
   <w:style w:type="character" w:default="1" w:styleId="a0">
     <w:name w:val="Default Paragraph Font"/>
     <w:uiPriority w:val="1"/>
+    <w:semiHidden/>
     <w:unhideWhenUsed/>
   </w:style>
   <w:style w:type="table" w:default="1" w:styleId="a1">

--- a/论文原稿.docx
+++ b/论文原稿.docx
@@ -152,12 +152,63 @@
     <w:p>
       <w:pPr>
         <w:ind w:firstLine="420"/>
+        <w:rPr>
+          <w:rFonts w:hint="eastAsia"/>
+        </w:rPr>
       </w:pPr>
       <w:r>
         <w:rPr>
           <w:rFonts w:hint="eastAsia"/>
         </w:rPr>
-        <w:t>许多研究声称，他们的方法现在可以在特定的验证设置下有效地筛选大多数相互作用和非相互作用配对。然而，有大量证据表明，由于特定的验证条件，这些说法被高估了</w:t>
+        <w:t>在蛋白质</w:t>
+      </w:r>
+      <w:r>
+        <w:rPr>
+          <w:rFonts w:hint="eastAsia"/>
+        </w:rPr>
+        <w:t>-</w:t>
+      </w:r>
+      <w:r>
+        <w:rPr>
+          <w:rFonts w:hint="eastAsia"/>
+        </w:rPr>
+        <w:t>蛋白质相互作用领域，</w:t>
+      </w:r>
+      <w:r>
+        <w:rPr>
+          <w:rFonts w:hint="eastAsia"/>
+        </w:rPr>
+        <w:t>PDB,BioGRID</w:t>
+      </w:r>
+      <w:r>
+        <w:rPr>
+          <w:rFonts w:hint="eastAsia"/>
+        </w:rPr>
+        <w:t>及</w:t>
+      </w:r>
+      <w:r>
+        <w:rPr>
+          <w:rFonts w:hint="eastAsia"/>
+        </w:rPr>
+        <w:t>STRING</w:t>
+      </w:r>
+      <w:r>
+        <w:rPr>
+          <w:rFonts w:hint="eastAsia"/>
+        </w:rPr>
+        <w:t>通常作为研究该领域的最标准数据库。但是在药物</w:t>
+      </w:r>
+      <w:r>
+        <w:rPr>
+          <w:rFonts w:hint="eastAsia"/>
+        </w:rPr>
+        <w:t>-</w:t>
+      </w:r>
+      <w:r>
+        <w:rPr>
+          <w:rFonts w:hint="eastAsia"/>
+        </w:rPr>
+        <w:t>靶点相互作用领域却不存在这样的数据集，因此需要自行构建数据集或借鉴以往的研究成果</w:t>
       </w:r>
       <w:r>
         <w:rPr>
@@ -166,16 +217,7 @@
         <w:t>[</w:t>
       </w:r>
       <w:r>
-        <w:t>Bernett J, Blumenthal DB, List M: Cracking the black box of</w:t>
-      </w:r>
-      <w:r>
-        <w:rPr>
-          <w:rFonts w:hint="eastAsia"/>
-        </w:rPr>
-        <w:t xml:space="preserve"> </w:t>
-      </w:r>
-      <w:r>
-        <w:t>deep sequence-based protein–protein interaction prediction.Briefings Bioinf 2024, 25, bbae076.</w:t>
+        <w:t>Deep learning methods for proteome</w:t>
       </w:r>
       <w:r>
         <w:rPr>
@@ -187,192 +229,52 @@
         <w:rPr>
           <w:rFonts w:hint="eastAsia"/>
         </w:rPr>
+        <w:t>。当前，在</w:t>
+      </w:r>
+      <w:r>
+        <w:rPr>
+          <w:rFonts w:hint="eastAsia"/>
+        </w:rPr>
+        <w:t>DTI</w:t>
+      </w:r>
+      <w:r>
+        <w:rPr>
+          <w:rFonts w:hint="eastAsia"/>
+        </w:rPr>
+        <w:t>领域，使用的通用数据集，如</w:t>
+      </w:r>
+      <w:r>
+        <w:rPr>
+          <w:rFonts w:hint="eastAsia"/>
+        </w:rPr>
+        <w:t>bindingdb,Davis</w:t>
+      </w:r>
+      <w:r>
+        <w:rPr>
+          <w:rFonts w:hint="eastAsia"/>
+        </w:rPr>
+        <w:t>等，大多来自于不同的研究小组，他们根据各自的标准收集并使用了这些测定数据</w:t>
+      </w:r>
+      <w:r>
+        <w:rPr>
+          <w:rFonts w:hint="eastAsia"/>
+        </w:rPr>
+        <w:t>[</w:t>
+      </w:r>
+      <w:r>
+        <w:t>Deep learning methods for proteome</w:t>
+      </w:r>
+      <w:r>
+        <w:rPr>
+          <w:rFonts w:hint="eastAsia"/>
+        </w:rPr>
+        <w:t>]</w:t>
+      </w:r>
+      <w:r>
+        <w:rPr>
+          <w:rFonts w:hint="eastAsia"/>
+        </w:rPr>
         <w:t>。</w:t>
-      </w:r>
-      <w:r>
-        <w:rPr>
-          <w:rFonts w:hint="eastAsia"/>
-        </w:rPr>
-        <w:t>[</w:t>
-      </w:r>
-      <w:r>
-        <w:t>S0959440X24002082</w:t>
-      </w:r>
-      <w:r>
-        <w:rPr>
-          <w:rFonts w:hint="eastAsia"/>
-        </w:rPr>
-        <w:t>]</w:t>
-      </w:r>
-      <w:r>
-        <w:rPr>
-          <w:rFonts w:hint="eastAsia"/>
-        </w:rPr>
-        <w:t>中提到，</w:t>
-      </w:r>
-      <w:r>
-        <w:rPr>
-          <w:rFonts w:hint="eastAsia"/>
-        </w:rPr>
-        <w:t>数据集准备过程中</w:t>
-      </w:r>
-      <w:r>
-        <w:rPr>
-          <w:rFonts w:hint="eastAsia"/>
-        </w:rPr>
-        <w:t>存在</w:t>
-      </w:r>
-      <w:r>
-        <w:rPr>
-          <w:rFonts w:hint="eastAsia"/>
-        </w:rPr>
-        <w:t>关键领域需要改进，</w:t>
-      </w:r>
-      <w:r>
-        <w:rPr>
-          <w:rFonts w:hint="eastAsia"/>
-        </w:rPr>
-        <w:t>以便开发出更具通用性的</w:t>
-      </w:r>
-      <w:r>
-        <w:rPr>
-          <w:rFonts w:hint="eastAsia"/>
-        </w:rPr>
-        <w:t>药物</w:t>
-      </w:r>
-      <w:r>
-        <w:rPr>
-          <w:rFonts w:hint="eastAsia"/>
-        </w:rPr>
-        <w:t>-</w:t>
-      </w:r>
-      <w:r>
-        <w:rPr>
-          <w:rFonts w:hint="eastAsia"/>
-        </w:rPr>
-        <w:t>目标相互作用预测</w:t>
-      </w:r>
-      <w:r>
-        <w:rPr>
-          <w:rFonts w:hint="eastAsia"/>
-        </w:rPr>
-        <w:t>模型。</w:t>
-      </w:r>
-      <w:r>
-        <w:rPr>
-          <w:rFonts w:hint="eastAsia"/>
-        </w:rPr>
-        <w:t>首要的就是</w:t>
-      </w:r>
-      <w:r>
-        <w:t>实验测定值的变动性导致数据标签的不确定性</w:t>
-      </w:r>
-      <w:r>
-        <w:rPr>
-          <w:rFonts w:hint="eastAsia"/>
-        </w:rPr>
-        <w:t>。即，</w:t>
-      </w:r>
-      <w:r>
-        <w:rPr>
-          <w:rFonts w:hint="eastAsia"/>
-        </w:rPr>
-        <w:t>不同</w:t>
-      </w:r>
-      <w:r>
-        <w:rPr>
-          <w:rFonts w:hint="eastAsia"/>
-        </w:rPr>
-        <w:t>反应</w:t>
-      </w:r>
-      <w:r>
-        <w:rPr>
-          <w:rFonts w:hint="eastAsia"/>
-        </w:rPr>
-        <w:t>条件（如</w:t>
-      </w:r>
-      <w:r>
-        <w:rPr>
-          <w:rFonts w:hint="eastAsia"/>
-        </w:rPr>
-        <w:t>酸碱度</w:t>
-      </w:r>
-      <w:r>
-        <w:rPr>
-          <w:rFonts w:hint="eastAsia"/>
-        </w:rPr>
-        <w:t>、温度</w:t>
-      </w:r>
-      <w:r>
-        <w:rPr>
-          <w:rFonts w:hint="eastAsia"/>
-        </w:rPr>
-        <w:t>等</w:t>
-      </w:r>
-      <w:r>
-        <w:rPr>
-          <w:rFonts w:hint="eastAsia"/>
-        </w:rPr>
-        <w:t>）可能导致不同的</w:t>
-      </w:r>
-      <w:r>
-        <w:rPr>
-          <w:rFonts w:hint="eastAsia"/>
-        </w:rPr>
-        <w:t>测定值。以及，</w:t>
-      </w:r>
-      <w:r>
-        <w:rPr>
-          <w:rFonts w:hint="eastAsia"/>
-        </w:rPr>
-        <w:t>基于</w:t>
-      </w:r>
-      <w:r>
-        <w:rPr>
-          <w:rFonts w:hint="eastAsia"/>
-        </w:rPr>
-        <w:t>连续的测定值，是否亲和的</w:t>
-      </w:r>
-      <w:r>
-        <w:rPr>
-          <w:rFonts w:hint="eastAsia"/>
-        </w:rPr>
-        <w:t>划分标准具有主观性和任意性。</w:t>
-      </w:r>
-      <w:r>
-        <w:rPr>
-          <w:rFonts w:hint="eastAsia"/>
-        </w:rPr>
-        <w:t>这些情况导致模型</w:t>
-      </w:r>
-      <w:r>
-        <w:t>可能无法准确学习亲和力的真实分布，而是受到人为设定的阈值影响。</w:t>
-      </w:r>
-      <w:r>
-        <w:rPr>
-          <w:rFonts w:hint="eastAsia"/>
-        </w:rPr>
-        <w:t xml:space="preserve"> </w:t>
-      </w:r>
-    </w:p>
-    <w:p>
-      <w:r>
-        <w:tab/>
-      </w:r>
-    </w:p>
-    <w:p/>
-    <w:p>
-      <w:r>
-        <w:rPr>
-          <w:rFonts w:hint="eastAsia"/>
-        </w:rPr>
-        <w:t>3.1</w:t>
-      </w:r>
-      <w:r>
-        <w:rPr>
-          <w:rFonts w:hint="eastAsia"/>
-        </w:rPr>
-        <w:t>数据整理</w:t>
       </w:r>
     </w:p>
     <w:p>
@@ -383,13 +285,16 @@
         <w:rPr>
           <w:rFonts w:hint="eastAsia"/>
         </w:rPr>
-        <w:t>BindingDB</w:t>
-      </w:r>
-      <w:r>
-        <w:rPr>
-          <w:rFonts w:hint="eastAsia"/>
-        </w:rPr>
-        <w:t>[ZeroBind[12]]</w:t>
+        <w:t>许多研究声称，他们的方法现在可以在特定的验证设置下有效地筛选大多数相互作用和非相互作用配对。然而，有大量证据表明，由于特定的验证条件，这些说法被高估了</w:t>
+      </w:r>
+      <w:r>
+        <w:rPr>
+          <w:rFonts w:hint="eastAsia"/>
+        </w:rPr>
+        <w:t>[</w:t>
+      </w:r>
+      <w:r>
+        <w:t>Bernett J, Blumenthal DB, List M: Cracking the black box of</w:t>
       </w:r>
       <w:r>
         <w:rPr>
@@ -398,34 +303,70 @@
         <w:t xml:space="preserve"> </w:t>
       </w:r>
       <w:r>
-        <w:rPr>
-          <w:rFonts w:hint="eastAsia"/>
-        </w:rPr>
-        <w:t>是一个</w:t>
-      </w:r>
-      <w:r>
-        <w:rPr>
-          <w:rFonts w:hint="eastAsia"/>
-        </w:rPr>
-        <w:t xml:space="preserve"> DTI </w:t>
-      </w:r>
-      <w:r>
-        <w:rPr>
-          <w:rFonts w:hint="eastAsia"/>
-        </w:rPr>
-        <w:t>相互作用公共数据库，其中存储了药物（类药物分子）与靶蛋白之间的结合亲和力数据。该数据库目前包含超过</w:t>
-      </w:r>
-      <w:r>
-        <w:rPr>
-          <w:rFonts w:hint="eastAsia"/>
-        </w:rPr>
-        <w:t xml:space="preserve"> 2,600,000 </w:t>
-      </w:r>
-      <w:r>
-        <w:rPr>
-          <w:rFonts w:hint="eastAsia"/>
-        </w:rPr>
-        <w:t>个经实验测定的蛋白质</w:t>
+        <w:t>deep sequence-based protein–protein interaction prediction.Briefings Bioinf 2024, 25, bbae076.</w:t>
+      </w:r>
+      <w:r>
+        <w:rPr>
+          <w:rFonts w:hint="eastAsia"/>
+        </w:rPr>
+        <w:t>]</w:t>
+      </w:r>
+      <w:r>
+        <w:rPr>
+          <w:rFonts w:hint="eastAsia"/>
+        </w:rPr>
+        <w:t>。</w:t>
+      </w:r>
+      <w:r>
+        <w:rPr>
+          <w:rFonts w:hint="eastAsia"/>
+        </w:rPr>
+        <w:t>[</w:t>
+      </w:r>
+      <w:r>
+        <w:t>S0959440X24002082</w:t>
+      </w:r>
+      <w:r>
+        <w:rPr>
+          <w:rFonts w:hint="eastAsia"/>
+        </w:rPr>
+        <w:t>]</w:t>
+      </w:r>
+      <w:r>
+        <w:rPr>
+          <w:rFonts w:hint="eastAsia"/>
+        </w:rPr>
+        <w:t>中提到，</w:t>
+      </w:r>
+      <w:r>
+        <w:rPr>
+          <w:rFonts w:hint="eastAsia"/>
+        </w:rPr>
+        <w:t>数据集准备过程中</w:t>
+      </w:r>
+      <w:r>
+        <w:rPr>
+          <w:rFonts w:hint="eastAsia"/>
+        </w:rPr>
+        <w:t>存在</w:t>
+      </w:r>
+      <w:r>
+        <w:rPr>
+          <w:rFonts w:hint="eastAsia"/>
+        </w:rPr>
+        <w:t>关键领域需要改进，</w:t>
+      </w:r>
+      <w:r>
+        <w:rPr>
+          <w:rFonts w:hint="eastAsia"/>
+        </w:rPr>
+        <w:t>以便开发出更具通用性的</w:t>
+      </w:r>
+      <w:r>
+        <w:rPr>
+          <w:rFonts w:hint="eastAsia"/>
+        </w:rPr>
+        <w:t>药物</w:t>
       </w:r>
       <w:r>
         <w:rPr>
@@ -437,31 +378,258 @@
         <w:rPr>
           <w:rFonts w:hint="eastAsia"/>
         </w:rPr>
-        <w:t>药物复合物的结合亲和力，涉及</w:t>
-      </w:r>
-      <w:r>
-        <w:rPr>
-          <w:rFonts w:hint="eastAsia"/>
-        </w:rPr>
-        <w:t xml:space="preserve"> 8,000 </w:t>
-      </w:r>
-      <w:r>
-        <w:rPr>
-          <w:rFonts w:hint="eastAsia"/>
-        </w:rPr>
-        <w:t>多个蛋白质靶点和</w:t>
-      </w:r>
-      <w:r>
-        <w:rPr>
-          <w:rFonts w:hint="eastAsia"/>
-        </w:rPr>
-        <w:t xml:space="preserve"> 1,100,000 </w:t>
-      </w:r>
-      <w:r>
-        <w:rPr>
-          <w:rFonts w:hint="eastAsia"/>
-        </w:rPr>
-        <w:t>多种小分子。</w:t>
+        <w:t>目标相互作用预测</w:t>
+      </w:r>
+      <w:r>
+        <w:rPr>
+          <w:rFonts w:hint="eastAsia"/>
+        </w:rPr>
+        <w:t>模型。</w:t>
+      </w:r>
+      <w:r>
+        <w:rPr>
+          <w:rFonts w:hint="eastAsia"/>
+        </w:rPr>
+        <w:t>首要的就是</w:t>
+      </w:r>
+      <w:r>
+        <w:t>实验测定值的变动性导致数据标签的不确定性</w:t>
+      </w:r>
+      <w:r>
+        <w:rPr>
+          <w:rFonts w:hint="eastAsia"/>
+        </w:rPr>
+        <w:t>。即，</w:t>
+      </w:r>
+      <w:r>
+        <w:rPr>
+          <w:rFonts w:hint="eastAsia"/>
+        </w:rPr>
+        <w:t>不同</w:t>
+      </w:r>
+      <w:r>
+        <w:rPr>
+          <w:rFonts w:hint="eastAsia"/>
+        </w:rPr>
+        <w:t>反应</w:t>
+      </w:r>
+      <w:r>
+        <w:rPr>
+          <w:rFonts w:hint="eastAsia"/>
+        </w:rPr>
+        <w:t>条件（如</w:t>
+      </w:r>
+      <w:r>
+        <w:rPr>
+          <w:rFonts w:hint="eastAsia"/>
+        </w:rPr>
+        <w:t>酸碱度</w:t>
+      </w:r>
+      <w:r>
+        <w:rPr>
+          <w:rFonts w:hint="eastAsia"/>
+        </w:rPr>
+        <w:t>、温度</w:t>
+      </w:r>
+      <w:r>
+        <w:rPr>
+          <w:rFonts w:hint="eastAsia"/>
+        </w:rPr>
+        <w:t>等</w:t>
+      </w:r>
+      <w:r>
+        <w:rPr>
+          <w:rFonts w:hint="eastAsia"/>
+        </w:rPr>
+        <w:t>）可能导致不同的</w:t>
+      </w:r>
+      <w:r>
+        <w:rPr>
+          <w:rFonts w:hint="eastAsia"/>
+        </w:rPr>
+        <w:t>测定值。以及，</w:t>
+      </w:r>
+      <w:r>
+        <w:rPr>
+          <w:rFonts w:hint="eastAsia"/>
+        </w:rPr>
+        <w:t>基于</w:t>
+      </w:r>
+      <w:r>
+        <w:rPr>
+          <w:rFonts w:hint="eastAsia"/>
+        </w:rPr>
+        <w:t>连续的测定值，是否亲和的</w:t>
+      </w:r>
+      <w:r>
+        <w:rPr>
+          <w:rFonts w:hint="eastAsia"/>
+        </w:rPr>
+        <w:t>划分标准具有主观性和任意性。</w:t>
+      </w:r>
+      <w:r>
+        <w:rPr>
+          <w:rFonts w:hint="eastAsia"/>
+        </w:rPr>
+        <w:t>这些情况导致模型</w:t>
+      </w:r>
+      <w:r>
+        <w:t>可能无法准确学习亲和力的真实分布，而是受到人为设定的阈值影响。</w:t>
+      </w:r>
+      <w:r>
+        <w:rPr>
+          <w:rFonts w:hint="eastAsia"/>
+        </w:rPr>
+        <w:t xml:space="preserve"> </w:t>
+      </w:r>
+      <w:r>
+        <w:rPr>
+          <w:rFonts w:hint="eastAsia"/>
+        </w:rPr>
+        <w:t>其次是实验设置过程中，由于数据划分不当导致的数据泄露通常导致对模型性能的高估。</w:t>
+      </w:r>
+    </w:p>
+    <w:p>
+      <w:pPr>
+        <w:rPr>
+          <w:rFonts w:hint="eastAsia"/>
+        </w:rPr>
+      </w:pPr>
+      <w:r>
+        <w:tab/>
+      </w:r>
+      <w:r>
+        <w:rPr>
+          <w:rFonts w:hint="eastAsia"/>
+        </w:rPr>
+        <w:t>在</w:t>
+      </w:r>
+      <w:r>
+        <w:rPr>
+          <w:rFonts w:hint="eastAsia"/>
+        </w:rPr>
+        <w:t>DTI</w:t>
+      </w:r>
+      <w:r>
+        <w:rPr>
+          <w:rFonts w:hint="eastAsia"/>
+        </w:rPr>
+        <w:t>研究中，数据限制</w:t>
+      </w:r>
+      <w:r>
+        <w:rPr>
+          <w:rFonts w:hint="eastAsia"/>
+        </w:rPr>
+        <w:t>较</w:t>
+      </w:r>
+      <w:r>
+        <w:rPr>
+          <w:rFonts w:hint="eastAsia"/>
+        </w:rPr>
+        <w:t>为明显</w:t>
+      </w:r>
+      <w:r>
+        <w:rPr>
+          <w:rFonts w:hint="eastAsia"/>
+        </w:rPr>
+        <w:t>,</w:t>
+      </w:r>
+      <w:r>
+        <w:rPr>
+          <w:rFonts w:hint="eastAsia"/>
+        </w:rPr>
+        <w:t>药物</w:t>
+      </w:r>
+      <w:r>
+        <w:rPr>
+          <w:rFonts w:hint="eastAsia"/>
+        </w:rPr>
+        <w:t>-</w:t>
+      </w:r>
+      <w:r>
+        <w:rPr>
+          <w:rFonts w:hint="eastAsia"/>
+        </w:rPr>
+        <w:t>靶点复合结构</w:t>
+      </w:r>
+      <w:r>
+        <w:rPr>
+          <w:rFonts w:hint="eastAsia"/>
+        </w:rPr>
+        <w:t>主要以</w:t>
+      </w:r>
+      <w:r>
+        <w:rPr>
+          <w:rFonts w:hint="eastAsia"/>
+        </w:rPr>
+        <w:t>“靶点为中心”，即各种配体仅与少数蛋白质家族（如</w:t>
+      </w:r>
+      <w:r>
+        <w:t>kinases</w:t>
+      </w:r>
+      <w:r>
+        <w:rPr>
+          <w:rFonts w:hint="eastAsia"/>
+        </w:rPr>
+        <w:t>）结合</w:t>
+      </w:r>
+      <w:r>
+        <w:rPr>
+          <w:rFonts w:hint="eastAsia"/>
+        </w:rPr>
+        <w:t>，</w:t>
+      </w:r>
+      <w:r>
+        <w:t>而不是均匀覆盖所有靶点蛋白</w:t>
+      </w:r>
+      <w:r>
+        <w:rPr>
+          <w:rFonts w:hint="eastAsia"/>
+        </w:rPr>
+        <w:t>[</w:t>
+      </w:r>
+      <w:r>
+        <w:t>S0959440X24002082</w:t>
+      </w:r>
+      <w:r>
+        <w:rPr>
+          <w:rFonts w:hint="eastAsia"/>
+        </w:rPr>
+        <w:t>]</w:t>
+      </w:r>
+      <w:r>
+        <w:rPr>
+          <w:rFonts w:hint="eastAsia"/>
+        </w:rPr>
+        <w:t>。</w:t>
+      </w:r>
+      <w:r>
+        <w:t>由于数据有限，深度学习模型在训练时可能会</w:t>
+      </w:r>
+      <w:r>
+        <w:rPr>
+          <w:b/>
+          <w:bCs/>
+        </w:rPr>
+        <w:t>过拟合特定蛋白家族</w:t>
+      </w:r>
+      <w:r>
+        <w:t>，从而降低泛化能力。</w:t>
+      </w:r>
+    </w:p>
+    <w:p/>
+    <w:p>
+      <w:r>
+        <w:rPr>
+          <w:rFonts w:hint="eastAsia"/>
+        </w:rPr>
+        <w:t>3.1</w:t>
+      </w:r>
+      <w:r>
+        <w:rPr>
+          <w:rFonts w:hint="eastAsia"/>
+        </w:rPr>
+        <w:t>数据整理</w:t>
       </w:r>
     </w:p>
     <w:p>
@@ -472,19 +640,13 @@
         <w:rPr>
           <w:rFonts w:hint="eastAsia"/>
         </w:rPr>
-        <w:t>为了创建</w:t>
-      </w:r>
-      <w:r>
-        <w:rPr>
-          <w:rFonts w:hint="eastAsia"/>
-        </w:rPr>
-        <w:t xml:space="preserve"> ZeroBind </w:t>
-      </w:r>
-      <w:r>
-        <w:rPr>
-          <w:rFonts w:hint="eastAsia"/>
-        </w:rPr>
-        <w:t>的训练和测试数据集，我们采用了多个过滤和预处理步骤来创建高质量的基准数据集。首先，数据点的</w:t>
+        <w:t>BindingDB</w:t>
+      </w:r>
+      <w:r>
+        <w:rPr>
+          <w:rFonts w:hint="eastAsia"/>
+        </w:rPr>
+        <w:t>[ZeroBind[12]]</w:t>
       </w:r>
       <w:r>
         <w:rPr>
@@ -496,211 +658,31 @@
         <w:rPr>
           <w:rFonts w:hint="eastAsia"/>
         </w:rPr>
-        <w:t>“目标类型</w:t>
-      </w:r>
-      <w:r>
-        <w:rPr>
-          <w:rFonts w:hint="eastAsia"/>
-        </w:rPr>
-        <w:t xml:space="preserve"> </w:t>
-      </w:r>
-      <w:r>
-        <w:rPr>
-          <w:rFonts w:hint="eastAsia"/>
-        </w:rPr>
-        <w:t>”属性为</w:t>
-      </w:r>
-      <w:r>
-        <w:rPr>
-          <w:rFonts w:hint="eastAsia"/>
-        </w:rPr>
-        <w:t xml:space="preserve"> </w:t>
-      </w:r>
-      <w:r>
-        <w:rPr>
-          <w:rFonts w:hint="eastAsia"/>
-        </w:rPr>
-        <w:t>“单个蛋白质”，“标准类型</w:t>
-      </w:r>
-      <w:r>
-        <w:rPr>
-          <w:rFonts w:hint="eastAsia"/>
-        </w:rPr>
-        <w:t xml:space="preserve"> </w:t>
-      </w:r>
-      <w:r>
-        <w:rPr>
-          <w:rFonts w:hint="eastAsia"/>
-        </w:rPr>
-        <w:t>”属性为动力学常数</w:t>
-      </w:r>
-      <w:r>
-        <w:rPr>
-          <w:rFonts w:hint="eastAsia"/>
-        </w:rPr>
-        <w:t xml:space="preserve"> Ki</w:t>
-      </w:r>
-      <w:r>
-        <w:rPr>
-          <w:rFonts w:hint="eastAsia"/>
-        </w:rPr>
-        <w:t>、</w:t>
-      </w:r>
-      <w:r>
-        <w:rPr>
-          <w:rFonts w:hint="eastAsia"/>
-        </w:rPr>
-        <w:t>Kd</w:t>
-      </w:r>
-      <w:r>
-        <w:rPr>
-          <w:rFonts w:hint="eastAsia"/>
-        </w:rPr>
-        <w:t>、</w:t>
-      </w:r>
-      <w:r>
-        <w:rPr>
-          <w:rFonts w:hint="eastAsia"/>
-        </w:rPr>
-        <w:t xml:space="preserve">IC50 </w:t>
-      </w:r>
-      <w:r>
-        <w:rPr>
-          <w:rFonts w:hint="eastAsia"/>
-        </w:rPr>
-        <w:t>和</w:t>
-      </w:r>
-      <w:r>
-        <w:rPr>
-          <w:rFonts w:hint="eastAsia"/>
-        </w:rPr>
-        <w:t xml:space="preserve"> EC50</w:t>
-      </w:r>
-      <w:r>
-        <w:rPr>
-          <w:rFonts w:hint="eastAsia"/>
-        </w:rPr>
-        <w:t>。此外，所有目标蛋白质都应是人类或类似人类的蛋白质，因此在</w:t>
-      </w:r>
-      <w:r>
-        <w:rPr>
-          <w:rFonts w:hint="eastAsia"/>
-        </w:rPr>
-        <w:t xml:space="preserve"> </w:t>
-      </w:r>
-      <w:r>
-        <w:rPr>
-          <w:rFonts w:hint="eastAsia"/>
-        </w:rPr>
-        <w:t>“目标源生物</w:t>
-      </w:r>
-      <w:r>
-        <w:rPr>
-          <w:rFonts w:hint="eastAsia"/>
-        </w:rPr>
-        <w:t xml:space="preserve"> </w:t>
-      </w:r>
-      <w:r>
-        <w:rPr>
-          <w:rFonts w:hint="eastAsia"/>
-        </w:rPr>
-        <w:t>”属性中使用</w:t>
-      </w:r>
-      <w:r>
-        <w:rPr>
-          <w:rFonts w:hint="eastAsia"/>
-        </w:rPr>
-        <w:t xml:space="preserve"> </w:t>
-      </w:r>
-      <w:r>
-        <w:rPr>
-          <w:rFonts w:hint="eastAsia"/>
-        </w:rPr>
-        <w:t>“智人</w:t>
-      </w:r>
-      <w:r>
-        <w:rPr>
-          <w:rFonts w:hint="eastAsia"/>
-        </w:rPr>
-        <w:t xml:space="preserve"> </w:t>
-      </w:r>
-      <w:r>
-        <w:rPr>
-          <w:rFonts w:hint="eastAsia"/>
-        </w:rPr>
-        <w:t>”进行筛选。在排除了没有</w:t>
-      </w:r>
-      <w:r>
-        <w:rPr>
-          <w:rFonts w:hint="eastAsia"/>
-        </w:rPr>
-        <w:t xml:space="preserve"> SwissProt </w:t>
-      </w:r>
-      <w:r>
-        <w:rPr>
-          <w:rFonts w:hint="eastAsia"/>
-        </w:rPr>
-        <w:t>名称的蛋白质和</w:t>
-      </w:r>
-      <w:r>
-        <w:rPr>
-          <w:rFonts w:hint="eastAsia"/>
-        </w:rPr>
-        <w:t xml:space="preserve"> RDKit</w:t>
-      </w:r>
-      <w:r>
-        <w:rPr>
-          <w:rFonts w:hint="eastAsia"/>
-        </w:rPr>
-        <w:t>[ZeroBind</w:t>
-      </w:r>
-      <w:r>
-        <w:rPr>
-          <w:rFonts w:hint="eastAsia"/>
-        </w:rPr>
-        <w:t xml:space="preserve"> </w:t>
-      </w:r>
-      <w:r>
-        <w:rPr>
-          <w:rFonts w:hint="eastAsia"/>
-        </w:rPr>
-        <w:t>[</w:t>
-      </w:r>
-      <w:r>
-        <w:rPr>
-          <w:rFonts w:hint="eastAsia"/>
-        </w:rPr>
-        <w:t>44</w:t>
-      </w:r>
-      <w:r>
-        <w:rPr>
-          <w:rFonts w:hint="eastAsia"/>
-        </w:rPr>
-        <w:t>]]</w:t>
-      </w:r>
-      <w:r>
-        <w:rPr>
-          <w:rFonts w:hint="eastAsia"/>
-        </w:rPr>
-        <w:t xml:space="preserve"> </w:t>
-      </w:r>
-      <w:r>
-        <w:rPr>
-          <w:rFonts w:hint="eastAsia"/>
-        </w:rPr>
-        <w:t>无法处理的分子后，我们收集到了</w:t>
-      </w:r>
-      <w:r>
-        <w:rPr>
-          <w:rFonts w:hint="eastAsia"/>
-        </w:rPr>
-        <w:t xml:space="preserve"> 1,500,000 </w:t>
-      </w:r>
-      <w:r>
-        <w:rPr>
-          <w:rFonts w:hint="eastAsia"/>
-        </w:rPr>
-        <w:t>对蛋白质</w:t>
+        <w:t>是一个</w:t>
+      </w:r>
+      <w:r>
+        <w:rPr>
+          <w:rFonts w:hint="eastAsia"/>
+        </w:rPr>
+        <w:t xml:space="preserve"> DTI </w:t>
+      </w:r>
+      <w:r>
+        <w:rPr>
+          <w:rFonts w:hint="eastAsia"/>
+        </w:rPr>
+        <w:t>相互作用公共数据库，其中存储了药物（类药物分子）与靶蛋白之间的结合亲和力数据。该数据库目前包含超过</w:t>
+      </w:r>
+      <w:r>
+        <w:rPr>
+          <w:rFonts w:hint="eastAsia"/>
+        </w:rPr>
+        <w:t xml:space="preserve"> 2,600,000 </w:t>
+      </w:r>
+      <w:r>
+        <w:rPr>
+          <w:rFonts w:hint="eastAsia"/>
+        </w:rPr>
+        <w:t>个经实验测定的蛋白质</w:t>
       </w:r>
       <w:r>
         <w:rPr>
@@ -712,140 +694,417 @@
         <w:rPr>
           <w:rFonts w:hint="eastAsia"/>
         </w:rPr>
-        <w:t>药物配对。我们使用</w:t>
-      </w:r>
-      <w:r>
-        <w:rPr>
-          <w:rFonts w:hint="eastAsia"/>
-        </w:rPr>
-        <w:t xml:space="preserve"> AI-bind</w:t>
-      </w:r>
-      <w:r>
-        <w:rPr>
-          <w:rFonts w:hint="eastAsia"/>
-        </w:rPr>
-        <w:t>[ZeroBind</w:t>
-      </w:r>
-      <w:r>
-        <w:rPr>
-          <w:rFonts w:hint="eastAsia"/>
-        </w:rPr>
-        <w:t xml:space="preserve"> </w:t>
-      </w:r>
-      <w:r>
-        <w:rPr>
-          <w:rFonts w:hint="eastAsia"/>
-        </w:rPr>
-        <w:t>[9]]</w:t>
-      </w:r>
-      <w:r>
-        <w:rPr>
-          <w:rFonts w:hint="eastAsia"/>
-        </w:rPr>
-        <w:t xml:space="preserve"> </w:t>
-      </w:r>
-      <w:r>
-        <w:rPr>
-          <w:rFonts w:hint="eastAsia"/>
-        </w:rPr>
-        <w:t>中的阈值，将动力学常数</w:t>
-      </w:r>
-      <w:r>
-        <w:rPr>
-          <w:rFonts w:hint="eastAsia"/>
-        </w:rPr>
-        <w:t xml:space="preserve"> Ki</w:t>
-      </w:r>
-      <w:r>
-        <w:rPr>
-          <w:rFonts w:hint="eastAsia"/>
-        </w:rPr>
-        <w:t>、</w:t>
-      </w:r>
-      <w:r>
-        <w:rPr>
-          <w:rFonts w:hint="eastAsia"/>
-        </w:rPr>
-        <w:t>Kd</w:t>
-      </w:r>
-      <w:r>
-        <w:rPr>
-          <w:rFonts w:hint="eastAsia"/>
-        </w:rPr>
-        <w:t>、</w:t>
-      </w:r>
-      <w:r>
-        <w:rPr>
-          <w:rFonts w:hint="eastAsia"/>
-        </w:rPr>
-        <w:t xml:space="preserve">IC50 </w:t>
-      </w:r>
-      <w:r>
-        <w:rPr>
-          <w:rFonts w:hint="eastAsia"/>
-        </w:rPr>
-        <w:t>和</w:t>
-      </w:r>
-      <w:r>
-        <w:rPr>
-          <w:rFonts w:hint="eastAsia"/>
-        </w:rPr>
-        <w:t xml:space="preserve"> EC50&lt;1000 nM </w:t>
-      </w:r>
-      <w:r>
-        <w:rPr>
-          <w:rFonts w:hint="eastAsia"/>
-        </w:rPr>
-        <w:t>视为阳性样本，将</w:t>
-      </w:r>
-      <w:r>
-        <w:rPr>
-          <w:rFonts w:hint="eastAsia"/>
-        </w:rPr>
-        <w:t xml:space="preserve"> &gt;10</w:t>
-      </w:r>
-      <w:r>
-        <w:rPr>
-          <w:rFonts w:hint="eastAsia"/>
-          <w:vertAlign w:val="superscript"/>
-        </w:rPr>
-        <w:t>6</w:t>
-      </w:r>
-      <w:r>
-        <w:rPr>
-          <w:rFonts w:hint="eastAsia"/>
-        </w:rPr>
-        <w:t xml:space="preserve"> nM </w:t>
-      </w:r>
-      <w:r>
-        <w:rPr>
-          <w:rFonts w:hint="eastAsia"/>
-        </w:rPr>
-        <w:t>视为阴性样本。</w:t>
-      </w:r>
-      <w:r>
-        <w:rPr>
-          <w:rFonts w:hint="eastAsia"/>
-        </w:rPr>
-        <w:t>[Zero</w:t>
-      </w:r>
-      <w:r>
-        <w:rPr>
-          <w:rFonts w:hint="eastAsia"/>
-        </w:rPr>
-        <w:t>Bind</w:t>
-      </w:r>
-      <w:r>
-        <w:rPr>
-          <w:rFonts w:hint="eastAsia"/>
-        </w:rPr>
-        <w:t>]</w:t>
+        <w:t>药物复合物的结合亲和力，涉及</w:t>
+      </w:r>
+      <w:r>
+        <w:rPr>
+          <w:rFonts w:hint="eastAsia"/>
+        </w:rPr>
+        <w:t xml:space="preserve"> 8,000 </w:t>
+      </w:r>
+      <w:r>
+        <w:rPr>
+          <w:rFonts w:hint="eastAsia"/>
+        </w:rPr>
+        <w:t>多个蛋白质靶点和</w:t>
+      </w:r>
+      <w:r>
+        <w:rPr>
+          <w:rFonts w:hint="eastAsia"/>
+        </w:rPr>
+        <w:t xml:space="preserve"> 1,100,000 </w:t>
+      </w:r>
+      <w:r>
+        <w:rPr>
+          <w:rFonts w:hint="eastAsia"/>
+        </w:rPr>
+        <w:t>多种小分子。</w:t>
       </w:r>
     </w:p>
     <w:p>
       <w:pPr>
         <w:ind w:firstLine="420"/>
       </w:pPr>
+      <w:r>
+        <w:rPr>
+          <w:rFonts w:hint="eastAsia"/>
+        </w:rPr>
+        <w:t>为了创建</w:t>
+      </w:r>
+      <w:r>
+        <w:rPr>
+          <w:rFonts w:hint="eastAsia"/>
+        </w:rPr>
+        <w:t xml:space="preserve"> ZeroBind </w:t>
+      </w:r>
+      <w:r>
+        <w:rPr>
+          <w:rFonts w:hint="eastAsia"/>
+        </w:rPr>
+        <w:t>的训练和测试数据集，我们采用了多个过滤和预处理步骤来创建高质量的基准数据集。首先，数据点的</w:t>
+      </w:r>
+      <w:r>
+        <w:rPr>
+          <w:rFonts w:hint="eastAsia"/>
+        </w:rPr>
+        <w:t xml:space="preserve"> </w:t>
+      </w:r>
+      <w:r>
+        <w:rPr>
+          <w:rFonts w:hint="eastAsia"/>
+        </w:rPr>
+        <w:t>“目标类型</w:t>
+      </w:r>
+      <w:r>
+        <w:rPr>
+          <w:rFonts w:hint="eastAsia"/>
+        </w:rPr>
+        <w:t xml:space="preserve"> </w:t>
+      </w:r>
+      <w:r>
+        <w:rPr>
+          <w:rFonts w:hint="eastAsia"/>
+        </w:rPr>
+        <w:t>”属性为</w:t>
+      </w:r>
+      <w:r>
+        <w:rPr>
+          <w:rFonts w:hint="eastAsia"/>
+        </w:rPr>
+        <w:t xml:space="preserve"> </w:t>
+      </w:r>
+      <w:r>
+        <w:rPr>
+          <w:rFonts w:hint="eastAsia"/>
+        </w:rPr>
+        <w:t>“单个蛋白质”，“标准类型</w:t>
+      </w:r>
+      <w:r>
+        <w:rPr>
+          <w:rFonts w:hint="eastAsia"/>
+        </w:rPr>
+        <w:t xml:space="preserve"> </w:t>
+      </w:r>
+      <w:r>
+        <w:rPr>
+          <w:rFonts w:hint="eastAsia"/>
+        </w:rPr>
+        <w:t>”属性为动力学常数</w:t>
+      </w:r>
+      <w:r>
+        <w:rPr>
+          <w:rFonts w:hint="eastAsia"/>
+        </w:rPr>
+        <w:t xml:space="preserve"> Ki</w:t>
+      </w:r>
+      <w:r>
+        <w:rPr>
+          <w:rFonts w:hint="eastAsia"/>
+        </w:rPr>
+        <w:t>、</w:t>
+      </w:r>
+      <w:r>
+        <w:rPr>
+          <w:rFonts w:hint="eastAsia"/>
+        </w:rPr>
+        <w:t>Kd</w:t>
+      </w:r>
+      <w:r>
+        <w:rPr>
+          <w:rFonts w:hint="eastAsia"/>
+        </w:rPr>
+        <w:t>、</w:t>
+      </w:r>
+      <w:r>
+        <w:rPr>
+          <w:rFonts w:hint="eastAsia"/>
+        </w:rPr>
+        <w:t xml:space="preserve">IC50 </w:t>
+      </w:r>
+      <w:r>
+        <w:rPr>
+          <w:rFonts w:hint="eastAsia"/>
+        </w:rPr>
+        <w:t>和</w:t>
+      </w:r>
+      <w:r>
+        <w:rPr>
+          <w:rFonts w:hint="eastAsia"/>
+        </w:rPr>
+        <w:t xml:space="preserve"> EC50</w:t>
+      </w:r>
+      <w:r>
+        <w:rPr>
+          <w:rFonts w:hint="eastAsia"/>
+        </w:rPr>
+        <w:t>。此外，所有目标蛋白质都应是人类或类似人类的蛋白质，因此在</w:t>
+      </w:r>
+      <w:r>
+        <w:rPr>
+          <w:rFonts w:hint="eastAsia"/>
+        </w:rPr>
+        <w:t xml:space="preserve"> </w:t>
+      </w:r>
+      <w:r>
+        <w:rPr>
+          <w:rFonts w:hint="eastAsia"/>
+        </w:rPr>
+        <w:t>“目标源生物</w:t>
+      </w:r>
+      <w:r>
+        <w:rPr>
+          <w:rFonts w:hint="eastAsia"/>
+        </w:rPr>
+        <w:t xml:space="preserve"> </w:t>
+      </w:r>
+      <w:r>
+        <w:rPr>
+          <w:rFonts w:hint="eastAsia"/>
+        </w:rPr>
+        <w:t>”属性中使用</w:t>
+      </w:r>
+      <w:r>
+        <w:rPr>
+          <w:rFonts w:hint="eastAsia"/>
+        </w:rPr>
+        <w:t xml:space="preserve"> </w:t>
+      </w:r>
+      <w:r>
+        <w:rPr>
+          <w:rFonts w:hint="eastAsia"/>
+        </w:rPr>
+        <w:t>“智人</w:t>
+      </w:r>
+      <w:r>
+        <w:rPr>
+          <w:rFonts w:hint="eastAsia"/>
+        </w:rPr>
+        <w:t xml:space="preserve"> </w:t>
+      </w:r>
+      <w:r>
+        <w:rPr>
+          <w:rFonts w:hint="eastAsia"/>
+        </w:rPr>
+        <w:t>”进行筛选。在排除了没有</w:t>
+      </w:r>
+      <w:r>
+        <w:rPr>
+          <w:rFonts w:hint="eastAsia"/>
+        </w:rPr>
+        <w:t xml:space="preserve"> SwissProt </w:t>
+      </w:r>
+      <w:r>
+        <w:rPr>
+          <w:rFonts w:hint="eastAsia"/>
+        </w:rPr>
+        <w:t>名称的蛋白质和</w:t>
+      </w:r>
+      <w:r>
+        <w:rPr>
+          <w:rFonts w:hint="eastAsia"/>
+        </w:rPr>
+        <w:t xml:space="preserve"> RDKit</w:t>
+      </w:r>
+      <w:r>
+        <w:rPr>
+          <w:rFonts w:hint="eastAsia"/>
+        </w:rPr>
+        <w:t>[ZeroBind</w:t>
+      </w:r>
+      <w:r>
+        <w:rPr>
+          <w:rFonts w:hint="eastAsia"/>
+        </w:rPr>
+        <w:t xml:space="preserve"> </w:t>
+      </w:r>
+      <w:r>
+        <w:rPr>
+          <w:rFonts w:hint="eastAsia"/>
+        </w:rPr>
+        <w:t>[</w:t>
+      </w:r>
+      <w:r>
+        <w:rPr>
+          <w:rFonts w:hint="eastAsia"/>
+        </w:rPr>
+        <w:t>44</w:t>
+      </w:r>
+      <w:r>
+        <w:rPr>
+          <w:rFonts w:hint="eastAsia"/>
+        </w:rPr>
+        <w:t>]]</w:t>
+      </w:r>
+      <w:r>
+        <w:rPr>
+          <w:rFonts w:hint="eastAsia"/>
+        </w:rPr>
+        <w:t xml:space="preserve"> </w:t>
+      </w:r>
+      <w:r>
+        <w:rPr>
+          <w:rFonts w:hint="eastAsia"/>
+        </w:rPr>
+        <w:t>无法处理的分子后，我们收集到了</w:t>
+      </w:r>
+      <w:r>
+        <w:rPr>
+          <w:rFonts w:hint="eastAsia"/>
+        </w:rPr>
+        <w:t xml:space="preserve"> 1,500,000 </w:t>
+      </w:r>
+      <w:r>
+        <w:rPr>
+          <w:rFonts w:hint="eastAsia"/>
+        </w:rPr>
+        <w:t>对蛋白</w:t>
+      </w:r>
+      <w:r>
+        <w:rPr>
+          <w:rFonts w:hint="eastAsia"/>
+        </w:rPr>
+        <w:lastRenderedPageBreak/>
+        <w:t>质</w:t>
+      </w:r>
+      <w:r>
+        <w:rPr>
+          <w:rFonts w:hint="eastAsia"/>
+        </w:rPr>
+        <w:t>-</w:t>
+      </w:r>
+      <w:r>
+        <w:rPr>
+          <w:rFonts w:hint="eastAsia"/>
+        </w:rPr>
+        <w:t>药物配对。我们使用</w:t>
+      </w:r>
+      <w:r>
+        <w:rPr>
+          <w:rFonts w:hint="eastAsia"/>
+        </w:rPr>
+        <w:t xml:space="preserve"> AI-bind</w:t>
+      </w:r>
+      <w:r>
+        <w:rPr>
+          <w:rFonts w:hint="eastAsia"/>
+        </w:rPr>
+        <w:t>[ZeroBind</w:t>
+      </w:r>
+      <w:r>
+        <w:rPr>
+          <w:rFonts w:hint="eastAsia"/>
+        </w:rPr>
+        <w:t xml:space="preserve"> </w:t>
+      </w:r>
+      <w:r>
+        <w:rPr>
+          <w:rFonts w:hint="eastAsia"/>
+        </w:rPr>
+        <w:t>[9]]</w:t>
+      </w:r>
+      <w:r>
+        <w:rPr>
+          <w:rFonts w:hint="eastAsia"/>
+        </w:rPr>
+        <w:t xml:space="preserve"> </w:t>
+      </w:r>
+      <w:r>
+        <w:rPr>
+          <w:rFonts w:hint="eastAsia"/>
+        </w:rPr>
+        <w:t>中的阈值，将动力学常数</w:t>
+      </w:r>
+      <w:r>
+        <w:rPr>
+          <w:rFonts w:hint="eastAsia"/>
+        </w:rPr>
+        <w:t xml:space="preserve"> Ki</w:t>
+      </w:r>
+      <w:r>
+        <w:rPr>
+          <w:rFonts w:hint="eastAsia"/>
+        </w:rPr>
+        <w:t>、</w:t>
+      </w:r>
+      <w:r>
+        <w:rPr>
+          <w:rFonts w:hint="eastAsia"/>
+        </w:rPr>
+        <w:t>Kd</w:t>
+      </w:r>
+      <w:r>
+        <w:rPr>
+          <w:rFonts w:hint="eastAsia"/>
+        </w:rPr>
+        <w:t>、</w:t>
+      </w:r>
+      <w:r>
+        <w:rPr>
+          <w:rFonts w:hint="eastAsia"/>
+        </w:rPr>
+        <w:t xml:space="preserve">IC50 </w:t>
+      </w:r>
+      <w:r>
+        <w:rPr>
+          <w:rFonts w:hint="eastAsia"/>
+        </w:rPr>
+        <w:t>和</w:t>
+      </w:r>
+      <w:r>
+        <w:rPr>
+          <w:rFonts w:hint="eastAsia"/>
+        </w:rPr>
+        <w:t xml:space="preserve"> EC50&lt;1000 nM </w:t>
+      </w:r>
+      <w:r>
+        <w:rPr>
+          <w:rFonts w:hint="eastAsia"/>
+        </w:rPr>
+        <w:t>视为阳性样本，将</w:t>
+      </w:r>
+      <w:r>
+        <w:rPr>
+          <w:rFonts w:hint="eastAsia"/>
+        </w:rPr>
+        <w:t xml:space="preserve"> &gt;10</w:t>
+      </w:r>
+      <w:r>
+        <w:rPr>
+          <w:rFonts w:hint="eastAsia"/>
+          <w:vertAlign w:val="superscript"/>
+        </w:rPr>
+        <w:t>6</w:t>
+      </w:r>
+      <w:r>
+        <w:rPr>
+          <w:rFonts w:hint="eastAsia"/>
+        </w:rPr>
+        <w:t xml:space="preserve"> nM </w:t>
+      </w:r>
+      <w:r>
+        <w:rPr>
+          <w:rFonts w:hint="eastAsia"/>
+        </w:rPr>
+        <w:t>视为阴性样本。</w:t>
+      </w:r>
+      <w:r>
+        <w:rPr>
+          <w:rFonts w:hint="eastAsia"/>
+        </w:rPr>
+        <w:t>[Zero</w:t>
+      </w:r>
+      <w:r>
+        <w:rPr>
+          <w:rFonts w:hint="eastAsia"/>
+        </w:rPr>
+        <w:t>Bind</w:t>
+      </w:r>
+      <w:r>
+        <w:rPr>
+          <w:rFonts w:hint="eastAsia"/>
+        </w:rPr>
+        <w:t>]</w:t>
+      </w:r>
     </w:p>
     <w:p>
       <w:pPr>
@@ -864,6 +1123,11 @@
     </w:p>
     <w:p>
       <w:pPr>
+        <w:ind w:firstLine="420"/>
+      </w:pPr>
+    </w:p>
+    <w:p>
+      <w:pPr>
         <w:ind w:firstLineChars="200" w:firstLine="420"/>
       </w:pPr>
       <w:r>
@@ -956,7 +1220,6 @@
         <w:rPr>
           <w:rFonts w:hint="eastAsia"/>
         </w:rPr>
-        <w:lastRenderedPageBreak/>
         <w:t xml:space="preserve">3.2 </w:t>
       </w:r>
       <w:r>
@@ -1570,6 +1833,7 @@
         <w:rPr>
           <w:rFonts w:hint="eastAsia"/>
         </w:rPr>
+        <w:lastRenderedPageBreak/>
         <w:t xml:space="preserve">3.3 </w:t>
       </w:r>
       <w:r>
@@ -1723,7 +1987,6 @@
         <w:rPr>
           <w:rFonts w:hint="eastAsia"/>
         </w:rPr>
-        <w:lastRenderedPageBreak/>
         <w:t>药物分子的二维图结构信息中的边特征和原子特征的提取借鉴了</w:t>
       </w:r>
       <w:r>
@@ -2544,11 +2807,7 @@
         <w:ind w:firstLine="420"/>
       </w:pPr>
       <w:r>
-        <w:t>从热力学角度讲，优化结合亲和力意味着提高结合自由能，结合自由能有两个组成部分：</w:t>
-      </w:r>
-      <w:r>
-        <w:lastRenderedPageBreak/>
-        <w:t>结合焓和结合熵。结合焓和结合熵可能对结合自由能产生积极或消极的影响，进而影响结合亲和力。</w:t>
+        <w:t>从热力学角度讲，优化结合亲和力意味着提高结合自由能，结合自由能有两个组成部分：结合焓和结合熵。结合焓和结合熵可能对结合自由能产生积极或消极的影响，进而影响结合亲和力。</w:t>
       </w:r>
       <w:r>
         <w:rPr>
@@ -3131,7 +3390,6 @@
   <w:style w:type="character" w:default="1" w:styleId="a0">
     <w:name w:val="Default Paragraph Font"/>
     <w:uiPriority w:val="1"/>
-    <w:semiHidden/>
     <w:unhideWhenUsed/>
   </w:style>
   <w:style w:type="table" w:default="1" w:styleId="a1">

--- a/论文原稿.docx
+++ b/论文原稿.docx
@@ -152,9 +152,6 @@
     <w:p>
       <w:pPr>
         <w:ind w:firstLine="420"/>
-        <w:rPr>
-          <w:rFonts w:hint="eastAsia"/>
-        </w:rPr>
       </w:pPr>
       <w:r>
         <w:rPr>
@@ -490,11 +487,6 @@
       </w:r>
     </w:p>
     <w:p>
-      <w:pPr>
-        <w:rPr>
-          <w:rFonts w:hint="eastAsia"/>
-        </w:rPr>
-      </w:pPr>
       <w:r>
         <w:tab/>
       </w:r>
@@ -1619,7 +1611,7 @@
       <w:pPr>
         <w:ind w:firstLineChars="200" w:firstLine="420"/>
         <w:rPr>
-          <w:rFonts w:ascii="SimSun" w:eastAsia="SimSun" w:hAnsi="SimSun" w:cs="SimSun"/>
+          <w:rFonts w:ascii="宋体" w:eastAsia="宋体" w:hAnsi="宋体" w:cs="宋体"/>
           <w:sz w:val="24"/>
         </w:rPr>
       </w:pPr>
@@ -1800,21 +1792,21 @@
       <w:r>
         <w:rPr>
           <w:rStyle w:val="HTML"/>
-          <w:rFonts w:ascii="SimSun" w:eastAsia="SimSun" w:hAnsi="SimSun" w:cs="SimSun"/>
+          <w:rFonts w:ascii="宋体" w:eastAsia="宋体" w:hAnsi="宋体" w:cs="宋体"/>
           <w:sz w:val="24"/>
         </w:rPr>
         <w:t>Kd, IC50, Ki, EC50</w:t>
       </w:r>
       <w:r>
         <w:rPr>
-          <w:rFonts w:ascii="SimSun" w:eastAsia="SimSun" w:hAnsi="SimSun" w:cs="SimSun"/>
+          <w:rFonts w:ascii="宋体" w:eastAsia="宋体" w:hAnsi="宋体" w:cs="宋体"/>
           <w:sz w:val="24"/>
         </w:rPr>
         <w:t>的值</w:t>
       </w:r>
       <w:r>
         <w:rPr>
-          <w:rFonts w:ascii="SimSun" w:eastAsia="SimSun" w:hAnsi="SimSun" w:cs="SimSun" w:hint="eastAsia"/>
+          <w:rFonts w:ascii="宋体" w:eastAsia="宋体" w:hAnsi="宋体" w:cs="宋体" w:hint="eastAsia"/>
           <w:sz w:val="24"/>
         </w:rPr>
         <w:t>进行设定，但是关于阈值的设置并未统一[2 阈值的选择标准]。例如，[oup-accepted-manuscript-2016]使用其固定的阈值进行二分类。而[jain1996]使用统计模型优化阈值。因此，为了识别新数据集中的实验测定值与相互作用模式之间的阈值关系，减少数据融合所带来的冲突，我们使用决策树及逻辑回归对数据中潜在的阈值关系进行学习，并采用异常检测剔除异常数据。</w:t>
@@ -1822,18 +1814,145 @@
     </w:p>
     <w:p>
       <w:pPr>
+        <w:ind w:firstLineChars="200" w:firstLine="480"/>
+        <w:rPr>
+          <w:rFonts w:ascii="宋体" w:eastAsia="宋体" w:hAnsi="宋体" w:cs="宋体"/>
+          <w:sz w:val="24"/>
+        </w:rPr>
+      </w:pPr>
+    </w:p>
+    <w:p>
+      <w:pPr>
+        <w:rPr>
+          <w:rFonts w:ascii="宋体" w:eastAsia="宋体" w:hAnsi="宋体" w:cs="宋体"/>
+          <w:sz w:val="24"/>
+        </w:rPr>
+      </w:pPr>
+      <w:r>
+        <w:rPr>
+          <w:rFonts w:ascii="宋体" w:eastAsia="宋体" w:hAnsi="宋体" w:cs="宋体"/>
+          <w:sz w:val="24"/>
+        </w:rPr>
+        <w:lastRenderedPageBreak/>
+        <w:tab/>
+      </w:r>
+      <w:r>
+        <w:rPr>
+          <w:rFonts w:ascii="宋体" w:eastAsia="宋体" w:hAnsi="宋体" w:cs="宋体" w:hint="eastAsia"/>
+          <w:sz w:val="24"/>
+        </w:rPr>
+        <w:t>我们将已被广泛使用的Human，C</w:t>
+      </w:r>
+      <w:r>
+        <w:rPr>
+          <w:rFonts w:ascii="宋体" w:eastAsia="宋体" w:hAnsi="宋体" w:cs="宋体"/>
+          <w:sz w:val="24"/>
+        </w:rPr>
+        <w:t>.elegans</w:t>
+      </w:r>
+      <w:r>
+        <w:rPr>
+          <w:rFonts w:ascii="宋体" w:eastAsia="宋体" w:hAnsi="宋体" w:cs="宋体" w:hint="eastAsia"/>
+          <w:sz w:val="24"/>
+        </w:rPr>
+        <w:t>以及</w:t>
+      </w:r>
+      <w:r>
+        <w:rPr>
+          <w:rFonts w:ascii="宋体" w:eastAsia="宋体" w:hAnsi="宋体" w:cs="宋体"/>
+          <w:sz w:val="24"/>
+        </w:rPr>
+        <w:t>bindingdb</w:t>
+      </w:r>
+      <w:r>
+        <w:rPr>
+          <w:rFonts w:ascii="宋体" w:eastAsia="宋体" w:hAnsi="宋体" w:cs="宋体" w:hint="eastAsia"/>
+          <w:sz w:val="24"/>
+        </w:rPr>
+        <w:t>作为基础数据集并提取其</w:t>
+      </w:r>
+      <w:r>
+        <w:rPr>
+          <w:rFonts w:ascii="宋体" w:eastAsia="宋体" w:hAnsi="宋体" w:cs="宋体"/>
+          <w:sz w:val="24"/>
+        </w:rPr>
+        <w:t>1,2</w:t>
+      </w:r>
+      <w:r>
+        <w:rPr>
+          <w:rFonts w:ascii="宋体" w:eastAsia="宋体" w:hAnsi="宋体" w:cs="宋体" w:hint="eastAsia"/>
+          <w:sz w:val="24"/>
+        </w:rPr>
+        <w:t>维特征</w:t>
+      </w:r>
+    </w:p>
+    <w:p>
+      <w:pPr>
+        <w:ind w:firstLineChars="200" w:firstLine="480"/>
+        <w:rPr>
+          <w:rFonts w:ascii="宋体" w:eastAsia="宋体" w:hAnsi="宋体" w:cs="宋体"/>
+          <w:sz w:val="24"/>
+        </w:rPr>
+      </w:pPr>
+    </w:p>
+    <w:p>
+      <w:pPr>
+        <w:ind w:firstLineChars="200" w:firstLine="480"/>
+        <w:rPr>
+          <w:rFonts w:ascii="宋体" w:eastAsia="宋体" w:hAnsi="宋体" w:cs="宋体"/>
+          <w:sz w:val="24"/>
+        </w:rPr>
+      </w:pPr>
+    </w:p>
+    <w:p>
+      <w:pPr>
+        <w:ind w:firstLineChars="200" w:firstLine="480"/>
+        <w:rPr>
+          <w:rFonts w:ascii="宋体" w:eastAsia="宋体" w:hAnsi="宋体" w:cs="宋体" w:hint="eastAsia"/>
+          <w:sz w:val="24"/>
+        </w:rPr>
+      </w:pPr>
+    </w:p>
+    <w:p>
+      <w:pPr>
+        <w:ind w:firstLineChars="200" w:firstLine="480"/>
+        <w:rPr>
+          <w:rFonts w:ascii="宋体" w:eastAsia="宋体" w:hAnsi="宋体" w:cs="宋体"/>
+          <w:sz w:val="24"/>
+        </w:rPr>
+      </w:pPr>
+    </w:p>
+    <w:p>
+      <w:pPr>
+        <w:ind w:firstLineChars="200" w:firstLine="480"/>
+        <w:rPr>
+          <w:rFonts w:ascii="宋体" w:eastAsia="宋体" w:hAnsi="宋体" w:cs="宋体"/>
+          <w:sz w:val="24"/>
+        </w:rPr>
+      </w:pPr>
+    </w:p>
+    <w:p>
+      <w:pPr>
+        <w:ind w:firstLineChars="200" w:firstLine="480"/>
+        <w:rPr>
+          <w:rFonts w:ascii="宋体" w:eastAsia="宋体" w:hAnsi="宋体" w:cs="宋体" w:hint="eastAsia"/>
+          <w:sz w:val="24"/>
+        </w:rPr>
+      </w:pPr>
+    </w:p>
+    <w:p>
+      <w:pPr>
         <w:ind w:firstLineChars="200" w:firstLine="420"/>
         <w:rPr>
-          <w:rFonts w:eastAsia="SimSun"/>
-        </w:rPr>
-      </w:pPr>
-    </w:p>
-    <w:p>
-      <w:r>
-        <w:rPr>
-          <w:rFonts w:hint="eastAsia"/>
-        </w:rPr>
-        <w:lastRenderedPageBreak/>
+          <w:rFonts w:eastAsia="宋体"/>
+        </w:rPr>
+      </w:pPr>
+    </w:p>
+    <w:p>
+      <w:r>
+        <w:rPr>
+          <w:rFonts w:hint="eastAsia"/>
+        </w:rPr>
         <w:t xml:space="preserve">3.3 </w:t>
       </w:r>
       <w:r>
@@ -3079,7 +3198,7 @@
   <w:docDefaults>
     <w:rPrDefault>
       <w:rPr>
-        <w:rFonts w:ascii="Times New Roman" w:eastAsia="SimSun" w:hAnsi="Times New Roman" w:cs="Times New Roman"/>
+        <w:rFonts w:ascii="Times New Roman" w:eastAsia="宋体" w:hAnsi="Times New Roman" w:cs="Times New Roman"/>
         <w:lang w:val="en-US" w:eastAsia="zh-CN" w:bidi="ar-SA"/>
       </w:rPr>
     </w:rPrDefault>
@@ -3390,6 +3509,7 @@
   <w:style w:type="character" w:default="1" w:styleId="a0">
     <w:name w:val="Default Paragraph Font"/>
     <w:uiPriority w:val="1"/>
+    <w:semiHidden/>
     <w:unhideWhenUsed/>
   </w:style>
   <w:style w:type="table" w:default="1" w:styleId="a1">

--- a/论文原稿.docx
+++ b/论文原稿.docx
@@ -120,33 +120,35 @@
       <w:pPr>
         <w:ind w:firstLine="420"/>
       </w:pPr>
-    </w:p>
-    <w:p>
-      <w:r>
-        <w:rPr>
-          <w:rFonts w:hint="eastAsia"/>
-        </w:rPr>
-        <w:t>2.</w:t>
-      </w:r>
-      <w:r>
-        <w:rPr>
-          <w:rFonts w:hint="eastAsia"/>
-        </w:rPr>
-        <w:t>相关工作</w:t>
-      </w:r>
-    </w:p>
-    <w:p>
-      <w:r>
-        <w:rPr>
-          <w:rFonts w:hint="eastAsia"/>
-        </w:rPr>
-        <w:t>3.</w:t>
-      </w:r>
-      <w:r>
-        <w:rPr>
-          <w:rFonts w:hint="eastAsia"/>
-        </w:rPr>
-        <w:t>数据整理及模型训练</w:t>
+      <w:r>
+        <w:rPr>
+          <w:rFonts w:hint="eastAsia"/>
+        </w:rPr>
+        <w:t>本文的出发点来源于以下</w:t>
+      </w:r>
+      <w:r>
+        <w:rPr>
+          <w:rFonts w:hint="eastAsia"/>
+        </w:rPr>
+        <w:t>3</w:t>
+      </w:r>
+      <w:r>
+        <w:rPr>
+          <w:rFonts w:hint="eastAsia"/>
+        </w:rPr>
+        <w:t>点</w:t>
+      </w:r>
+      <w:r>
+        <w:rPr>
+          <w:rFonts w:hint="eastAsia"/>
+        </w:rPr>
+        <w:t>:</w:t>
+      </w:r>
+      <w:r>
+        <w:rPr>
+          <w:rFonts w:hint="eastAsia"/>
+        </w:rPr>
+        <w:t xml:space="preserve"> </w:t>
       </w:r>
     </w:p>
     <w:p>
@@ -157,121 +159,153 @@
         <w:rPr>
           <w:rFonts w:hint="eastAsia"/>
         </w:rPr>
-        <w:t>在蛋白质</w:t>
-      </w:r>
-      <w:r>
-        <w:rPr>
-          <w:rFonts w:hint="eastAsia"/>
-        </w:rPr>
-        <w:t>-</w:t>
-      </w:r>
-      <w:r>
-        <w:rPr>
-          <w:rFonts w:hint="eastAsia"/>
-        </w:rPr>
-        <w:t>蛋白质相互作用领域，</w:t>
-      </w:r>
-      <w:r>
-        <w:rPr>
-          <w:rFonts w:hint="eastAsia"/>
-        </w:rPr>
-        <w:t>PDB,BioGRID</w:t>
-      </w:r>
-      <w:r>
-        <w:rPr>
-          <w:rFonts w:hint="eastAsia"/>
-        </w:rPr>
-        <w:t>及</w:t>
-      </w:r>
-      <w:r>
-        <w:rPr>
-          <w:rFonts w:hint="eastAsia"/>
-        </w:rPr>
-        <w:t>STRING</w:t>
-      </w:r>
-      <w:r>
-        <w:rPr>
-          <w:rFonts w:hint="eastAsia"/>
-        </w:rPr>
-        <w:t>通常作为研究该领域的最标准数据库。但是在药物</w:t>
-      </w:r>
-      <w:r>
-        <w:rPr>
-          <w:rFonts w:hint="eastAsia"/>
-        </w:rPr>
-        <w:t>-</w:t>
-      </w:r>
-      <w:r>
-        <w:rPr>
-          <w:rFonts w:hint="eastAsia"/>
-        </w:rPr>
-        <w:t>靶点相互作用领域却不存在这样的数据集，因此需要自行构建数据集或借鉴以往的研究成果</w:t>
-      </w:r>
-      <w:r>
-        <w:rPr>
-          <w:rFonts w:hint="eastAsia"/>
-        </w:rPr>
-        <w:t>[</w:t>
-      </w:r>
-      <w:r>
-        <w:t>Deep learning methods for proteome</w:t>
-      </w:r>
-      <w:r>
-        <w:rPr>
-          <w:rFonts w:hint="eastAsia"/>
-        </w:rPr>
-        <w:t>]</w:t>
-      </w:r>
-      <w:r>
-        <w:rPr>
-          <w:rFonts w:hint="eastAsia"/>
-        </w:rPr>
-        <w:t>。当前，在</w:t>
-      </w:r>
-      <w:r>
-        <w:rPr>
-          <w:rFonts w:hint="eastAsia"/>
-        </w:rPr>
-        <w:t>DTI</w:t>
-      </w:r>
-      <w:r>
-        <w:rPr>
-          <w:rFonts w:hint="eastAsia"/>
-        </w:rPr>
-        <w:t>领域，使用的通用数据集，如</w:t>
-      </w:r>
-      <w:r>
-        <w:rPr>
-          <w:rFonts w:hint="eastAsia"/>
-        </w:rPr>
-        <w:t>bindingdb,Davis</w:t>
-      </w:r>
-      <w:r>
-        <w:rPr>
-          <w:rFonts w:hint="eastAsia"/>
-        </w:rPr>
-        <w:t>等，大多来自于不同的研究小组，他们根据各自的标准收集并使用了这些测定数据</w:t>
-      </w:r>
-      <w:r>
-        <w:rPr>
-          <w:rFonts w:hint="eastAsia"/>
-        </w:rPr>
-        <w:t>[</w:t>
-      </w:r>
-      <w:r>
-        <w:t>Deep learning methods for proteome</w:t>
-      </w:r>
-      <w:r>
-        <w:rPr>
-          <w:rFonts w:hint="eastAsia"/>
-        </w:rPr>
-        <w:t>]</w:t>
-      </w:r>
-      <w:r>
-        <w:rPr>
-          <w:rFonts w:hint="eastAsia"/>
-        </w:rPr>
-        <w:t>。</w:t>
+        <w:t>反应条件影响了药物及蛋白靶标的内在及外在性质，进而使动力学常数</w:t>
+      </w:r>
+      <w:r>
+        <w:rPr>
+          <w:rFonts w:hint="eastAsia"/>
+        </w:rPr>
+        <w:t>Ki</w:t>
+      </w:r>
+      <w:r>
+        <w:rPr>
+          <w:rFonts w:hint="eastAsia"/>
+        </w:rPr>
+        <w:t>、</w:t>
+      </w:r>
+      <w:proofErr w:type="spellStart"/>
+      <w:r>
+        <w:rPr>
+          <w:rFonts w:hint="eastAsia"/>
+        </w:rPr>
+        <w:t>Kd</w:t>
+      </w:r>
+      <w:proofErr w:type="spellEnd"/>
+      <w:r>
+        <w:rPr>
+          <w:rFonts w:hint="eastAsia"/>
+        </w:rPr>
+        <w:t>、</w:t>
+      </w:r>
+      <w:r>
+        <w:rPr>
+          <w:rFonts w:hint="eastAsia"/>
+        </w:rPr>
+        <w:t xml:space="preserve">IC50 </w:t>
+      </w:r>
+      <w:r>
+        <w:rPr>
+          <w:rFonts w:hint="eastAsia"/>
+        </w:rPr>
+        <w:t>和</w:t>
+      </w:r>
+      <w:r>
+        <w:rPr>
+          <w:rFonts w:hint="eastAsia"/>
+        </w:rPr>
+        <w:t xml:space="preserve"> EC50</w:t>
+      </w:r>
+      <w:r>
+        <w:rPr>
+          <w:rFonts w:hint="eastAsia"/>
+        </w:rPr>
+        <w:t>等发生改变。以往的预测模型使用的数据集基本都没有考虑带有反应条件的样本，但这些样本在</w:t>
+      </w:r>
+      <w:proofErr w:type="spellStart"/>
+      <w:r>
+        <w:rPr>
+          <w:rFonts w:hint="eastAsia"/>
+        </w:rPr>
+        <w:t>BindingDB</w:t>
+      </w:r>
+      <w:proofErr w:type="spellEnd"/>
+      <w:r>
+        <w:rPr>
+          <w:rFonts w:hint="eastAsia"/>
+        </w:rPr>
+        <w:t>的公开数据库中是大量存在的。此外，越来越多的相互作用预测模型使用了亲和力的数据集</w:t>
+      </w:r>
+      <w:r>
+        <w:rPr>
+          <w:rFonts w:hint="eastAsia"/>
+        </w:rPr>
+        <w:t>KIBA</w:t>
+      </w:r>
+      <w:r>
+        <w:rPr>
+          <w:rFonts w:hint="eastAsia"/>
+        </w:rPr>
+        <w:t>等，它们将</w:t>
+      </w:r>
+      <w:r>
+        <w:rPr>
+          <w:rFonts w:hint="eastAsia"/>
+        </w:rPr>
+        <w:t>KIBA</w:t>
+      </w:r>
+      <w:r>
+        <w:rPr>
+          <w:rFonts w:hint="eastAsia"/>
+        </w:rPr>
+        <w:t>等数据集的标签</w:t>
+      </w:r>
+      <w:r>
+        <w:rPr>
+          <w:rFonts w:hint="eastAsia"/>
+        </w:rPr>
+        <w:t>(</w:t>
+      </w:r>
+      <w:r>
+        <w:rPr>
+          <w:rFonts w:hint="eastAsia"/>
+        </w:rPr>
+        <w:t>动力学常数</w:t>
+      </w:r>
+      <w:r>
+        <w:rPr>
+          <w:rFonts w:hint="eastAsia"/>
+        </w:rPr>
+        <w:t>)</w:t>
+      </w:r>
+      <w:r>
+        <w:rPr>
+          <w:rFonts w:hint="eastAsia"/>
+        </w:rPr>
+        <w:t>根据某一阈值进行二分类，以适应相互作用预测相关模型。但是，分类阈值的划分存在争议。而反应条件的缺失加剧了数据集噪声的引入。因此，本文结合</w:t>
+      </w:r>
+      <w:proofErr w:type="spellStart"/>
+      <w:r>
+        <w:rPr>
+          <w:rFonts w:hint="eastAsia"/>
+        </w:rPr>
+        <w:t>BindingDB</w:t>
+      </w:r>
+      <w:proofErr w:type="spellEnd"/>
+      <w:r>
+        <w:rPr>
+          <w:rFonts w:hint="eastAsia"/>
+        </w:rPr>
+        <w:t>中的大量相关信息，对三个广泛使用的相互作用数据集</w:t>
+      </w:r>
+      <w:proofErr w:type="spellStart"/>
+      <w:r>
+        <w:rPr>
+          <w:rFonts w:hint="eastAsia"/>
+        </w:rPr>
+        <w:t>bindingdb,celegans,human</w:t>
+      </w:r>
+      <w:proofErr w:type="spellEnd"/>
+      <w:r>
+        <w:rPr>
+          <w:rFonts w:hint="eastAsia"/>
+        </w:rPr>
+        <w:t>,</w:t>
+      </w:r>
+      <w:r>
+        <w:rPr>
+          <w:rFonts w:hint="eastAsia"/>
+        </w:rPr>
+        <w:t>进行精炼及信息补充。新的数据子集包括了反应条件，动力学常数及原生的相互作用二分类标签等信息，具有高可信度。</w:t>
       </w:r>
     </w:p>
     <w:p>
@@ -282,88 +316,19 @@
         <w:rPr>
           <w:rFonts w:hint="eastAsia"/>
         </w:rPr>
-        <w:t>许多研究声称，他们的方法现在可以在特定的验证设置下有效地筛选大多数相互作用和非相互作用配对。然而，有大量证据表明，由于特定的验证条件，这些说法被高估了</w:t>
-      </w:r>
-      <w:r>
-        <w:rPr>
-          <w:rFonts w:hint="eastAsia"/>
-        </w:rPr>
-        <w:t>[</w:t>
-      </w:r>
-      <w:r>
-        <w:t>Bernett J, Blumenthal DB, List M: Cracking the black box of</w:t>
-      </w:r>
-      <w:r>
-        <w:rPr>
-          <w:rFonts w:hint="eastAsia"/>
-        </w:rPr>
-        <w:t xml:space="preserve"> </w:t>
-      </w:r>
-      <w:r>
-        <w:t>deep sequence-based protein–protein interaction prediction.Briefings Bioinf 2024, 25, bbae076.</w:t>
-      </w:r>
-      <w:r>
-        <w:rPr>
-          <w:rFonts w:hint="eastAsia"/>
-        </w:rPr>
-        <w:t>]</w:t>
-      </w:r>
-      <w:r>
-        <w:rPr>
-          <w:rFonts w:hint="eastAsia"/>
-        </w:rPr>
-        <w:t>。</w:t>
-      </w:r>
-      <w:r>
-        <w:rPr>
-          <w:rFonts w:hint="eastAsia"/>
-        </w:rPr>
-        <w:t>[</w:t>
-      </w:r>
-      <w:r>
-        <w:t>S0959440X24002082</w:t>
-      </w:r>
-      <w:r>
-        <w:rPr>
-          <w:rFonts w:hint="eastAsia"/>
-        </w:rPr>
-        <w:t>]</w:t>
-      </w:r>
-      <w:r>
-        <w:rPr>
-          <w:rFonts w:hint="eastAsia"/>
-        </w:rPr>
-        <w:t>中提到，</w:t>
-      </w:r>
-      <w:r>
-        <w:rPr>
-          <w:rFonts w:hint="eastAsia"/>
-        </w:rPr>
-        <w:t>数据集准备过程中</w:t>
-      </w:r>
-      <w:r>
-        <w:rPr>
-          <w:rFonts w:hint="eastAsia"/>
-        </w:rPr>
-        <w:t>存在</w:t>
-      </w:r>
-      <w:r>
-        <w:rPr>
-          <w:rFonts w:hint="eastAsia"/>
-        </w:rPr>
-        <w:t>关键领域需要改进，</w:t>
-      </w:r>
-      <w:r>
-        <w:rPr>
-          <w:rFonts w:hint="eastAsia"/>
-        </w:rPr>
-        <w:t>以便开发出更具通用性的</w:t>
-      </w:r>
-      <w:r>
-        <w:rPr>
-          <w:rFonts w:hint="eastAsia"/>
-        </w:rPr>
-        <w:t>药物</w:t>
+        <w:t>仅依靠药物分子与蛋白质序列的各自维度信息，而不依靠其相互作用的构象信息，就可以获得较为准确的具有可解释性的药物原子或蛋白质残基对于相互作用的相对重要程度。这种种案例其实说明了</w:t>
+      </w:r>
+      <w:r>
+        <w:rPr>
+          <w:rFonts w:hint="eastAsia"/>
+        </w:rPr>
+        <w:t>Attention</w:t>
+      </w:r>
+      <w:r>
+        <w:rPr>
+          <w:rFonts w:hint="eastAsia"/>
+        </w:rPr>
+        <w:t>机制在药物</w:t>
       </w:r>
       <w:r>
         <w:rPr>
@@ -375,162 +340,37 @@
         <w:rPr>
           <w:rFonts w:hint="eastAsia"/>
         </w:rPr>
-        <w:t>目标相互作用预测</w:t>
-      </w:r>
-      <w:r>
-        <w:rPr>
-          <w:rFonts w:hint="eastAsia"/>
-        </w:rPr>
-        <w:t>模型。</w:t>
-      </w:r>
-      <w:r>
-        <w:rPr>
-          <w:rFonts w:hint="eastAsia"/>
-        </w:rPr>
-        <w:t>首要的就是</w:t>
-      </w:r>
-      <w:r>
-        <w:t>实验测定值的变动性导致数据标签的不确定性</w:t>
-      </w:r>
-      <w:r>
-        <w:rPr>
-          <w:rFonts w:hint="eastAsia"/>
-        </w:rPr>
-        <w:t>。即，</w:t>
-      </w:r>
-      <w:r>
-        <w:rPr>
-          <w:rFonts w:hint="eastAsia"/>
-        </w:rPr>
-        <w:t>不同</w:t>
-      </w:r>
-      <w:r>
-        <w:rPr>
-          <w:rFonts w:hint="eastAsia"/>
-        </w:rPr>
-        <w:t>反应</w:t>
-      </w:r>
-      <w:r>
-        <w:rPr>
-          <w:rFonts w:hint="eastAsia"/>
-        </w:rPr>
-        <w:t>条件（如</w:t>
-      </w:r>
-      <w:r>
-        <w:rPr>
-          <w:rFonts w:hint="eastAsia"/>
-        </w:rPr>
-        <w:t>酸碱度</w:t>
-      </w:r>
-      <w:r>
-        <w:rPr>
-          <w:rFonts w:hint="eastAsia"/>
-        </w:rPr>
-        <w:t>、温度</w:t>
-      </w:r>
-      <w:r>
-        <w:rPr>
-          <w:rFonts w:hint="eastAsia"/>
-        </w:rPr>
-        <w:t>等</w:t>
-      </w:r>
-      <w:r>
-        <w:rPr>
-          <w:rFonts w:hint="eastAsia"/>
-        </w:rPr>
-        <w:t>）可能导致不同的</w:t>
-      </w:r>
-      <w:r>
-        <w:rPr>
-          <w:rFonts w:hint="eastAsia"/>
-        </w:rPr>
-        <w:t>测定值。以及，</w:t>
-      </w:r>
-      <w:r>
-        <w:rPr>
-          <w:rFonts w:hint="eastAsia"/>
-        </w:rPr>
-        <w:t>基于</w:t>
-      </w:r>
-      <w:r>
-        <w:rPr>
-          <w:rFonts w:hint="eastAsia"/>
-        </w:rPr>
-        <w:t>连续的测定值，是否亲和的</w:t>
-      </w:r>
-      <w:r>
-        <w:rPr>
-          <w:rFonts w:hint="eastAsia"/>
-        </w:rPr>
-        <w:t>划分标准具有主观性和任意性。</w:t>
-      </w:r>
-      <w:r>
-        <w:rPr>
-          <w:rFonts w:hint="eastAsia"/>
-        </w:rPr>
-        <w:t>这些情况导致模型</w:t>
-      </w:r>
-      <w:r>
-        <w:t>可能无法准确学习亲和力的真实分布，而是受到人为设定的阈值影响。</w:t>
-      </w:r>
-      <w:r>
-        <w:rPr>
-          <w:rFonts w:hint="eastAsia"/>
-        </w:rPr>
-        <w:t xml:space="preserve"> </w:t>
-      </w:r>
-      <w:r>
-        <w:rPr>
-          <w:rFonts w:hint="eastAsia"/>
-        </w:rPr>
-        <w:t>其次是实验设置过程中，由于数据划分不当导致的数据泄露通常导致对模型性能的高估。</w:t>
-      </w:r>
-    </w:p>
-    <w:p>
-      <w:r>
-        <w:tab/>
-      </w:r>
-      <w:r>
-        <w:rPr>
-          <w:rFonts w:hint="eastAsia"/>
-        </w:rPr>
-        <w:t>在</w:t>
-      </w:r>
-      <w:r>
-        <w:rPr>
-          <w:rFonts w:hint="eastAsia"/>
-        </w:rPr>
-        <w:t>DTI</w:t>
-      </w:r>
-      <w:r>
-        <w:rPr>
-          <w:rFonts w:hint="eastAsia"/>
-        </w:rPr>
-        <w:t>研究中，数据限制</w:t>
-      </w:r>
-      <w:r>
-        <w:rPr>
-          <w:rFonts w:hint="eastAsia"/>
-        </w:rPr>
-        <w:t>较</w:t>
-      </w:r>
-      <w:r>
-        <w:rPr>
-          <w:rFonts w:hint="eastAsia"/>
-        </w:rPr>
-        <w:t>为明显</w:t>
-      </w:r>
-      <w:r>
-        <w:rPr>
-          <w:rFonts w:hint="eastAsia"/>
-        </w:rPr>
-        <w:t>,</w:t>
-      </w:r>
-      <w:r>
-        <w:rPr>
-          <w:rFonts w:hint="eastAsia"/>
-        </w:rPr>
-        <w:t>药物</w:t>
+        <w:t>靶标相互作用预测这一领域的关键作用。</w:t>
+      </w:r>
+      <w:r>
+        <w:rPr>
+          <w:rFonts w:hint="eastAsia"/>
+        </w:rPr>
+        <w:t>Attention</w:t>
+      </w:r>
+      <w:r>
+        <w:rPr>
+          <w:rFonts w:hint="eastAsia"/>
+        </w:rPr>
+        <w:t>可以在无数的训练样本中仅依靠端到端的拟合训练，赋予关键原子或残基以更高的权重。因此本文着重使用</w:t>
+      </w:r>
+      <w:r>
+        <w:rPr>
+          <w:rFonts w:hint="eastAsia"/>
+        </w:rPr>
+        <w:t>Attention</w:t>
+      </w:r>
+      <w:r>
+        <w:rPr>
+          <w:rFonts w:hint="eastAsia"/>
+        </w:rPr>
+        <w:t>来串联所有工作。</w:t>
+      </w:r>
+      <w:r>
+        <w:rPr>
+          <w:rFonts w:hint="eastAsia"/>
+        </w:rPr>
+        <w:t>动力学常数往往影响了对药物</w:t>
       </w:r>
       <w:r>
         <w:rPr>
@@ -542,86 +382,248 @@
         <w:rPr>
           <w:rFonts w:hint="eastAsia"/>
         </w:rPr>
-        <w:t>靶点复合结构</w:t>
-      </w:r>
-      <w:r>
-        <w:rPr>
-          <w:rFonts w:hint="eastAsia"/>
-        </w:rPr>
-        <w:t>主要以</w:t>
-      </w:r>
-      <w:r>
-        <w:rPr>
-          <w:rFonts w:hint="eastAsia"/>
-        </w:rPr>
-        <w:t>“靶点为中心”，即各种配体仅与少数蛋白质家族（如</w:t>
-      </w:r>
-      <w:r>
-        <w:t>kinases</w:t>
-      </w:r>
-      <w:r>
-        <w:rPr>
-          <w:rFonts w:hint="eastAsia"/>
-        </w:rPr>
-        <w:t>）结合</w:t>
-      </w:r>
-      <w:r>
-        <w:rPr>
-          <w:rFonts w:hint="eastAsia"/>
-        </w:rPr>
-        <w:t>，</w:t>
-      </w:r>
-      <w:r>
-        <w:t>而不是均匀覆盖所有靶点蛋白</w:t>
-      </w:r>
-      <w:r>
-        <w:rPr>
-          <w:rFonts w:hint="eastAsia"/>
-        </w:rPr>
-        <w:t>[</w:t>
-      </w:r>
-      <w:r>
-        <w:t>S0959440X24002082</w:t>
-      </w:r>
-      <w:r>
-        <w:rPr>
-          <w:rFonts w:hint="eastAsia"/>
-        </w:rPr>
-        <w:t>]</w:t>
-      </w:r>
-      <w:r>
-        <w:rPr>
-          <w:rFonts w:hint="eastAsia"/>
-        </w:rPr>
-        <w:t>。</w:t>
-      </w:r>
-      <w:r>
-        <w:t>由于数据有限，深度学习模型在训练时可能会</w:t>
-      </w:r>
-      <w:r>
-        <w:rPr>
-          <w:b/>
-          <w:bCs/>
-        </w:rPr>
-        <w:t>过拟合特定蛋白家族</w:t>
-      </w:r>
-      <w:r>
-        <w:t>，从而降低泛化能力。</w:t>
-      </w:r>
-    </w:p>
-    <w:p/>
-    <w:p>
-      <w:r>
-        <w:rPr>
-          <w:rFonts w:hint="eastAsia"/>
-        </w:rPr>
-        <w:t>3.1</w:t>
-      </w:r>
-      <w:r>
-        <w:rPr>
-          <w:rFonts w:hint="eastAsia"/>
-        </w:rPr>
-        <w:t>数据整理</w:t>
+        <w:t>蛋白质相互作用标签的设定。</w:t>
+      </w:r>
+      <w:r>
+        <w:rPr>
+          <w:rFonts w:hint="eastAsia"/>
+        </w:rPr>
+        <w:t>cross-Attention</w:t>
+      </w:r>
+      <w:r>
+        <w:rPr>
+          <w:rFonts w:hint="eastAsia"/>
+        </w:rPr>
+        <w:t>可以依据</w:t>
+      </w:r>
+      <w:r>
+        <w:rPr>
+          <w:rFonts w:hint="eastAsia"/>
+        </w:rPr>
+        <w:t>B</w:t>
+      </w:r>
+      <w:r>
+        <w:rPr>
+          <w:rFonts w:hint="eastAsia"/>
+        </w:rPr>
+        <w:t>对</w:t>
+      </w:r>
+      <w:r>
+        <w:rPr>
+          <w:rFonts w:hint="eastAsia"/>
+        </w:rPr>
+        <w:t>A</w:t>
+      </w:r>
+      <w:r>
+        <w:rPr>
+          <w:rFonts w:hint="eastAsia"/>
+        </w:rPr>
+        <w:t>的影响权重，分部的整合</w:t>
+      </w:r>
+      <w:r>
+        <w:rPr>
+          <w:rFonts w:hint="eastAsia"/>
+        </w:rPr>
+        <w:t>B</w:t>
+      </w:r>
+      <w:r>
+        <w:rPr>
+          <w:rFonts w:hint="eastAsia"/>
+        </w:rPr>
+        <w:t>的信息。更多的高可信的信息可以通过</w:t>
+      </w:r>
+      <w:r>
+        <w:rPr>
+          <w:rFonts w:hint="eastAsia"/>
+        </w:rPr>
+        <w:t>cross-Attention</w:t>
+      </w:r>
+      <w:r>
+        <w:rPr>
+          <w:rFonts w:hint="eastAsia"/>
+        </w:rPr>
+        <w:t>进行整合，进而加强模型的学习能力及可解释性。</w:t>
+      </w:r>
+      <w:r>
+        <w:rPr>
+          <w:rFonts w:hint="eastAsia"/>
+        </w:rPr>
+        <w:t>以往的</w:t>
+      </w:r>
+      <w:r>
+        <w:rPr>
+          <w:rFonts w:hint="eastAsia"/>
+        </w:rPr>
+        <w:t>Attention</w:t>
+      </w:r>
+      <w:r>
+        <w:rPr>
+          <w:rFonts w:hint="eastAsia"/>
+        </w:rPr>
+        <w:t>机制着重以药物</w:t>
+      </w:r>
+      <w:r>
+        <w:rPr>
+          <w:rFonts w:hint="eastAsia"/>
+        </w:rPr>
+        <w:t>/</w:t>
+      </w:r>
+      <w:r>
+        <w:rPr>
+          <w:rFonts w:hint="eastAsia"/>
+        </w:rPr>
+        <w:t>蛋白质作为</w:t>
+      </w:r>
+      <w:r>
+        <w:rPr>
+          <w:rFonts w:hint="eastAsia"/>
+        </w:rPr>
+        <w:t>Q,</w:t>
+      </w:r>
+      <w:r>
+        <w:rPr>
+          <w:rFonts w:hint="eastAsia"/>
+        </w:rPr>
+        <w:t>以蛋白质</w:t>
+      </w:r>
+      <w:r>
+        <w:rPr>
+          <w:rFonts w:hint="eastAsia"/>
+        </w:rPr>
+        <w:t>/</w:t>
+      </w:r>
+      <w:r>
+        <w:rPr>
+          <w:rFonts w:hint="eastAsia"/>
+        </w:rPr>
+        <w:t>药物作为</w:t>
+      </w:r>
+      <w:r>
+        <w:rPr>
+          <w:rFonts w:hint="eastAsia"/>
+        </w:rPr>
+        <w:t>K,V</w:t>
+      </w:r>
+      <w:r>
+        <w:rPr>
+          <w:rFonts w:hint="eastAsia"/>
+        </w:rPr>
+        <w:t>，以学习药物</w:t>
+      </w:r>
+      <w:r>
+        <w:rPr>
+          <w:rFonts w:hint="eastAsia"/>
+        </w:rPr>
+        <w:t>-</w:t>
+      </w:r>
+      <w:r>
+        <w:rPr>
+          <w:rFonts w:hint="eastAsia"/>
+        </w:rPr>
+        <w:t>蛋白质之间的深刻关系，进而拟合模型对于相互作用的判断。但是，药物</w:t>
+      </w:r>
+      <w:r>
+        <w:rPr>
+          <w:rFonts w:hint="eastAsia"/>
+        </w:rPr>
+        <w:t>-</w:t>
+      </w:r>
+      <w:r>
+        <w:rPr>
+          <w:rFonts w:hint="eastAsia"/>
+        </w:rPr>
+        <w:t>蛋白质间的所隐藏的关系所造成的最直接影响实际是动力学常数，相互作用标签</w:t>
+      </w:r>
+      <w:r>
+        <w:rPr>
+          <w:rFonts w:hint="eastAsia"/>
+        </w:rPr>
+        <w:t>(0/1)</w:t>
+      </w:r>
+      <w:r>
+        <w:rPr>
+          <w:rFonts w:hint="eastAsia"/>
+        </w:rPr>
+        <w:t>只是根据动力学常数分布所人为划分的标签。由于我们已经整理了包含反应条件，动力学常数及相互作用判定的高质量数据集。因此，我们可以直接使用</w:t>
+      </w:r>
+      <w:r>
+        <w:rPr>
+          <w:rFonts w:hint="eastAsia"/>
+        </w:rPr>
+        <w:t>Attention</w:t>
+      </w:r>
+      <w:r>
+        <w:rPr>
+          <w:rFonts w:hint="eastAsia"/>
+        </w:rPr>
+        <w:t>学习</w:t>
+      </w:r>
+      <w:r>
+        <w:rPr>
+          <w:rFonts w:hint="eastAsia"/>
+          <w:u w:val="single"/>
+        </w:rPr>
+        <w:t>受反应条件影响的</w:t>
+      </w:r>
+      <w:r>
+        <w:rPr>
+          <w:rFonts w:hint="eastAsia"/>
+        </w:rPr>
+        <w:t>药物及蛋白质到动力学常数的深层关系，这可以使模型学习到药物</w:t>
+      </w:r>
+      <w:r>
+        <w:rPr>
+          <w:rFonts w:hint="eastAsia"/>
+        </w:rPr>
+        <w:t>-</w:t>
+      </w:r>
+      <w:r>
+        <w:rPr>
+          <w:rFonts w:hint="eastAsia"/>
+        </w:rPr>
+        <w:t>蛋白质之间最本质的关系。我们借鉴了双线性注意力机制的思想来学习药物</w:t>
+      </w:r>
+      <w:r>
+        <w:rPr>
+          <w:rFonts w:hint="eastAsia"/>
+        </w:rPr>
+        <w:t>-</w:t>
+      </w:r>
+      <w:r>
+        <w:rPr>
+          <w:rFonts w:hint="eastAsia"/>
+        </w:rPr>
+        <w:t>蛋白质</w:t>
+      </w:r>
+      <w:r>
+        <w:rPr>
+          <w:rFonts w:hint="eastAsia"/>
+        </w:rPr>
+        <w:t>的深刻关系，并训练模型以拟合该关系到动力学常数的映射。我们创新性的设计框架，采用自适应拟合函数技术，使模型可以只使用药物及蛋白质信息</w:t>
+      </w:r>
+      <w:r>
+        <w:rPr>
+          <w:rFonts w:hint="eastAsia"/>
+        </w:rPr>
+        <w:t>(</w:t>
+      </w:r>
+      <w:r>
+        <w:rPr>
+          <w:rFonts w:hint="eastAsia"/>
+        </w:rPr>
+        <w:t>不包括反应条件及动力学常数</w:t>
+      </w:r>
+      <w:r>
+        <w:rPr>
+          <w:rFonts w:hint="eastAsia"/>
+        </w:rPr>
+        <w:t>)</w:t>
+      </w:r>
+      <w:r>
+        <w:rPr>
+          <w:rFonts w:hint="eastAsia"/>
+        </w:rPr>
+        <w:t>就可以获得该映射能力。这方便了模型在更多泛用数据集上与其他现有模型进行对比。</w:t>
       </w:r>
     </w:p>
     <w:p>
@@ -632,471 +634,91 @@
         <w:rPr>
           <w:rFonts w:hint="eastAsia"/>
         </w:rPr>
-        <w:t>BindingDB</w:t>
-      </w:r>
-      <w:r>
-        <w:rPr>
-          <w:rFonts w:hint="eastAsia"/>
-        </w:rPr>
-        <w:t>[ZeroBind[12]]</w:t>
-      </w:r>
-      <w:r>
-        <w:rPr>
-          <w:rFonts w:hint="eastAsia"/>
-        </w:rPr>
-        <w:t xml:space="preserve"> </w:t>
-      </w:r>
-      <w:r>
-        <w:rPr>
-          <w:rFonts w:hint="eastAsia"/>
-        </w:rPr>
-        <w:t>是一个</w:t>
-      </w:r>
-      <w:r>
-        <w:rPr>
-          <w:rFonts w:hint="eastAsia"/>
-        </w:rPr>
-        <w:t xml:space="preserve"> DTI </w:t>
-      </w:r>
-      <w:r>
-        <w:rPr>
-          <w:rFonts w:hint="eastAsia"/>
-        </w:rPr>
-        <w:t>相互作用公共数据库，其中存储了药物（类药物分子）与靶蛋白之间的结合亲和力数据。该数据库目前包含超过</w:t>
-      </w:r>
-      <w:r>
-        <w:rPr>
-          <w:rFonts w:hint="eastAsia"/>
-        </w:rPr>
-        <w:t xml:space="preserve"> 2,600,000 </w:t>
-      </w:r>
-      <w:r>
-        <w:rPr>
-          <w:rFonts w:hint="eastAsia"/>
-        </w:rPr>
-        <w:t>个经实验测定的蛋白质</w:t>
-      </w:r>
-      <w:r>
-        <w:rPr>
-          <w:rFonts w:hint="eastAsia"/>
-        </w:rPr>
-        <w:t>-</w:t>
-      </w:r>
-      <w:r>
-        <w:rPr>
-          <w:rFonts w:hint="eastAsia"/>
-        </w:rPr>
-        <w:t>药物复合物的结合亲和力，涉及</w:t>
-      </w:r>
-      <w:r>
-        <w:rPr>
-          <w:rFonts w:hint="eastAsia"/>
-        </w:rPr>
-        <w:t xml:space="preserve"> 8,000 </w:t>
-      </w:r>
-      <w:r>
-        <w:rPr>
-          <w:rFonts w:hint="eastAsia"/>
-        </w:rPr>
-        <w:t>多个蛋白质靶点和</w:t>
-      </w:r>
-      <w:r>
-        <w:rPr>
-          <w:rFonts w:hint="eastAsia"/>
-        </w:rPr>
-        <w:t xml:space="preserve"> 1,100,000 </w:t>
-      </w:r>
-      <w:r>
-        <w:rPr>
-          <w:rFonts w:hint="eastAsia"/>
-        </w:rPr>
-        <w:t>多种小分子。</w:t>
+        <w:t>3</w:t>
+      </w:r>
+      <w:r>
+        <w:rPr>
+          <w:rFonts w:hint="eastAsia"/>
+        </w:rPr>
+        <w:t>，</w:t>
+      </w:r>
+      <w:r>
+        <w:rPr>
+          <w:rFonts w:hint="eastAsia"/>
+        </w:rPr>
+        <w:t>当前存在的</w:t>
+      </w:r>
+      <w:r>
+        <w:rPr>
+          <w:rFonts w:hint="eastAsia"/>
+        </w:rPr>
+        <w:t>DTI</w:t>
+      </w:r>
+      <w:r>
+        <w:rPr>
+          <w:rFonts w:hint="eastAsia"/>
+        </w:rPr>
+        <w:t>预测模型的输入数据</w:t>
+      </w:r>
+      <w:r>
+        <w:rPr>
+          <w:rFonts w:hint="eastAsia"/>
+        </w:rPr>
+        <w:t>模态</w:t>
+      </w:r>
+      <w:r>
+        <w:rPr>
+          <w:rFonts w:hint="eastAsia"/>
+        </w:rPr>
+        <w:t>不完全相同，一些模型只使用药物及蛋白质的一维序列嵌入信息，一些则混合使用了药物</w:t>
+      </w:r>
+      <w:r>
+        <w:rPr>
+          <w:rFonts w:hint="eastAsia"/>
+        </w:rPr>
+        <w:t>/</w:t>
+      </w:r>
+      <w:r>
+        <w:rPr>
+          <w:rFonts w:hint="eastAsia"/>
+        </w:rPr>
+        <w:t>蛋白质的一维序列，二维图结构及三维空间信息。受解耦注意力机制的启发，本文模型对于药物</w:t>
+      </w:r>
+      <w:r>
+        <w:rPr>
+          <w:rFonts w:hint="eastAsia"/>
+        </w:rPr>
+        <w:t>/</w:t>
+      </w:r>
+      <w:r>
+        <w:rPr>
+          <w:rFonts w:hint="eastAsia"/>
+        </w:rPr>
+        <w:t>蛋白质的不同</w:t>
+      </w:r>
+      <w:r>
+        <w:rPr>
+          <w:rFonts w:hint="eastAsia"/>
+        </w:rPr>
+        <w:t>模态</w:t>
+      </w:r>
+      <w:r>
+        <w:rPr>
+          <w:rFonts w:hint="eastAsia"/>
+        </w:rPr>
+        <w:t>进行解耦注意力融合</w:t>
+      </w:r>
+      <w:r>
+        <w:rPr>
+          <w:rFonts w:hint="eastAsia"/>
+        </w:rPr>
+        <w:t>，这有助于不同模态信息的交互融合，另一方面，这为本文模型在与其他模型保持输入模态统一来进行对比时的严谨性提供了保证。</w:t>
       </w:r>
     </w:p>
     <w:p>
       <w:pPr>
         <w:ind w:firstLine="420"/>
       </w:pPr>
-      <w:r>
-        <w:rPr>
-          <w:rFonts w:hint="eastAsia"/>
-        </w:rPr>
-        <w:t>为了创建</w:t>
-      </w:r>
-      <w:r>
-        <w:rPr>
-          <w:rFonts w:hint="eastAsia"/>
-        </w:rPr>
-        <w:t xml:space="preserve"> ZeroBind </w:t>
-      </w:r>
-      <w:r>
-        <w:rPr>
-          <w:rFonts w:hint="eastAsia"/>
-        </w:rPr>
-        <w:t>的训练和测试数据集，我们采用了多个过滤和预处理步骤来创建高质量的基准数据集。首先，数据点的</w:t>
-      </w:r>
-      <w:r>
-        <w:rPr>
-          <w:rFonts w:hint="eastAsia"/>
-        </w:rPr>
-        <w:t xml:space="preserve"> </w:t>
-      </w:r>
-      <w:r>
-        <w:rPr>
-          <w:rFonts w:hint="eastAsia"/>
-        </w:rPr>
-        <w:t>“目标类型</w:t>
-      </w:r>
-      <w:r>
-        <w:rPr>
-          <w:rFonts w:hint="eastAsia"/>
-        </w:rPr>
-        <w:t xml:space="preserve"> </w:t>
-      </w:r>
-      <w:r>
-        <w:rPr>
-          <w:rFonts w:hint="eastAsia"/>
-        </w:rPr>
-        <w:t>”属性为</w:t>
-      </w:r>
-      <w:r>
-        <w:rPr>
-          <w:rFonts w:hint="eastAsia"/>
-        </w:rPr>
-        <w:t xml:space="preserve"> </w:t>
-      </w:r>
-      <w:r>
-        <w:rPr>
-          <w:rFonts w:hint="eastAsia"/>
-        </w:rPr>
-        <w:t>“单个蛋白质”，“标准类型</w:t>
-      </w:r>
-      <w:r>
-        <w:rPr>
-          <w:rFonts w:hint="eastAsia"/>
-        </w:rPr>
-        <w:t xml:space="preserve"> </w:t>
-      </w:r>
-      <w:r>
-        <w:rPr>
-          <w:rFonts w:hint="eastAsia"/>
-        </w:rPr>
-        <w:t>”属性为动力学常数</w:t>
-      </w:r>
-      <w:r>
-        <w:rPr>
-          <w:rFonts w:hint="eastAsia"/>
-        </w:rPr>
-        <w:t xml:space="preserve"> Ki</w:t>
-      </w:r>
-      <w:r>
-        <w:rPr>
-          <w:rFonts w:hint="eastAsia"/>
-        </w:rPr>
-        <w:t>、</w:t>
-      </w:r>
-      <w:r>
-        <w:rPr>
-          <w:rFonts w:hint="eastAsia"/>
-        </w:rPr>
-        <w:t>Kd</w:t>
-      </w:r>
-      <w:r>
-        <w:rPr>
-          <w:rFonts w:hint="eastAsia"/>
-        </w:rPr>
-        <w:t>、</w:t>
-      </w:r>
-      <w:r>
-        <w:rPr>
-          <w:rFonts w:hint="eastAsia"/>
-        </w:rPr>
-        <w:t xml:space="preserve">IC50 </w:t>
-      </w:r>
-      <w:r>
-        <w:rPr>
-          <w:rFonts w:hint="eastAsia"/>
-        </w:rPr>
-        <w:t>和</w:t>
-      </w:r>
-      <w:r>
-        <w:rPr>
-          <w:rFonts w:hint="eastAsia"/>
-        </w:rPr>
-        <w:t xml:space="preserve"> EC50</w:t>
-      </w:r>
-      <w:r>
-        <w:rPr>
-          <w:rFonts w:hint="eastAsia"/>
-        </w:rPr>
-        <w:t>。此外，所有目标蛋白质都应是人类或类似人类的蛋白质，因此在</w:t>
-      </w:r>
-      <w:r>
-        <w:rPr>
-          <w:rFonts w:hint="eastAsia"/>
-        </w:rPr>
-        <w:t xml:space="preserve"> </w:t>
-      </w:r>
-      <w:r>
-        <w:rPr>
-          <w:rFonts w:hint="eastAsia"/>
-        </w:rPr>
-        <w:t>“目标源生物</w:t>
-      </w:r>
-      <w:r>
-        <w:rPr>
-          <w:rFonts w:hint="eastAsia"/>
-        </w:rPr>
-        <w:t xml:space="preserve"> </w:t>
-      </w:r>
-      <w:r>
-        <w:rPr>
-          <w:rFonts w:hint="eastAsia"/>
-        </w:rPr>
-        <w:t>”属性中使用</w:t>
-      </w:r>
-      <w:r>
-        <w:rPr>
-          <w:rFonts w:hint="eastAsia"/>
-        </w:rPr>
-        <w:t xml:space="preserve"> </w:t>
-      </w:r>
-      <w:r>
-        <w:rPr>
-          <w:rFonts w:hint="eastAsia"/>
-        </w:rPr>
-        <w:t>“智人</w:t>
-      </w:r>
-      <w:r>
-        <w:rPr>
-          <w:rFonts w:hint="eastAsia"/>
-        </w:rPr>
-        <w:t xml:space="preserve"> </w:t>
-      </w:r>
-      <w:r>
-        <w:rPr>
-          <w:rFonts w:hint="eastAsia"/>
-        </w:rPr>
-        <w:t>”进行筛选。在排除了没有</w:t>
-      </w:r>
-      <w:r>
-        <w:rPr>
-          <w:rFonts w:hint="eastAsia"/>
-        </w:rPr>
-        <w:t xml:space="preserve"> SwissProt </w:t>
-      </w:r>
-      <w:r>
-        <w:rPr>
-          <w:rFonts w:hint="eastAsia"/>
-        </w:rPr>
-        <w:t>名称的蛋白质和</w:t>
-      </w:r>
-      <w:r>
-        <w:rPr>
-          <w:rFonts w:hint="eastAsia"/>
-        </w:rPr>
-        <w:t xml:space="preserve"> RDKit</w:t>
-      </w:r>
-      <w:r>
-        <w:rPr>
-          <w:rFonts w:hint="eastAsia"/>
-        </w:rPr>
-        <w:t>[ZeroBind</w:t>
-      </w:r>
-      <w:r>
-        <w:rPr>
-          <w:rFonts w:hint="eastAsia"/>
-        </w:rPr>
-        <w:t xml:space="preserve"> </w:t>
-      </w:r>
-      <w:r>
-        <w:rPr>
-          <w:rFonts w:hint="eastAsia"/>
-        </w:rPr>
-        <w:t>[</w:t>
-      </w:r>
-      <w:r>
-        <w:rPr>
-          <w:rFonts w:hint="eastAsia"/>
-        </w:rPr>
-        <w:t>44</w:t>
-      </w:r>
-      <w:r>
-        <w:rPr>
-          <w:rFonts w:hint="eastAsia"/>
-        </w:rPr>
-        <w:t>]]</w:t>
-      </w:r>
-      <w:r>
-        <w:rPr>
-          <w:rFonts w:hint="eastAsia"/>
-        </w:rPr>
-        <w:t xml:space="preserve"> </w:t>
-      </w:r>
-      <w:r>
-        <w:rPr>
-          <w:rFonts w:hint="eastAsia"/>
-        </w:rPr>
-        <w:t>无法处理的分子后，我们收集到了</w:t>
-      </w:r>
-      <w:r>
-        <w:rPr>
-          <w:rFonts w:hint="eastAsia"/>
-        </w:rPr>
-        <w:t xml:space="preserve"> 1,500,000 </w:t>
-      </w:r>
-      <w:r>
-        <w:rPr>
-          <w:rFonts w:hint="eastAsia"/>
-        </w:rPr>
-        <w:t>对蛋白</w:t>
-      </w:r>
-      <w:r>
-        <w:rPr>
-          <w:rFonts w:hint="eastAsia"/>
-        </w:rPr>
-        <w:lastRenderedPageBreak/>
-        <w:t>质</w:t>
-      </w:r>
-      <w:r>
-        <w:rPr>
-          <w:rFonts w:hint="eastAsia"/>
-        </w:rPr>
-        <w:t>-</w:t>
-      </w:r>
-      <w:r>
-        <w:rPr>
-          <w:rFonts w:hint="eastAsia"/>
-        </w:rPr>
-        <w:t>药物配对。我们使用</w:t>
-      </w:r>
-      <w:r>
-        <w:rPr>
-          <w:rFonts w:hint="eastAsia"/>
-        </w:rPr>
-        <w:t xml:space="preserve"> AI-bind</w:t>
-      </w:r>
-      <w:r>
-        <w:rPr>
-          <w:rFonts w:hint="eastAsia"/>
-        </w:rPr>
-        <w:t>[ZeroBind</w:t>
-      </w:r>
-      <w:r>
-        <w:rPr>
-          <w:rFonts w:hint="eastAsia"/>
-        </w:rPr>
-        <w:t xml:space="preserve"> </w:t>
-      </w:r>
-      <w:r>
-        <w:rPr>
-          <w:rFonts w:hint="eastAsia"/>
-        </w:rPr>
-        <w:t>[9]]</w:t>
-      </w:r>
-      <w:r>
-        <w:rPr>
-          <w:rFonts w:hint="eastAsia"/>
-        </w:rPr>
-        <w:t xml:space="preserve"> </w:t>
-      </w:r>
-      <w:r>
-        <w:rPr>
-          <w:rFonts w:hint="eastAsia"/>
-        </w:rPr>
-        <w:t>中的阈值，将动力学常数</w:t>
-      </w:r>
-      <w:r>
-        <w:rPr>
-          <w:rFonts w:hint="eastAsia"/>
-        </w:rPr>
-        <w:t xml:space="preserve"> Ki</w:t>
-      </w:r>
-      <w:r>
-        <w:rPr>
-          <w:rFonts w:hint="eastAsia"/>
-        </w:rPr>
-        <w:t>、</w:t>
-      </w:r>
-      <w:r>
-        <w:rPr>
-          <w:rFonts w:hint="eastAsia"/>
-        </w:rPr>
-        <w:t>Kd</w:t>
-      </w:r>
-      <w:r>
-        <w:rPr>
-          <w:rFonts w:hint="eastAsia"/>
-        </w:rPr>
-        <w:t>、</w:t>
-      </w:r>
-      <w:r>
-        <w:rPr>
-          <w:rFonts w:hint="eastAsia"/>
-        </w:rPr>
-        <w:t xml:space="preserve">IC50 </w:t>
-      </w:r>
-      <w:r>
-        <w:rPr>
-          <w:rFonts w:hint="eastAsia"/>
-        </w:rPr>
-        <w:t>和</w:t>
-      </w:r>
-      <w:r>
-        <w:rPr>
-          <w:rFonts w:hint="eastAsia"/>
-        </w:rPr>
-        <w:t xml:space="preserve"> EC50&lt;1000 nM </w:t>
-      </w:r>
-      <w:r>
-        <w:rPr>
-          <w:rFonts w:hint="eastAsia"/>
-        </w:rPr>
-        <w:t>视为阳性样本，将</w:t>
-      </w:r>
-      <w:r>
-        <w:rPr>
-          <w:rFonts w:hint="eastAsia"/>
-        </w:rPr>
-        <w:t xml:space="preserve"> &gt;10</w:t>
-      </w:r>
-      <w:r>
-        <w:rPr>
-          <w:rFonts w:hint="eastAsia"/>
-          <w:vertAlign w:val="superscript"/>
-        </w:rPr>
-        <w:t>6</w:t>
-      </w:r>
-      <w:r>
-        <w:rPr>
-          <w:rFonts w:hint="eastAsia"/>
-        </w:rPr>
-        <w:t xml:space="preserve"> nM </w:t>
-      </w:r>
-      <w:r>
-        <w:rPr>
-          <w:rFonts w:hint="eastAsia"/>
-        </w:rPr>
-        <w:t>视为阴性样本。</w:t>
-      </w:r>
-      <w:r>
-        <w:rPr>
-          <w:rFonts w:hint="eastAsia"/>
-        </w:rPr>
-        <w:t>[Zero</w:t>
-      </w:r>
-      <w:r>
-        <w:rPr>
-          <w:rFonts w:hint="eastAsia"/>
-        </w:rPr>
-        <w:t>Bind</w:t>
-      </w:r>
-      <w:r>
-        <w:rPr>
-          <w:rFonts w:hint="eastAsia"/>
-        </w:rPr>
-        <w:t>]</w:t>
-      </w:r>
     </w:p>
     <w:p>
       <w:pPr>
@@ -1109,25 +731,1135 @@
       </w:pPr>
     </w:p>
     <w:p>
+      <w:r>
+        <w:rPr>
+          <w:rFonts w:hint="eastAsia"/>
+        </w:rPr>
+        <w:t>2.</w:t>
+      </w:r>
+      <w:r>
+        <w:rPr>
+          <w:rFonts w:hint="eastAsia"/>
+        </w:rPr>
+        <w:t>相关工作</w:t>
+      </w:r>
+    </w:p>
+    <w:p>
+      <w:r>
+        <w:rPr>
+          <w:rFonts w:hint="eastAsia"/>
+        </w:rPr>
+        <w:t>3.</w:t>
+      </w:r>
+      <w:r>
+        <w:rPr>
+          <w:rFonts w:hint="eastAsia"/>
+        </w:rPr>
+        <w:t>数据整理及模型训练</w:t>
+      </w:r>
+    </w:p>
+    <w:p>
       <w:pPr>
         <w:ind w:firstLine="420"/>
       </w:pPr>
+      <w:r>
+        <w:rPr>
+          <w:rFonts w:hint="eastAsia"/>
+        </w:rPr>
+        <w:t>在蛋白质</w:t>
+      </w:r>
+      <w:r>
+        <w:rPr>
+          <w:rFonts w:hint="eastAsia"/>
+        </w:rPr>
+        <w:t>-</w:t>
+      </w:r>
+      <w:r>
+        <w:rPr>
+          <w:rFonts w:hint="eastAsia"/>
+        </w:rPr>
+        <w:t>蛋白质相互作用领域，</w:t>
+      </w:r>
+      <w:proofErr w:type="spellStart"/>
+      <w:r>
+        <w:rPr>
+          <w:rFonts w:hint="eastAsia"/>
+        </w:rPr>
+        <w:t>PDB,BioGRID</w:t>
+      </w:r>
+      <w:proofErr w:type="spellEnd"/>
+      <w:r>
+        <w:rPr>
+          <w:rFonts w:hint="eastAsia"/>
+        </w:rPr>
+        <w:t>及</w:t>
+      </w:r>
+      <w:r>
+        <w:rPr>
+          <w:rFonts w:hint="eastAsia"/>
+        </w:rPr>
+        <w:t>STRING</w:t>
+      </w:r>
+      <w:r>
+        <w:rPr>
+          <w:rFonts w:hint="eastAsia"/>
+        </w:rPr>
+        <w:t>通常作为研究该领域的最标准数据库。但是在药物</w:t>
+      </w:r>
+      <w:r>
+        <w:rPr>
+          <w:rFonts w:hint="eastAsia"/>
+        </w:rPr>
+        <w:t>-</w:t>
+      </w:r>
+      <w:r>
+        <w:rPr>
+          <w:rFonts w:hint="eastAsia"/>
+        </w:rPr>
+        <w:t>靶点相互作用领域却不存在这样的数据集，因此需要自行构建数据集或借鉴以往的研究成果</w:t>
+      </w:r>
+      <w:r>
+        <w:rPr>
+          <w:rFonts w:hint="eastAsia"/>
+        </w:rPr>
+        <w:t>[</w:t>
+      </w:r>
+      <w:r>
+        <w:t>Deep learning methods for proteome</w:t>
+      </w:r>
+      <w:r>
+        <w:rPr>
+          <w:rFonts w:hint="eastAsia"/>
+        </w:rPr>
+        <w:t>]</w:t>
+      </w:r>
+      <w:r>
+        <w:rPr>
+          <w:rFonts w:hint="eastAsia"/>
+        </w:rPr>
+        <w:t>。当前，在</w:t>
+      </w:r>
+      <w:r>
+        <w:rPr>
+          <w:rFonts w:hint="eastAsia"/>
+        </w:rPr>
+        <w:t>DTI</w:t>
+      </w:r>
+      <w:r>
+        <w:rPr>
+          <w:rFonts w:hint="eastAsia"/>
+        </w:rPr>
+        <w:t>领域，使用的通用数据集，如</w:t>
+      </w:r>
+      <w:proofErr w:type="spellStart"/>
+      <w:r>
+        <w:rPr>
+          <w:rFonts w:hint="eastAsia"/>
+        </w:rPr>
+        <w:t>bindingdb,Davis</w:t>
+      </w:r>
+      <w:proofErr w:type="spellEnd"/>
+      <w:r>
+        <w:rPr>
+          <w:rFonts w:hint="eastAsia"/>
+        </w:rPr>
+        <w:t>等，大多来自于不同的研究小组，他们根据各自的标准收集并使用了这些测定数据</w:t>
+      </w:r>
+      <w:r>
+        <w:rPr>
+          <w:rFonts w:hint="eastAsia"/>
+        </w:rPr>
+        <w:t>[</w:t>
+      </w:r>
+      <w:r>
+        <w:t>Deep learning methods for proteome</w:t>
+      </w:r>
+      <w:r>
+        <w:rPr>
+          <w:rFonts w:hint="eastAsia"/>
+        </w:rPr>
+        <w:t>]</w:t>
+      </w:r>
+      <w:r>
+        <w:rPr>
+          <w:rFonts w:hint="eastAsia"/>
+        </w:rPr>
+        <w:t>。</w:t>
+      </w:r>
     </w:p>
     <w:p>
       <w:pPr>
         <w:ind w:firstLine="420"/>
       </w:pPr>
+      <w:r>
+        <w:rPr>
+          <w:rFonts w:hint="eastAsia"/>
+        </w:rPr>
+        <w:t>许多研究声称，他们的方法现在可以在特定的验证设置下有效地筛选大多数相互作用和非相互作用配对。然而，有大量证据表明，由于特定的验证条件，这些说法被高估了</w:t>
+      </w:r>
+      <w:r>
+        <w:rPr>
+          <w:rFonts w:hint="eastAsia"/>
+        </w:rPr>
+        <w:t>[</w:t>
+      </w:r>
+      <w:r>
+        <w:t>Bernett J, Blumenthal DB, List M: Cracking the black box of</w:t>
+      </w:r>
+      <w:r>
+        <w:rPr>
+          <w:rFonts w:hint="eastAsia"/>
+        </w:rPr>
+        <w:t xml:space="preserve"> </w:t>
+      </w:r>
+      <w:r>
+        <w:t xml:space="preserve">deep sequence-based protein–protein interaction </w:t>
+      </w:r>
+      <w:proofErr w:type="spellStart"/>
+      <w:r>
+        <w:t>prediction.Briefings</w:t>
+      </w:r>
+      <w:proofErr w:type="spellEnd"/>
+      <w:r>
+        <w:t xml:space="preserve"> </w:t>
+      </w:r>
+      <w:proofErr w:type="spellStart"/>
+      <w:r>
+        <w:t>Bioinf</w:t>
+      </w:r>
+      <w:proofErr w:type="spellEnd"/>
+      <w:r>
+        <w:t xml:space="preserve"> 2024, 25, bbae076.</w:t>
+      </w:r>
+      <w:r>
+        <w:rPr>
+          <w:rFonts w:hint="eastAsia"/>
+        </w:rPr>
+        <w:t>]</w:t>
+      </w:r>
+      <w:r>
+        <w:rPr>
+          <w:rFonts w:hint="eastAsia"/>
+        </w:rPr>
+        <w:t>。</w:t>
+      </w:r>
+      <w:r>
+        <w:rPr>
+          <w:rFonts w:hint="eastAsia"/>
+        </w:rPr>
+        <w:t>[</w:t>
+      </w:r>
+      <w:r>
+        <w:t>S0959440X24002082</w:t>
+      </w:r>
+      <w:r>
+        <w:rPr>
+          <w:rFonts w:hint="eastAsia"/>
+        </w:rPr>
+        <w:t>]</w:t>
+      </w:r>
+      <w:r>
+        <w:rPr>
+          <w:rFonts w:hint="eastAsia"/>
+        </w:rPr>
+        <w:t>中提到，</w:t>
+      </w:r>
+      <w:r>
+        <w:rPr>
+          <w:rFonts w:hint="eastAsia"/>
+        </w:rPr>
+        <w:t>数据集准备过程中</w:t>
+      </w:r>
+      <w:r>
+        <w:rPr>
+          <w:rFonts w:hint="eastAsia"/>
+        </w:rPr>
+        <w:t>存在</w:t>
+      </w:r>
+      <w:r>
+        <w:rPr>
+          <w:rFonts w:hint="eastAsia"/>
+        </w:rPr>
+        <w:t>关键领域需要改进，</w:t>
+      </w:r>
+      <w:r>
+        <w:rPr>
+          <w:rFonts w:hint="eastAsia"/>
+        </w:rPr>
+        <w:t>以便开发出更具通用性的</w:t>
+      </w:r>
+      <w:r>
+        <w:rPr>
+          <w:rFonts w:hint="eastAsia"/>
+        </w:rPr>
+        <w:t>药物</w:t>
+      </w:r>
+      <w:r>
+        <w:rPr>
+          <w:rFonts w:hint="eastAsia"/>
+        </w:rPr>
+        <w:t>-</w:t>
+      </w:r>
+      <w:r>
+        <w:rPr>
+          <w:rFonts w:hint="eastAsia"/>
+        </w:rPr>
+        <w:t>目标相互作用预测</w:t>
+      </w:r>
+      <w:r>
+        <w:rPr>
+          <w:rFonts w:hint="eastAsia"/>
+        </w:rPr>
+        <w:t>模型。</w:t>
+      </w:r>
+      <w:r>
+        <w:rPr>
+          <w:rFonts w:hint="eastAsia"/>
+        </w:rPr>
+        <w:t>首要的就是</w:t>
+      </w:r>
+      <w:r>
+        <w:t>实验测定值的变动性导致数据标签的不确定性</w:t>
+      </w:r>
+      <w:r>
+        <w:rPr>
+          <w:rFonts w:hint="eastAsia"/>
+        </w:rPr>
+        <w:t>。即，</w:t>
+      </w:r>
+      <w:r>
+        <w:rPr>
+          <w:rFonts w:hint="eastAsia"/>
+        </w:rPr>
+        <w:t>不同</w:t>
+      </w:r>
+      <w:r>
+        <w:rPr>
+          <w:rFonts w:hint="eastAsia"/>
+        </w:rPr>
+        <w:t>反应</w:t>
+      </w:r>
+      <w:r>
+        <w:rPr>
+          <w:rFonts w:hint="eastAsia"/>
+        </w:rPr>
+        <w:t>条件（如</w:t>
+      </w:r>
+      <w:r>
+        <w:rPr>
+          <w:rFonts w:hint="eastAsia"/>
+        </w:rPr>
+        <w:t>酸碱度</w:t>
+      </w:r>
+      <w:r>
+        <w:rPr>
+          <w:rFonts w:hint="eastAsia"/>
+        </w:rPr>
+        <w:t>、温度</w:t>
+      </w:r>
+      <w:r>
+        <w:rPr>
+          <w:rFonts w:hint="eastAsia"/>
+        </w:rPr>
+        <w:t>等</w:t>
+      </w:r>
+      <w:r>
+        <w:rPr>
+          <w:rFonts w:hint="eastAsia"/>
+        </w:rPr>
+        <w:t>）可能导致不同的</w:t>
+      </w:r>
+      <w:r>
+        <w:rPr>
+          <w:rFonts w:hint="eastAsia"/>
+        </w:rPr>
+        <w:t>测定值。以及，</w:t>
+      </w:r>
+      <w:r>
+        <w:rPr>
+          <w:rFonts w:hint="eastAsia"/>
+        </w:rPr>
+        <w:t>基于</w:t>
+      </w:r>
+      <w:r>
+        <w:rPr>
+          <w:rFonts w:hint="eastAsia"/>
+        </w:rPr>
+        <w:t>连续的测定值，是否亲和的</w:t>
+      </w:r>
+      <w:r>
+        <w:rPr>
+          <w:rFonts w:hint="eastAsia"/>
+        </w:rPr>
+        <w:t>划分标准具有主观性和任意性。</w:t>
+      </w:r>
+      <w:r>
+        <w:rPr>
+          <w:rFonts w:hint="eastAsia"/>
+        </w:rPr>
+        <w:t>这些情况导致模型</w:t>
+      </w:r>
+      <w:r>
+        <w:t>可能无法准确学习亲和力的真实分布，而是受到人为设定的阈值影响。</w:t>
+      </w:r>
+      <w:r>
+        <w:rPr>
+          <w:rFonts w:hint="eastAsia"/>
+        </w:rPr>
+        <w:t xml:space="preserve"> </w:t>
+      </w:r>
+      <w:r>
+        <w:rPr>
+          <w:rFonts w:hint="eastAsia"/>
+        </w:rPr>
+        <w:t>其次是实验设置过程中，由于数据划分不当导致的数据泄露通常导致对模型性能的高估。</w:t>
+      </w:r>
+    </w:p>
+    <w:p>
+      <w:r>
+        <w:tab/>
+      </w:r>
+      <w:r>
+        <w:rPr>
+          <w:rFonts w:hint="eastAsia"/>
+        </w:rPr>
+        <w:t>在</w:t>
+      </w:r>
+      <w:r>
+        <w:rPr>
+          <w:rFonts w:hint="eastAsia"/>
+        </w:rPr>
+        <w:t>DTI</w:t>
+      </w:r>
+      <w:r>
+        <w:rPr>
+          <w:rFonts w:hint="eastAsia"/>
+        </w:rPr>
+        <w:t>研究中，数据限制</w:t>
+      </w:r>
+      <w:r>
+        <w:rPr>
+          <w:rFonts w:hint="eastAsia"/>
+        </w:rPr>
+        <w:t>较</w:t>
+      </w:r>
+      <w:r>
+        <w:rPr>
+          <w:rFonts w:hint="eastAsia"/>
+        </w:rPr>
+        <w:t>为明显</w:t>
+      </w:r>
+      <w:r>
+        <w:rPr>
+          <w:rFonts w:hint="eastAsia"/>
+        </w:rPr>
+        <w:t>,</w:t>
+      </w:r>
+      <w:r>
+        <w:rPr>
+          <w:rFonts w:hint="eastAsia"/>
+        </w:rPr>
+        <w:t>药物</w:t>
+      </w:r>
+      <w:r>
+        <w:rPr>
+          <w:rFonts w:hint="eastAsia"/>
+        </w:rPr>
+        <w:t>-</w:t>
+      </w:r>
+      <w:r>
+        <w:rPr>
+          <w:rFonts w:hint="eastAsia"/>
+        </w:rPr>
+        <w:t>靶点复合结构</w:t>
+      </w:r>
+      <w:r>
+        <w:rPr>
+          <w:rFonts w:hint="eastAsia"/>
+        </w:rPr>
+        <w:t>主要以</w:t>
+      </w:r>
+      <w:r>
+        <w:rPr>
+          <w:rFonts w:hint="eastAsia"/>
+        </w:rPr>
+        <w:t>“靶点为中心”，即各种配体仅与少数蛋白质家族（如</w:t>
+      </w:r>
+      <w:r>
+        <w:t>kinases</w:t>
+      </w:r>
+      <w:r>
+        <w:rPr>
+          <w:rFonts w:hint="eastAsia"/>
+        </w:rPr>
+        <w:t>）结合</w:t>
+      </w:r>
+      <w:r>
+        <w:rPr>
+          <w:rFonts w:hint="eastAsia"/>
+        </w:rPr>
+        <w:t>，</w:t>
+      </w:r>
+      <w:r>
+        <w:t>而不是均匀覆盖所有靶点蛋白</w:t>
+      </w:r>
+      <w:r>
+        <w:rPr>
+          <w:rFonts w:hint="eastAsia"/>
+        </w:rPr>
+        <w:t>[</w:t>
+      </w:r>
+      <w:r>
+        <w:t>S0959440X24002082</w:t>
+      </w:r>
+      <w:r>
+        <w:rPr>
+          <w:rFonts w:hint="eastAsia"/>
+        </w:rPr>
+        <w:t>]</w:t>
+      </w:r>
+      <w:r>
+        <w:rPr>
+          <w:rFonts w:hint="eastAsia"/>
+        </w:rPr>
+        <w:t>。</w:t>
+      </w:r>
+      <w:r>
+        <w:t>由于数据有限，深度学习模型在训练时可能会</w:t>
+      </w:r>
+      <w:r>
+        <w:rPr>
+          <w:b/>
+          <w:bCs/>
+        </w:rPr>
+        <w:t>过拟合特定蛋白家族</w:t>
+      </w:r>
+      <w:r>
+        <w:t>，从而降低泛化能力。</w:t>
+      </w:r>
+    </w:p>
+    <w:p/>
+    <w:p>
+      <w:r>
+        <w:rPr>
+          <w:rFonts w:hint="eastAsia"/>
+        </w:rPr>
+        <w:t>3.1</w:t>
+      </w:r>
+      <w:r>
+        <w:rPr>
+          <w:rFonts w:hint="eastAsia"/>
+        </w:rPr>
+        <w:t>数据整理</w:t>
+      </w:r>
+    </w:p>
+    <w:p>
+      <w:pPr>
+        <w:ind w:firstLine="420"/>
+      </w:pPr>
+      <w:proofErr w:type="spellStart"/>
+      <w:r>
+        <w:rPr>
+          <w:rFonts w:hint="eastAsia"/>
+        </w:rPr>
+        <w:t>BindingDB</w:t>
+      </w:r>
+      <w:proofErr w:type="spellEnd"/>
+      <w:r>
+        <w:rPr>
+          <w:rFonts w:hint="eastAsia"/>
+        </w:rPr>
+        <w:t>[</w:t>
+      </w:r>
+      <w:proofErr w:type="spellStart"/>
+      <w:r>
+        <w:rPr>
+          <w:rFonts w:hint="eastAsia"/>
+        </w:rPr>
+        <w:t>ZeroBind</w:t>
+      </w:r>
+      <w:proofErr w:type="spellEnd"/>
+      <w:r>
+        <w:rPr>
+          <w:rFonts w:hint="eastAsia"/>
+        </w:rPr>
+        <w:t>[12]]</w:t>
+      </w:r>
+      <w:r>
+        <w:rPr>
+          <w:rFonts w:hint="eastAsia"/>
+        </w:rPr>
+        <w:t xml:space="preserve"> </w:t>
+      </w:r>
+      <w:r>
+        <w:rPr>
+          <w:rFonts w:hint="eastAsia"/>
+        </w:rPr>
+        <w:t>是一个</w:t>
+      </w:r>
+      <w:r>
+        <w:rPr>
+          <w:rFonts w:hint="eastAsia"/>
+        </w:rPr>
+        <w:t xml:space="preserve"> DTI </w:t>
+      </w:r>
+      <w:r>
+        <w:rPr>
+          <w:rFonts w:hint="eastAsia"/>
+        </w:rPr>
+        <w:t>相互作用公共数据库，其中存储了药物（类药物分子）与靶蛋白之间的结合亲和力数据。该数据库目前包含超过</w:t>
+      </w:r>
+      <w:r>
+        <w:rPr>
+          <w:rFonts w:hint="eastAsia"/>
+        </w:rPr>
+        <w:t xml:space="preserve"> 2,600,000 </w:t>
+      </w:r>
+      <w:r>
+        <w:rPr>
+          <w:rFonts w:hint="eastAsia"/>
+        </w:rPr>
+        <w:t>个经实验测定的蛋白质</w:t>
+      </w:r>
+      <w:r>
+        <w:rPr>
+          <w:rFonts w:hint="eastAsia"/>
+        </w:rPr>
+        <w:t>-</w:t>
+      </w:r>
+      <w:r>
+        <w:rPr>
+          <w:rFonts w:hint="eastAsia"/>
+        </w:rPr>
+        <w:t>药物复合物的结合亲和力，涉及</w:t>
+      </w:r>
+      <w:r>
+        <w:rPr>
+          <w:rFonts w:hint="eastAsia"/>
+        </w:rPr>
+        <w:t xml:space="preserve"> 8,000 </w:t>
+      </w:r>
+      <w:r>
+        <w:rPr>
+          <w:rFonts w:hint="eastAsia"/>
+        </w:rPr>
+        <w:t>多个蛋白质靶点和</w:t>
+      </w:r>
+      <w:r>
+        <w:rPr>
+          <w:rFonts w:hint="eastAsia"/>
+        </w:rPr>
+        <w:t xml:space="preserve"> 1,100,000 </w:t>
+      </w:r>
+      <w:r>
+        <w:rPr>
+          <w:rFonts w:hint="eastAsia"/>
+        </w:rPr>
+        <w:t>多种小分子。</w:t>
+      </w:r>
+    </w:p>
+    <w:p>
+      <w:pPr>
+        <w:ind w:firstLine="420"/>
+      </w:pPr>
+      <w:r>
+        <w:rPr>
+          <w:rFonts w:hint="eastAsia"/>
+        </w:rPr>
+        <w:t>为了创建</w:t>
+      </w:r>
+      <w:r>
+        <w:rPr>
+          <w:rFonts w:hint="eastAsia"/>
+        </w:rPr>
+        <w:t xml:space="preserve"> </w:t>
+      </w:r>
+      <w:proofErr w:type="spellStart"/>
+      <w:r>
+        <w:rPr>
+          <w:rFonts w:hint="eastAsia"/>
+        </w:rPr>
+        <w:t>ZeroBind</w:t>
+      </w:r>
+      <w:proofErr w:type="spellEnd"/>
+      <w:r>
+        <w:rPr>
+          <w:rFonts w:hint="eastAsia"/>
+        </w:rPr>
+        <w:t xml:space="preserve"> </w:t>
+      </w:r>
+      <w:r>
+        <w:rPr>
+          <w:rFonts w:hint="eastAsia"/>
+        </w:rPr>
+        <w:t>的训练和测试数据集，我们采用了多个过滤和预处理步骤来创建高质量的基准数据集。首先，数据点的</w:t>
+      </w:r>
+      <w:r>
+        <w:rPr>
+          <w:rFonts w:hint="eastAsia"/>
+        </w:rPr>
+        <w:t xml:space="preserve"> </w:t>
+      </w:r>
+      <w:r>
+        <w:rPr>
+          <w:rFonts w:hint="eastAsia"/>
+        </w:rPr>
+        <w:t>“目标类型</w:t>
+      </w:r>
+      <w:r>
+        <w:rPr>
+          <w:rFonts w:hint="eastAsia"/>
+        </w:rPr>
+        <w:t xml:space="preserve"> </w:t>
+      </w:r>
+      <w:r>
+        <w:rPr>
+          <w:rFonts w:hint="eastAsia"/>
+        </w:rPr>
+        <w:t>”属性为</w:t>
+      </w:r>
+      <w:r>
+        <w:rPr>
+          <w:rFonts w:hint="eastAsia"/>
+        </w:rPr>
+        <w:t xml:space="preserve"> </w:t>
+      </w:r>
+      <w:r>
+        <w:rPr>
+          <w:rFonts w:hint="eastAsia"/>
+        </w:rPr>
+        <w:t>“单个蛋白质”，“标准类型</w:t>
+      </w:r>
+      <w:r>
+        <w:rPr>
+          <w:rFonts w:hint="eastAsia"/>
+        </w:rPr>
+        <w:t xml:space="preserve"> </w:t>
+      </w:r>
+      <w:r>
+        <w:rPr>
+          <w:rFonts w:hint="eastAsia"/>
+        </w:rPr>
+        <w:t>”属性为动力学常数</w:t>
+      </w:r>
+      <w:r>
+        <w:rPr>
+          <w:rFonts w:hint="eastAsia"/>
+        </w:rPr>
+        <w:t xml:space="preserve"> Ki</w:t>
+      </w:r>
+      <w:r>
+        <w:rPr>
+          <w:rFonts w:hint="eastAsia"/>
+        </w:rPr>
+        <w:t>、</w:t>
+      </w:r>
+      <w:proofErr w:type="spellStart"/>
+      <w:r>
+        <w:rPr>
+          <w:rFonts w:hint="eastAsia"/>
+        </w:rPr>
+        <w:t>Kd</w:t>
+      </w:r>
+      <w:proofErr w:type="spellEnd"/>
+      <w:r>
+        <w:rPr>
+          <w:rFonts w:hint="eastAsia"/>
+        </w:rPr>
+        <w:t>、</w:t>
+      </w:r>
+      <w:r>
+        <w:rPr>
+          <w:rFonts w:hint="eastAsia"/>
+        </w:rPr>
+        <w:t xml:space="preserve">IC50 </w:t>
+      </w:r>
+      <w:r>
+        <w:rPr>
+          <w:rFonts w:hint="eastAsia"/>
+        </w:rPr>
+        <w:t>和</w:t>
+      </w:r>
+      <w:r>
+        <w:rPr>
+          <w:rFonts w:hint="eastAsia"/>
+        </w:rPr>
+        <w:t xml:space="preserve"> EC50</w:t>
+      </w:r>
+      <w:r>
+        <w:rPr>
+          <w:rFonts w:hint="eastAsia"/>
+        </w:rPr>
+        <w:t>。此外，所有目标蛋白质都应是人类或类似人类的蛋白质，因此在</w:t>
+      </w:r>
+      <w:r>
+        <w:rPr>
+          <w:rFonts w:hint="eastAsia"/>
+        </w:rPr>
+        <w:t xml:space="preserve"> </w:t>
+      </w:r>
+      <w:r>
+        <w:rPr>
+          <w:rFonts w:hint="eastAsia"/>
+        </w:rPr>
+        <w:t>“目标源生物</w:t>
+      </w:r>
+      <w:r>
+        <w:rPr>
+          <w:rFonts w:hint="eastAsia"/>
+        </w:rPr>
+        <w:t xml:space="preserve"> </w:t>
+      </w:r>
+      <w:r>
+        <w:rPr>
+          <w:rFonts w:hint="eastAsia"/>
+        </w:rPr>
+        <w:t>”属性中使用</w:t>
+      </w:r>
+      <w:r>
+        <w:rPr>
+          <w:rFonts w:hint="eastAsia"/>
+        </w:rPr>
+        <w:t xml:space="preserve"> </w:t>
+      </w:r>
+      <w:r>
+        <w:rPr>
+          <w:rFonts w:hint="eastAsia"/>
+        </w:rPr>
+        <w:t>“智人</w:t>
+      </w:r>
+      <w:r>
+        <w:rPr>
+          <w:rFonts w:hint="eastAsia"/>
+        </w:rPr>
+        <w:t xml:space="preserve"> </w:t>
+      </w:r>
+      <w:r>
+        <w:rPr>
+          <w:rFonts w:hint="eastAsia"/>
+        </w:rPr>
+        <w:t>”进行筛选。在排除了没有</w:t>
+      </w:r>
+      <w:r>
+        <w:rPr>
+          <w:rFonts w:hint="eastAsia"/>
+        </w:rPr>
+        <w:t xml:space="preserve"> </w:t>
+      </w:r>
+      <w:proofErr w:type="spellStart"/>
+      <w:r>
+        <w:rPr>
+          <w:rFonts w:hint="eastAsia"/>
+        </w:rPr>
+        <w:t>SwissProt</w:t>
+      </w:r>
+      <w:proofErr w:type="spellEnd"/>
+      <w:r>
+        <w:rPr>
+          <w:rFonts w:hint="eastAsia"/>
+        </w:rPr>
+        <w:t xml:space="preserve"> </w:t>
+      </w:r>
+      <w:r>
+        <w:rPr>
+          <w:rFonts w:hint="eastAsia"/>
+        </w:rPr>
+        <w:t>名称的蛋白质和</w:t>
+      </w:r>
+      <w:r>
+        <w:rPr>
+          <w:rFonts w:hint="eastAsia"/>
+        </w:rPr>
+        <w:t xml:space="preserve"> </w:t>
+      </w:r>
+      <w:proofErr w:type="spellStart"/>
+      <w:r>
+        <w:rPr>
+          <w:rFonts w:hint="eastAsia"/>
+        </w:rPr>
+        <w:t>RDKit</w:t>
+      </w:r>
+      <w:proofErr w:type="spellEnd"/>
+      <w:r>
+        <w:rPr>
+          <w:rFonts w:hint="eastAsia"/>
+        </w:rPr>
+        <w:t>[</w:t>
+      </w:r>
+      <w:proofErr w:type="spellStart"/>
+      <w:r>
+        <w:rPr>
+          <w:rFonts w:hint="eastAsia"/>
+        </w:rPr>
+        <w:t>ZeroBind</w:t>
+      </w:r>
+      <w:proofErr w:type="spellEnd"/>
+      <w:r>
+        <w:rPr>
+          <w:rFonts w:hint="eastAsia"/>
+        </w:rPr>
+        <w:t xml:space="preserve"> </w:t>
+      </w:r>
+      <w:r>
+        <w:rPr>
+          <w:rFonts w:hint="eastAsia"/>
+        </w:rPr>
+        <w:t>[</w:t>
+      </w:r>
+      <w:r>
+        <w:rPr>
+          <w:rFonts w:hint="eastAsia"/>
+        </w:rPr>
+        <w:t>44</w:t>
+      </w:r>
+      <w:r>
+        <w:rPr>
+          <w:rFonts w:hint="eastAsia"/>
+        </w:rPr>
+        <w:t>]]</w:t>
+      </w:r>
+      <w:r>
+        <w:rPr>
+          <w:rFonts w:hint="eastAsia"/>
+        </w:rPr>
+        <w:t xml:space="preserve"> </w:t>
+      </w:r>
+      <w:r>
+        <w:rPr>
+          <w:rFonts w:hint="eastAsia"/>
+        </w:rPr>
+        <w:t>无法处理的分子后，我们收集到了</w:t>
+      </w:r>
+      <w:r>
+        <w:rPr>
+          <w:rFonts w:hint="eastAsia"/>
+        </w:rPr>
+        <w:t xml:space="preserve"> 1,500,000 </w:t>
+      </w:r>
+      <w:r>
+        <w:rPr>
+          <w:rFonts w:hint="eastAsia"/>
+        </w:rPr>
+        <w:t>对蛋白质</w:t>
+      </w:r>
+      <w:r>
+        <w:rPr>
+          <w:rFonts w:hint="eastAsia"/>
+        </w:rPr>
+        <w:t>-</w:t>
+      </w:r>
+      <w:r>
+        <w:rPr>
+          <w:rFonts w:hint="eastAsia"/>
+        </w:rPr>
+        <w:t>药物配对。我们使用</w:t>
+      </w:r>
+      <w:r>
+        <w:rPr>
+          <w:rFonts w:hint="eastAsia"/>
+        </w:rPr>
+        <w:t xml:space="preserve"> AI-bind</w:t>
+      </w:r>
+      <w:r>
+        <w:rPr>
+          <w:rFonts w:hint="eastAsia"/>
+        </w:rPr>
+        <w:t>[</w:t>
+      </w:r>
+      <w:proofErr w:type="spellStart"/>
+      <w:r>
+        <w:rPr>
+          <w:rFonts w:hint="eastAsia"/>
+        </w:rPr>
+        <w:t>ZeroBind</w:t>
+      </w:r>
+      <w:proofErr w:type="spellEnd"/>
+      <w:r>
+        <w:rPr>
+          <w:rFonts w:hint="eastAsia"/>
+        </w:rPr>
+        <w:t xml:space="preserve"> </w:t>
+      </w:r>
+      <w:r>
+        <w:rPr>
+          <w:rFonts w:hint="eastAsia"/>
+        </w:rPr>
+        <w:t>[9]]</w:t>
+      </w:r>
+      <w:r>
+        <w:rPr>
+          <w:rFonts w:hint="eastAsia"/>
+        </w:rPr>
+        <w:t xml:space="preserve"> </w:t>
+      </w:r>
+      <w:r>
+        <w:rPr>
+          <w:rFonts w:hint="eastAsia"/>
+        </w:rPr>
+        <w:t>中的阈值，将动力学常数</w:t>
+      </w:r>
+      <w:r>
+        <w:rPr>
+          <w:rFonts w:hint="eastAsia"/>
+        </w:rPr>
+        <w:t xml:space="preserve"> Ki</w:t>
+      </w:r>
+      <w:r>
+        <w:rPr>
+          <w:rFonts w:hint="eastAsia"/>
+        </w:rPr>
+        <w:t>、</w:t>
+      </w:r>
+      <w:proofErr w:type="spellStart"/>
+      <w:r>
+        <w:rPr>
+          <w:rFonts w:hint="eastAsia"/>
+        </w:rPr>
+        <w:t>Kd</w:t>
+      </w:r>
+      <w:proofErr w:type="spellEnd"/>
+      <w:r>
+        <w:rPr>
+          <w:rFonts w:hint="eastAsia"/>
+        </w:rPr>
+        <w:t>、</w:t>
+      </w:r>
+      <w:r>
+        <w:rPr>
+          <w:rFonts w:hint="eastAsia"/>
+        </w:rPr>
+        <w:t xml:space="preserve">IC50 </w:t>
+      </w:r>
+      <w:r>
+        <w:rPr>
+          <w:rFonts w:hint="eastAsia"/>
+        </w:rPr>
+        <w:t>和</w:t>
+      </w:r>
+      <w:r>
+        <w:rPr>
+          <w:rFonts w:hint="eastAsia"/>
+        </w:rPr>
+        <w:t xml:space="preserve"> EC50&lt;1000 </w:t>
+      </w:r>
+      <w:proofErr w:type="spellStart"/>
+      <w:r>
+        <w:rPr>
+          <w:rFonts w:hint="eastAsia"/>
+        </w:rPr>
+        <w:t>nM</w:t>
+      </w:r>
+      <w:proofErr w:type="spellEnd"/>
+      <w:r>
+        <w:rPr>
+          <w:rFonts w:hint="eastAsia"/>
+        </w:rPr>
+        <w:t xml:space="preserve"> </w:t>
+      </w:r>
+      <w:r>
+        <w:rPr>
+          <w:rFonts w:hint="eastAsia"/>
+        </w:rPr>
+        <w:t>视为阳性样本，将</w:t>
+      </w:r>
+      <w:r>
+        <w:rPr>
+          <w:rFonts w:hint="eastAsia"/>
+        </w:rPr>
+        <w:t xml:space="preserve"> &gt;10</w:t>
+      </w:r>
+      <w:r>
+        <w:rPr>
+          <w:rFonts w:hint="eastAsia"/>
+          <w:vertAlign w:val="superscript"/>
+        </w:rPr>
+        <w:t>6</w:t>
+      </w:r>
+      <w:r>
+        <w:rPr>
+          <w:rFonts w:hint="eastAsia"/>
+        </w:rPr>
+        <w:t xml:space="preserve"> </w:t>
+      </w:r>
+      <w:proofErr w:type="spellStart"/>
+      <w:r>
+        <w:rPr>
+          <w:rFonts w:hint="eastAsia"/>
+        </w:rPr>
+        <w:t>nM</w:t>
+      </w:r>
+      <w:proofErr w:type="spellEnd"/>
+      <w:r>
+        <w:rPr>
+          <w:rFonts w:hint="eastAsia"/>
+        </w:rPr>
+        <w:t xml:space="preserve"> </w:t>
+      </w:r>
+      <w:r>
+        <w:rPr>
+          <w:rFonts w:hint="eastAsia"/>
+        </w:rPr>
+        <w:t>视为阴性样本。</w:t>
+      </w:r>
+      <w:r>
+        <w:rPr>
+          <w:rFonts w:hint="eastAsia"/>
+        </w:rPr>
+        <w:t>[</w:t>
+      </w:r>
+      <w:proofErr w:type="spellStart"/>
+      <w:r>
+        <w:rPr>
+          <w:rFonts w:hint="eastAsia"/>
+        </w:rPr>
+        <w:t>Zero</w:t>
+      </w:r>
+      <w:r>
+        <w:rPr>
+          <w:rFonts w:hint="eastAsia"/>
+        </w:rPr>
+        <w:t>Bind</w:t>
+      </w:r>
+      <w:proofErr w:type="spellEnd"/>
+      <w:r>
+        <w:rPr>
+          <w:rFonts w:hint="eastAsia"/>
+        </w:rPr>
+        <w:t>]</w:t>
+      </w:r>
+    </w:p>
+    <w:p>
+      <w:pPr>
+        <w:ind w:firstLine="420"/>
+      </w:pPr>
+    </w:p>
+    <w:p>
+      <w:pPr>
+        <w:ind w:firstLine="420"/>
+      </w:pPr>
+    </w:p>
+    <w:p>
+      <w:pPr>
+        <w:ind w:firstLine="420"/>
+      </w:pPr>
+    </w:p>
+    <w:p>
+      <w:pPr>
+        <w:ind w:firstLine="420"/>
+      </w:pPr>
     </w:p>
     <w:p>
       <w:pPr>
         <w:ind w:firstLineChars="200" w:firstLine="420"/>
       </w:pPr>
+      <w:proofErr w:type="spellStart"/>
       <w:r>
         <w:rPr>
           <w:rFonts w:hint="eastAsia"/>
         </w:rPr>
         <w:t>BindingDB</w:t>
       </w:r>
+      <w:proofErr w:type="spellEnd"/>
       <w:r>
         <w:rPr>
           <w:rFonts w:hint="eastAsia"/>
@@ -1146,12 +1878,14 @@
         </w:rPr>
         <w:t>配体结合数据知识库。我们从</w:t>
       </w:r>
+      <w:proofErr w:type="spellStart"/>
       <w:r>
         <w:rPr>
           <w:rFonts w:hint="eastAsia"/>
         </w:rPr>
         <w:t>BindingDB</w:t>
       </w:r>
+      <w:proofErr w:type="spellEnd"/>
       <w:r>
         <w:rPr>
           <w:rFonts w:hint="eastAsia"/>
@@ -1194,12 +1928,14 @@
         </w:rPr>
         <w:t>月的</w:t>
       </w:r>
+      <w:proofErr w:type="spellStart"/>
       <w:r>
         <w:rPr>
           <w:rFonts w:hint="eastAsia"/>
         </w:rPr>
         <w:t>BindingDB</w:t>
       </w:r>
+      <w:proofErr w:type="spellEnd"/>
       <w:r>
         <w:rPr>
           <w:rFonts w:hint="eastAsia"/>
@@ -1229,7 +1965,14 @@
         <w:rPr>
           <w:rFonts w:hint="eastAsia"/>
         </w:rPr>
-        <w:t>在本文中，我们首先在训练集上使用自编码器进行异常检测，以获取包含反应条件的蛋白质</w:t>
+        <w:t>在本文中，我们首先在训练集上使用自编码器进行异常检测，以获取包含反应条件的蛋</w:t>
+      </w:r>
+      <w:r>
+        <w:rPr>
+          <w:rFonts w:hint="eastAsia"/>
+        </w:rPr>
+        <w:lastRenderedPageBreak/>
+        <w:t>白质</w:t>
       </w:r>
       <w:r>
         <w:rPr>
@@ -1266,12 +2009,14 @@
         </w:rPr>
         <w:t>）和慢解离动力学（</w:t>
       </w:r>
+      <w:proofErr w:type="spellStart"/>
       <w:r>
         <w:rPr>
           <w:rFonts w:hint="eastAsia"/>
         </w:rPr>
         <w:t>koff</w:t>
       </w:r>
+      <w:proofErr w:type="spellEnd"/>
       <w:r>
         <w:rPr>
           <w:rFonts w:hint="eastAsia"/>
@@ -1338,7 +2083,15 @@
         <w:t>几十年来，解离常数</w:t>
       </w:r>
       <w:r>
-        <w:t xml:space="preserve"> Kd </w:t>
+        <w:t xml:space="preserve"> </w:t>
+      </w:r>
+      <w:proofErr w:type="spellStart"/>
+      <w:r>
+        <w:t>Kd</w:t>
+      </w:r>
+      <w:proofErr w:type="spellEnd"/>
+      <w:r>
+        <w:t xml:space="preserve"> </w:t>
       </w:r>
       <w:r>
         <w:t>及其替代</w:t>
@@ -1380,8 +2133,13 @@
         <w:t>[bernetti2017]</w:t>
       </w:r>
       <w:r>
-        <w:t xml:space="preserve"> Kd</w:t>
-      </w:r>
+        <w:t xml:space="preserve"> </w:t>
+      </w:r>
+      <w:proofErr w:type="spellStart"/>
+      <w:r>
+        <w:t>Kd</w:t>
+      </w:r>
+      <w:proofErr w:type="spellEnd"/>
       <w:r>
         <w:rPr>
           <w:rFonts w:hint="eastAsia"/>
@@ -1522,36 +2280,42 @@
         </w:rPr>
         <w:t>数据集</w:t>
       </w:r>
+      <w:proofErr w:type="spellStart"/>
       <w:r>
         <w:rPr>
           <w:rFonts w:hint="eastAsia"/>
         </w:rPr>
         <w:t>bindingd</w:t>
       </w:r>
+      <w:proofErr w:type="spellEnd"/>
       <w:r>
         <w:rPr>
           <w:rFonts w:hint="eastAsia"/>
         </w:rPr>
         <w:t>是相对无噪声的。为了整合数据集</w:t>
       </w:r>
+      <w:proofErr w:type="spellStart"/>
       <w:r>
         <w:rPr>
           <w:rFonts w:hint="eastAsia"/>
         </w:rPr>
         <w:t>bindingdb</w:t>
       </w:r>
+      <w:proofErr w:type="spellEnd"/>
       <w:r>
         <w:rPr>
           <w:rFonts w:hint="eastAsia"/>
         </w:rPr>
         <w:t>中的相互作用模式及</w:t>
       </w:r>
+      <w:proofErr w:type="spellStart"/>
       <w:r>
         <w:rPr>
           <w:rFonts w:hint="eastAsia"/>
         </w:rPr>
         <w:t>BindingDb</w:t>
       </w:r>
+      <w:proofErr w:type="spellEnd"/>
       <w:r>
         <w:rPr>
           <w:rFonts w:hint="eastAsia"/>
@@ -1611,7 +2375,7 @@
       <w:pPr>
         <w:ind w:firstLineChars="200" w:firstLine="420"/>
         <w:rPr>
-          <w:rFonts w:ascii="宋体" w:eastAsia="宋体" w:hAnsi="宋体" w:cs="宋体"/>
+          <w:rFonts w:ascii="宋体" w:eastAsia="宋体" w:hAnsi="宋体" w:cs="宋体" w:hint="eastAsia"/>
           <w:sz w:val="24"/>
         </w:rPr>
       </w:pPr>
@@ -1729,12 +2493,14 @@
         </w:rPr>
         <w:t>结合亲和值通常用解离常数（</w:t>
       </w:r>
+      <w:proofErr w:type="spellStart"/>
       <w:r>
         <w:rPr>
           <w:rFonts w:hint="eastAsia"/>
         </w:rPr>
         <w:t>Kd</w:t>
       </w:r>
+      <w:proofErr w:type="spellEnd"/>
       <w:r>
         <w:rPr>
           <w:rFonts w:hint="eastAsia"/>
@@ -1789,19 +2555,29 @@
         </w:rPr>
         <w:t>但是，由于实验条件不一致等原因，尽管该分类标签大多是依据</w:t>
       </w:r>
+      <w:proofErr w:type="spellStart"/>
       <w:r>
         <w:rPr>
           <w:rStyle w:val="HTML"/>
           <w:rFonts w:ascii="宋体" w:eastAsia="宋体" w:hAnsi="宋体" w:cs="宋体"/>
           <w:sz w:val="24"/>
         </w:rPr>
-        <w:t>Kd, IC50, Ki, EC50</w:t>
-      </w:r>
-      <w:r>
-        <w:rPr>
+        <w:t>Kd</w:t>
+      </w:r>
+      <w:proofErr w:type="spellEnd"/>
+      <w:r>
+        <w:rPr>
+          <w:rStyle w:val="HTML"/>
           <w:rFonts w:ascii="宋体" w:eastAsia="宋体" w:hAnsi="宋体" w:cs="宋体"/>
           <w:sz w:val="24"/>
         </w:rPr>
+        <w:t>, IC50, Ki, EC50</w:t>
+      </w:r>
+      <w:r>
+        <w:rPr>
+          <w:rFonts w:ascii="宋体" w:eastAsia="宋体" w:hAnsi="宋体" w:cs="宋体"/>
+          <w:sz w:val="24"/>
+        </w:rPr>
         <w:t>的值</w:t>
       </w:r>
       <w:r>
@@ -1816,81 +2592,109 @@
       <w:pPr>
         <w:ind w:firstLineChars="200" w:firstLine="480"/>
         <w:rPr>
+          <w:rFonts w:ascii="宋体" w:eastAsia="宋体" w:hAnsi="宋体" w:cs="宋体" w:hint="eastAsia"/>
+          <w:sz w:val="24"/>
+        </w:rPr>
+      </w:pPr>
+    </w:p>
+    <w:p>
+      <w:pPr>
+        <w:rPr>
+          <w:rFonts w:ascii="宋体" w:eastAsia="宋体" w:hAnsi="宋体" w:cs="宋体" w:hint="eastAsia"/>
+          <w:sz w:val="24"/>
+        </w:rPr>
+      </w:pPr>
+      <w:r>
+        <w:rPr>
           <w:rFonts w:ascii="宋体" w:eastAsia="宋体" w:hAnsi="宋体" w:cs="宋体"/>
           <w:sz w:val="24"/>
         </w:rPr>
-      </w:pPr>
-    </w:p>
-    <w:p>
-      <w:pPr>
+        <w:tab/>
+      </w:r>
+      <w:r>
+        <w:rPr>
+          <w:rFonts w:ascii="宋体" w:eastAsia="宋体" w:hAnsi="宋体" w:cs="宋体" w:hint="eastAsia"/>
+          <w:sz w:val="24"/>
+        </w:rPr>
+        <w:t>我们将已被广泛使用的Human，</w:t>
+      </w:r>
+      <w:proofErr w:type="spellStart"/>
+      <w:r>
+        <w:rPr>
+          <w:rFonts w:ascii="宋体" w:eastAsia="宋体" w:hAnsi="宋体" w:cs="宋体" w:hint="eastAsia"/>
+          <w:sz w:val="24"/>
+        </w:rPr>
+        <w:t>C</w:t>
+      </w:r>
+      <w:r>
         <w:rPr>
           <w:rFonts w:ascii="宋体" w:eastAsia="宋体" w:hAnsi="宋体" w:cs="宋体"/>
           <w:sz w:val="24"/>
         </w:rPr>
-      </w:pPr>
+        <w:t>.elegans</w:t>
+      </w:r>
+      <w:proofErr w:type="spellEnd"/>
+      <w:r>
+        <w:rPr>
+          <w:rFonts w:ascii="宋体" w:eastAsia="宋体" w:hAnsi="宋体" w:cs="宋体" w:hint="eastAsia"/>
+          <w:sz w:val="24"/>
+        </w:rPr>
+        <w:t>以及</w:t>
+      </w:r>
+      <w:proofErr w:type="spellStart"/>
       <w:r>
         <w:rPr>
           <w:rFonts w:ascii="宋体" w:eastAsia="宋体" w:hAnsi="宋体" w:cs="宋体"/>
           <w:sz w:val="24"/>
         </w:rPr>
-        <w:lastRenderedPageBreak/>
-        <w:tab/>
-      </w:r>
+        <w:t>bindingdb</w:t>
+      </w:r>
+      <w:proofErr w:type="spellEnd"/>
       <w:r>
         <w:rPr>
           <w:rFonts w:ascii="宋体" w:eastAsia="宋体" w:hAnsi="宋体" w:cs="宋体" w:hint="eastAsia"/>
           <w:sz w:val="24"/>
         </w:rPr>
-        <w:t>我们将已被广泛使用的Human，C</w:t>
+        <w:t>作为基础数据集并提取其</w:t>
       </w:r>
       <w:r>
         <w:rPr>
           <w:rFonts w:ascii="宋体" w:eastAsia="宋体" w:hAnsi="宋体" w:cs="宋体"/>
           <w:sz w:val="24"/>
         </w:rPr>
-        <w:t>.elegans</w:t>
+        <w:t>1,2</w:t>
       </w:r>
       <w:r>
         <w:rPr>
           <w:rFonts w:ascii="宋体" w:eastAsia="宋体" w:hAnsi="宋体" w:cs="宋体" w:hint="eastAsia"/>
           <w:sz w:val="24"/>
         </w:rPr>
-        <w:t>以及</w:t>
-      </w:r>
-      <w:r>
-        <w:rPr>
-          <w:rFonts w:ascii="宋体" w:eastAsia="宋体" w:hAnsi="宋体" w:cs="宋体"/>
-          <w:sz w:val="24"/>
-        </w:rPr>
-        <w:t>bindingdb</w:t>
-      </w:r>
-      <w:r>
+        <w:t>维特征</w:t>
+      </w:r>
+    </w:p>
+    <w:p>
+      <w:pPr>
+        <w:ind w:firstLineChars="200" w:firstLine="480"/>
         <w:rPr>
           <w:rFonts w:ascii="宋体" w:eastAsia="宋体" w:hAnsi="宋体" w:cs="宋体" w:hint="eastAsia"/>
           <w:sz w:val="24"/>
         </w:rPr>
-        <w:t>作为基础数据集并提取其</w:t>
-      </w:r>
-      <w:r>
-        <w:rPr>
-          <w:rFonts w:ascii="宋体" w:eastAsia="宋体" w:hAnsi="宋体" w:cs="宋体"/>
-          <w:sz w:val="24"/>
-        </w:rPr>
-        <w:t>1,2</w:t>
-      </w:r>
-      <w:r>
+      </w:pPr>
+    </w:p>
+    <w:p>
+      <w:pPr>
+        <w:ind w:firstLineChars="200" w:firstLine="480"/>
         <w:rPr>
           <w:rFonts w:ascii="宋体" w:eastAsia="宋体" w:hAnsi="宋体" w:cs="宋体" w:hint="eastAsia"/>
           <w:sz w:val="24"/>
         </w:rPr>
-        <w:t>维特征</w:t>
-      </w:r>
+      </w:pPr>
     </w:p>
     <w:p>
       <w:pPr>
         <w:ind w:firstLineChars="200" w:firstLine="480"/>
         <w:rPr>
-          <w:rFonts w:ascii="宋体" w:eastAsia="宋体" w:hAnsi="宋体" w:cs="宋体"/>
+          <w:rFonts w:ascii="宋体" w:eastAsia="宋体" w:hAnsi="宋体" w:cs="宋体" w:hint="eastAsia"/>
           <w:sz w:val="24"/>
         </w:rPr>
       </w:pPr>
@@ -1899,7 +2703,7 @@
       <w:pPr>
         <w:ind w:firstLineChars="200" w:firstLine="480"/>
         <w:rPr>
-          <w:rFonts w:ascii="宋体" w:eastAsia="宋体" w:hAnsi="宋体" w:cs="宋体"/>
+          <w:rFonts w:ascii="宋体" w:eastAsia="宋体" w:hAnsi="宋体" w:cs="宋体" w:hint="eastAsia"/>
           <w:sz w:val="24"/>
         </w:rPr>
       </w:pPr>
@@ -1917,24 +2721,6 @@
       <w:pPr>
         <w:ind w:firstLineChars="200" w:firstLine="480"/>
         <w:rPr>
-          <w:rFonts w:ascii="宋体" w:eastAsia="宋体" w:hAnsi="宋体" w:cs="宋体"/>
-          <w:sz w:val="24"/>
-        </w:rPr>
-      </w:pPr>
-    </w:p>
-    <w:p>
-      <w:pPr>
-        <w:ind w:firstLineChars="200" w:firstLine="480"/>
-        <w:rPr>
-          <w:rFonts w:ascii="宋体" w:eastAsia="宋体" w:hAnsi="宋体" w:cs="宋体"/>
-          <w:sz w:val="24"/>
-        </w:rPr>
-      </w:pPr>
-    </w:p>
-    <w:p>
-      <w:pPr>
-        <w:ind w:firstLineChars="200" w:firstLine="480"/>
-        <w:rPr>
           <w:rFonts w:ascii="宋体" w:eastAsia="宋体" w:hAnsi="宋体" w:cs="宋体" w:hint="eastAsia"/>
           <w:sz w:val="24"/>
         </w:rPr>
@@ -1975,6 +2761,7 @@
         <w:rPr>
           <w:rFonts w:hint="eastAsia"/>
         </w:rPr>
+        <w:lastRenderedPageBreak/>
         <w:t>用于对药物</w:t>
       </w:r>
       <w:r>
@@ -2058,12 +2845,19 @@
         </w:rPr>
         <w:t>和</w:t>
       </w:r>
-      <w:r>
-        <w:t>BindGPT[</w:t>
-      </w:r>
+      <w:proofErr w:type="spellStart"/>
       <w:r>
         <w:t>BindGPT</w:t>
       </w:r>
+      <w:proofErr w:type="spellEnd"/>
+      <w:r>
+        <w:t>[</w:t>
+      </w:r>
+      <w:proofErr w:type="spellStart"/>
+      <w:r>
+        <w:t>BindGPT</w:t>
+      </w:r>
+      <w:proofErr w:type="spellEnd"/>
       <w:r>
         <w:t>]</w:t>
       </w:r>
@@ -2152,8 +2946,16 @@
         <w:rPr>
           <w:rFonts w:hint="eastAsia"/>
         </w:rPr>
-        <w:t>.pdb</w:t>
-      </w:r>
+        <w:t>.</w:t>
+      </w:r>
+      <w:proofErr w:type="spellStart"/>
+      <w:r>
+        <w:rPr>
+          <w:rFonts w:hint="eastAsia"/>
+        </w:rPr>
+        <w:t>pdb</w:t>
+      </w:r>
+      <w:proofErr w:type="spellEnd"/>
       <w:r>
         <w:rPr>
           <w:rFonts w:hint="eastAsia"/>
@@ -2164,8 +2966,16 @@
         <w:rPr>
           <w:rFonts w:hint="eastAsia"/>
         </w:rPr>
-        <w:t>.cav</w:t>
-      </w:r>
+        <w:t>.</w:t>
+      </w:r>
+      <w:proofErr w:type="spellStart"/>
+      <w:r>
+        <w:rPr>
+          <w:rFonts w:hint="eastAsia"/>
+        </w:rPr>
+        <w:t>cav</w:t>
+      </w:r>
+      <w:proofErr w:type="spellEnd"/>
       <w:r>
         <w:rPr>
           <w:rFonts w:hint="eastAsia"/>
@@ -2183,12 +2993,14 @@
         </w:rPr>
         <w:t>由于训练集，验证集，测试集均使用的数据集包括</w:t>
       </w:r>
+      <w:proofErr w:type="spellStart"/>
       <w:r>
         <w:rPr>
           <w:rFonts w:hint="eastAsia"/>
         </w:rPr>
         <w:t>bindingdb,biosnap,celegans</w:t>
       </w:r>
+      <w:proofErr w:type="spellEnd"/>
       <w:r>
         <w:rPr>
           <w:rFonts w:hint="eastAsia"/>
@@ -2223,8 +3035,16 @@
         <w:rPr>
           <w:rFonts w:hint="eastAsia"/>
         </w:rPr>
-        <w:t>.pdb</w:t>
-      </w:r>
+        <w:t>.</w:t>
+      </w:r>
+      <w:proofErr w:type="spellStart"/>
+      <w:r>
+        <w:rPr>
+          <w:rFonts w:hint="eastAsia"/>
+        </w:rPr>
+        <w:t>pdb</w:t>
+      </w:r>
+      <w:proofErr w:type="spellEnd"/>
       <w:r>
         <w:rPr>
           <w:rFonts w:hint="eastAsia"/>
@@ -2241,8 +3061,16 @@
         <w:rPr>
           <w:rFonts w:hint="eastAsia"/>
         </w:rPr>
-        <w:t>,bindingdb</w:t>
-      </w:r>
+        <w:t>,</w:t>
+      </w:r>
+      <w:proofErr w:type="spellStart"/>
+      <w:r>
+        <w:rPr>
+          <w:rFonts w:hint="eastAsia"/>
+        </w:rPr>
+        <w:t>bindingdb</w:t>
+      </w:r>
+      <w:proofErr w:type="spellEnd"/>
       <w:r>
         <w:rPr>
           <w:rFonts w:hint="eastAsia"/>
@@ -2358,14 +3186,24 @@
         </w:rPr>
         <w:t>之后，经过</w:t>
       </w:r>
-      <w:hyperlink r:id="rId7" w:history="1">
-        <w:r>
-          <w:rPr>
-            <w:rStyle w:val="a3"/>
-          </w:rPr>
-          <w:t>https://files.rcsb.org/download/{pdb_id}.{file_type}</w:t>
-        </w:r>
-      </w:hyperlink>
+      <w:r>
+        <w:fldChar w:fldCharType="begin"/>
+      </w:r>
+      <w:r>
+        <w:instrText>HYPERLINK "https://files.rcsb.org/download/%7bpdb_id%7d.%7bfile_type%7d"</w:instrText>
+      </w:r>
+      <w:r>
+        <w:fldChar w:fldCharType="separate"/>
+      </w:r>
+      <w:r>
+        <w:rPr>
+          <w:rStyle w:val="a3"/>
+        </w:rPr>
+        <w:t>https://files.rcsb.org/download/{pdb_id}.{file_type}</w:t>
+      </w:r>
+      <w:r>
+        <w:fldChar w:fldCharType="end"/>
+      </w:r>
       <w:r>
         <w:rPr>
           <w:rFonts w:hint="eastAsia"/>
@@ -2468,12 +3306,14 @@
         </w:rPr>
         <w:t>因此实际</w:t>
       </w:r>
+      <w:proofErr w:type="spellStart"/>
       <w:r>
         <w:rPr>
           <w:rFonts w:hint="eastAsia"/>
         </w:rPr>
         <w:t>bindingdb</w:t>
       </w:r>
+      <w:proofErr w:type="spellEnd"/>
       <w:r>
         <w:rPr>
           <w:rFonts w:hint="eastAsia"/>
@@ -2552,12 +3392,14 @@
         </w:rPr>
         <w:t>重新整理</w:t>
       </w:r>
+      <w:proofErr w:type="spellStart"/>
       <w:r>
         <w:rPr>
           <w:rFonts w:hint="eastAsia"/>
         </w:rPr>
         <w:t>bindingdb</w:t>
       </w:r>
+      <w:proofErr w:type="spellEnd"/>
       <w:r>
         <w:rPr>
           <w:rFonts w:hint="eastAsia"/>
@@ -2676,6 +3518,782 @@
         <w:t xml:space="preserve"> </w:t>
       </w:r>
     </w:p>
+    <w:p/>
+    <w:p>
+      <w:pPr>
+        <w:ind w:firstLineChars="200" w:firstLine="420"/>
+      </w:pPr>
+      <w:r>
+        <w:rPr>
+          <w:rFonts w:hint="eastAsia"/>
+        </w:rPr>
+        <w:t>对于域内评估，我们将数据集随机分为训练集、验证集和测试集，在较大的</w:t>
+      </w:r>
+      <w:proofErr w:type="spellStart"/>
+      <w:r>
+        <w:t>BindingDB</w:t>
+      </w:r>
+      <w:proofErr w:type="spellEnd"/>
+      <w:r>
+        <w:rPr>
+          <w:rFonts w:hint="eastAsia"/>
+        </w:rPr>
+        <w:t>数据集中比例为</w:t>
+      </w:r>
+      <w:r>
+        <w:t>7:1:2</w:t>
+      </w:r>
+      <w:r>
+        <w:rPr>
+          <w:rFonts w:hint="eastAsia"/>
+        </w:rPr>
+        <w:t>，</w:t>
+      </w:r>
+      <w:r>
+        <w:rPr>
+          <w:rFonts w:hint="eastAsia"/>
+        </w:rPr>
+        <w:t>在较小的人类和秀丽隐杆线虫数据集中比例为</w:t>
+      </w:r>
+      <w:r>
+        <w:t>8:1:1</w:t>
+      </w:r>
+      <w:r>
+        <w:rPr>
+          <w:rFonts w:hint="eastAsia"/>
+        </w:rPr>
+        <w:t>。</w:t>
+      </w:r>
+    </w:p>
+    <w:p>
+      <w:pPr>
+        <w:ind w:firstLineChars="200" w:firstLine="420"/>
+      </w:pPr>
+      <w:r>
+        <w:rPr>
+          <w:rFonts w:hint="eastAsia"/>
+        </w:rPr>
+        <w:t>我们还对</w:t>
+      </w:r>
+      <w:proofErr w:type="spellStart"/>
+      <w:r>
+        <w:t>BindingDB</w:t>
+      </w:r>
+      <w:proofErr w:type="spellEnd"/>
+      <w:r>
+        <w:rPr>
+          <w:rFonts w:hint="eastAsia"/>
+        </w:rPr>
+        <w:t>数据集进行了冷对分割实验。</w:t>
+      </w:r>
+      <w:r>
+        <w:rPr>
+          <w:rFonts w:hint="eastAsia"/>
+        </w:rPr>
+        <w:t>冷分割分为</w:t>
+      </w:r>
+      <w:r>
+        <w:rPr>
+          <w:rFonts w:hint="eastAsia"/>
+        </w:rPr>
+        <w:t>3</w:t>
+      </w:r>
+      <w:r>
+        <w:rPr>
+          <w:rFonts w:hint="eastAsia"/>
+        </w:rPr>
+        <w:t>种。第一种为蛋白质不可见的冷分割。</w:t>
+      </w:r>
+      <w:r>
+        <w:rPr>
+          <w:rFonts w:hint="eastAsia"/>
+        </w:rPr>
+        <w:t>我们随机选择</w:t>
+      </w:r>
+      <w:r>
+        <w:t>70%</w:t>
+      </w:r>
+      <w:r>
+        <w:rPr>
+          <w:rFonts w:hint="eastAsia"/>
+        </w:rPr>
+        <w:t>的蛋白质，收集所有相关的</w:t>
+      </w:r>
+      <w:r>
+        <w:t>DT</w:t>
+      </w:r>
+      <w:r>
+        <w:rPr>
+          <w:rFonts w:hint="eastAsia"/>
+        </w:rPr>
+        <w:t>对作为训练集。随后，</w:t>
+      </w:r>
+      <w:r>
+        <w:rPr>
+          <w:rFonts w:hint="eastAsia"/>
+        </w:rPr>
+        <w:t>对其余的</w:t>
+      </w:r>
+      <w:r>
+        <w:rPr>
+          <w:rFonts w:hint="eastAsia"/>
+        </w:rPr>
+        <w:t>30%</w:t>
+      </w:r>
+      <w:r>
+        <w:rPr>
+          <w:rFonts w:hint="eastAsia"/>
+        </w:rPr>
+        <w:t>的蛋白质按照</w:t>
+      </w:r>
+      <w:r>
+        <w:rPr>
+          <w:rFonts w:hint="eastAsia"/>
+        </w:rPr>
+        <w:t>3:7</w:t>
+      </w:r>
+      <w:r>
+        <w:rPr>
+          <w:rFonts w:hint="eastAsia"/>
+        </w:rPr>
+        <w:t>的比例在</w:t>
+      </w:r>
+      <w:r>
+        <w:rPr>
+          <w:rFonts w:hint="eastAsia"/>
+        </w:rPr>
+        <w:t>DT</w:t>
+      </w:r>
+      <w:r>
+        <w:rPr>
+          <w:rFonts w:hint="eastAsia"/>
+        </w:rPr>
+        <w:t>对</w:t>
+      </w:r>
+      <w:r>
+        <w:rPr>
+          <w:rFonts w:hint="eastAsia"/>
+        </w:rPr>
+        <w:t>中获取</w:t>
+      </w:r>
+      <w:r>
+        <w:rPr>
+          <w:rFonts w:hint="eastAsia"/>
+        </w:rPr>
+        <w:t>验证集和测试集。</w:t>
+      </w:r>
+      <w:r>
+        <w:rPr>
+          <w:rFonts w:hint="eastAsia"/>
+        </w:rPr>
+        <w:t>第</w:t>
+      </w:r>
+      <w:r>
+        <w:rPr>
+          <w:rFonts w:hint="eastAsia"/>
+        </w:rPr>
+        <w:t>二</w:t>
+      </w:r>
+      <w:r>
+        <w:rPr>
+          <w:rFonts w:hint="eastAsia"/>
+        </w:rPr>
+        <w:t>种为</w:t>
+      </w:r>
+      <w:r>
+        <w:rPr>
+          <w:rFonts w:hint="eastAsia"/>
+        </w:rPr>
+        <w:t>药物</w:t>
+      </w:r>
+      <w:r>
+        <w:rPr>
+          <w:rFonts w:hint="eastAsia"/>
+        </w:rPr>
+        <w:t>不可见的冷分割。我们随机选择</w:t>
+      </w:r>
+      <w:r>
+        <w:t>70%</w:t>
+      </w:r>
+      <w:r>
+        <w:rPr>
+          <w:rFonts w:hint="eastAsia"/>
+        </w:rPr>
+        <w:t>的</w:t>
+      </w:r>
+      <w:r>
+        <w:rPr>
+          <w:rFonts w:hint="eastAsia"/>
+        </w:rPr>
+        <w:t>药物</w:t>
+      </w:r>
+      <w:r>
+        <w:rPr>
+          <w:rFonts w:hint="eastAsia"/>
+        </w:rPr>
+        <w:t>，收集所有相关的</w:t>
+      </w:r>
+      <w:r>
+        <w:t>DT</w:t>
+      </w:r>
+      <w:r>
+        <w:rPr>
+          <w:rFonts w:hint="eastAsia"/>
+        </w:rPr>
+        <w:t>对作为训练集。随后，</w:t>
+      </w:r>
+      <w:r>
+        <w:rPr>
+          <w:rFonts w:hint="eastAsia"/>
+        </w:rPr>
+        <w:t>对其余的</w:t>
+      </w:r>
+      <w:r>
+        <w:rPr>
+          <w:rFonts w:hint="eastAsia"/>
+        </w:rPr>
+        <w:t>30%</w:t>
+      </w:r>
+      <w:r>
+        <w:rPr>
+          <w:rFonts w:hint="eastAsia"/>
+        </w:rPr>
+        <w:t>的</w:t>
+      </w:r>
+      <w:r>
+        <w:rPr>
+          <w:rFonts w:hint="eastAsia"/>
+        </w:rPr>
+        <w:t>药物</w:t>
+      </w:r>
+      <w:r>
+        <w:rPr>
+          <w:rFonts w:hint="eastAsia"/>
+        </w:rPr>
+        <w:t>按照</w:t>
+      </w:r>
+      <w:r>
+        <w:rPr>
+          <w:rFonts w:hint="eastAsia"/>
+        </w:rPr>
+        <w:t>3:7</w:t>
+      </w:r>
+      <w:r>
+        <w:rPr>
+          <w:rFonts w:hint="eastAsia"/>
+        </w:rPr>
+        <w:t>的比例在</w:t>
+      </w:r>
+      <w:r>
+        <w:rPr>
+          <w:rFonts w:hint="eastAsia"/>
+        </w:rPr>
+        <w:t>DT</w:t>
+      </w:r>
+      <w:r>
+        <w:rPr>
+          <w:rFonts w:hint="eastAsia"/>
+        </w:rPr>
+        <w:t>对</w:t>
+      </w:r>
+      <w:r>
+        <w:rPr>
+          <w:rFonts w:hint="eastAsia"/>
+        </w:rPr>
+        <w:t>中获取</w:t>
+      </w:r>
+      <w:r>
+        <w:rPr>
+          <w:rFonts w:hint="eastAsia"/>
+        </w:rPr>
+        <w:t>验证集和测试集。</w:t>
+      </w:r>
+      <w:r>
+        <w:rPr>
+          <w:rFonts w:hint="eastAsia"/>
+        </w:rPr>
+        <w:t>第三种为两者均不可见的冷分割。</w:t>
+      </w:r>
+      <w:r>
+        <w:rPr>
+          <w:rFonts w:hint="eastAsia"/>
+        </w:rPr>
+        <w:t>我们随机选择</w:t>
+      </w:r>
+      <w:r>
+        <w:t>70%</w:t>
+      </w:r>
+      <w:r>
+        <w:rPr>
+          <w:rFonts w:hint="eastAsia"/>
+        </w:rPr>
+        <w:t>的药物</w:t>
+      </w:r>
+      <w:r>
+        <w:t>/</w:t>
+      </w:r>
+      <w:r>
+        <w:rPr>
+          <w:rFonts w:hint="eastAsia"/>
+        </w:rPr>
+        <w:t>蛋白质，收集所有相关的</w:t>
+      </w:r>
+      <w:r>
+        <w:t>DT</w:t>
+      </w:r>
+      <w:r>
+        <w:rPr>
+          <w:rFonts w:hint="eastAsia"/>
+        </w:rPr>
+        <w:t>对作为训练集。随后，</w:t>
+      </w:r>
+      <w:r>
+        <w:rPr>
+          <w:rFonts w:hint="eastAsia"/>
+        </w:rPr>
+        <w:t>对其余的</w:t>
+      </w:r>
+      <w:r>
+        <w:rPr>
+          <w:rFonts w:hint="eastAsia"/>
+        </w:rPr>
+        <w:t>30%</w:t>
+      </w:r>
+      <w:r>
+        <w:rPr>
+          <w:rFonts w:hint="eastAsia"/>
+        </w:rPr>
+        <w:t>的药物</w:t>
+      </w:r>
+      <w:r>
+        <w:rPr>
+          <w:rFonts w:hint="eastAsia"/>
+        </w:rPr>
+        <w:t>/</w:t>
+      </w:r>
+      <w:r>
+        <w:rPr>
+          <w:rFonts w:hint="eastAsia"/>
+        </w:rPr>
+        <w:t>蛋白质按照</w:t>
+      </w:r>
+      <w:r>
+        <w:rPr>
+          <w:rFonts w:hint="eastAsia"/>
+        </w:rPr>
+        <w:t>3:7</w:t>
+      </w:r>
+      <w:r>
+        <w:rPr>
+          <w:rFonts w:hint="eastAsia"/>
+        </w:rPr>
+        <w:t>的比例在</w:t>
+      </w:r>
+      <w:r>
+        <w:rPr>
+          <w:rFonts w:hint="eastAsia"/>
+        </w:rPr>
+        <w:t>剩余</w:t>
+      </w:r>
+      <w:r>
+        <w:rPr>
+          <w:rFonts w:hint="eastAsia"/>
+        </w:rPr>
+        <w:t>的</w:t>
+      </w:r>
+      <w:r>
+        <w:rPr>
+          <w:rFonts w:hint="eastAsia"/>
+        </w:rPr>
+        <w:t>DT</w:t>
+      </w:r>
+      <w:r>
+        <w:rPr>
+          <w:rFonts w:hint="eastAsia"/>
+        </w:rPr>
+        <w:t>对</w:t>
+      </w:r>
+      <w:r>
+        <w:rPr>
+          <w:rFonts w:hint="eastAsia"/>
+        </w:rPr>
+        <w:t>中获取</w:t>
+      </w:r>
+      <w:r>
+        <w:rPr>
+          <w:rFonts w:hint="eastAsia"/>
+        </w:rPr>
+        <w:t>验证集和测试集。这确保了测试集中的所有药物</w:t>
+      </w:r>
+      <w:r>
+        <w:rPr>
+          <w:rFonts w:hint="eastAsia"/>
+        </w:rPr>
+        <w:t>或</w:t>
+      </w:r>
+      <w:r>
+        <w:rPr>
+          <w:rFonts w:hint="eastAsia"/>
+        </w:rPr>
+        <w:t>蛋白质都是无法建模的。</w:t>
+      </w:r>
+    </w:p>
+    <w:p>
+      <w:pPr>
+        <w:ind w:firstLineChars="200" w:firstLine="420"/>
+      </w:pPr>
+      <w:r>
+        <w:rPr>
+          <w:rFonts w:hint="eastAsia"/>
+        </w:rPr>
+        <w:t>对于跨域评估，我们遵循了</w:t>
+      </w:r>
+      <w:proofErr w:type="spellStart"/>
+      <w:r>
+        <w:t>DrugBAN</w:t>
+      </w:r>
+      <w:proofErr w:type="spellEnd"/>
+      <w:r>
+        <w:rPr>
+          <w:rFonts w:hint="eastAsia"/>
+        </w:rPr>
+        <w:t>中使用的基于聚类的分裂策略。我们应用</w:t>
+      </w:r>
+      <w:r>
+        <w:t>ECFP4</w:t>
+      </w:r>
+      <w:r>
+        <w:rPr>
+          <w:rFonts w:hint="eastAsia"/>
+        </w:rPr>
+        <w:t>和</w:t>
+      </w:r>
+      <w:r>
+        <w:t>PSC</w:t>
+      </w:r>
+      <w:r>
+        <w:rPr>
+          <w:rFonts w:hint="eastAsia"/>
+        </w:rPr>
+        <w:t>算法分别对药物和蛋白质进行聚类。然后，我们随机选择了</w:t>
+      </w:r>
+      <w:r>
+        <w:t>60%</w:t>
+      </w:r>
+      <w:r>
+        <w:rPr>
+          <w:rFonts w:hint="eastAsia"/>
+        </w:rPr>
+        <w:t>的药物和蛋白质簇，并使用属于这些簇的所有药物</w:t>
+      </w:r>
+      <w:r>
+        <w:t>-</w:t>
+      </w:r>
+      <w:r>
+        <w:rPr>
+          <w:rFonts w:hint="eastAsia"/>
+        </w:rPr>
+        <w:t>蛋白质对作为源域数据。</w:t>
+      </w:r>
+      <w:r>
+        <w:rPr>
+          <w:rFonts w:hint="eastAsia"/>
+        </w:rPr>
+        <w:t>属于其余</w:t>
+      </w:r>
+      <w:r>
+        <w:rPr>
+          <w:rFonts w:hint="eastAsia"/>
+        </w:rPr>
+        <w:t>40%</w:t>
+      </w:r>
+      <w:r>
+        <w:rPr>
+          <w:rFonts w:hint="eastAsia"/>
+        </w:rPr>
+        <w:t>的药物及蛋白质簇的剩余的</w:t>
+      </w:r>
+      <w:r>
+        <w:rPr>
+          <w:rFonts w:hint="eastAsia"/>
+        </w:rPr>
+        <w:t>DT</w:t>
+      </w:r>
+      <w:r>
+        <w:rPr>
+          <w:rFonts w:hint="eastAsia"/>
+        </w:rPr>
+        <w:t>对作为目标域数据</w:t>
+      </w:r>
+      <w:r>
+        <w:rPr>
+          <w:rFonts w:hint="eastAsia"/>
+        </w:rPr>
+        <w:t>。这种数据划分确保了目标域和源域数据来自不相交的分布，使评估更具挑战性，并能够真实评估模型预测未知蛋白质和分子相互作用的能力。对于域适应设置，我们使用所有的源域数据作为训练集。</w:t>
+      </w:r>
+      <w:r>
+        <w:rPr>
+          <w:rFonts w:hint="eastAsia"/>
+        </w:rPr>
+        <w:t>验证集及测试集按照</w:t>
+      </w:r>
+      <w:r>
+        <w:rPr>
+          <w:rFonts w:hint="eastAsia"/>
+        </w:rPr>
+        <w:t>8:2</w:t>
+      </w:r>
+      <w:r>
+        <w:rPr>
+          <w:rFonts w:hint="eastAsia"/>
+        </w:rPr>
+        <w:t>的比例在目标域中</w:t>
+      </w:r>
+      <w:r>
+        <w:rPr>
+          <w:rFonts w:hint="eastAsia"/>
+        </w:rPr>
+        <w:lastRenderedPageBreak/>
+        <w:t>获取</w:t>
+      </w:r>
+      <w:r>
+        <w:rPr>
+          <w:rFonts w:hint="eastAsia"/>
+        </w:rPr>
+        <w:t>。</w:t>
+      </w:r>
+    </w:p>
+    <w:p>
+      <w:pPr>
+        <w:ind w:firstLineChars="200" w:firstLine="420"/>
+      </w:pPr>
+      <w:r>
+        <w:rPr>
+          <w:rFonts w:hint="eastAsia"/>
+        </w:rPr>
+        <w:t>随机</w:t>
+      </w:r>
+      <w:r>
+        <w:rPr>
+          <w:rFonts w:hint="eastAsia"/>
+        </w:rPr>
+        <w:t>/</w:t>
+      </w:r>
+      <w:r>
+        <w:rPr>
+          <w:rFonts w:hint="eastAsia"/>
+        </w:rPr>
+        <w:t>冷分割</w:t>
+      </w:r>
+      <w:r>
+        <w:rPr>
+          <w:rFonts w:hint="eastAsia"/>
+        </w:rPr>
+        <w:t>/</w:t>
+      </w:r>
+      <w:r>
+        <w:rPr>
+          <w:rFonts w:hint="eastAsia"/>
+        </w:rPr>
+        <w:t>跨域数据集中的</w:t>
+      </w:r>
+      <w:proofErr w:type="spellStart"/>
+      <w:r>
+        <w:rPr>
+          <w:rFonts w:hint="eastAsia"/>
+        </w:rPr>
+        <w:t>train,valid</w:t>
+      </w:r>
+      <w:proofErr w:type="spellEnd"/>
+      <w:r>
+        <w:rPr>
+          <w:rFonts w:hint="eastAsia"/>
+        </w:rPr>
+        <w:t>及</w:t>
+      </w:r>
+      <w:r>
+        <w:rPr>
+          <w:rFonts w:hint="eastAsia"/>
+        </w:rPr>
+        <w:t>test</w:t>
+      </w:r>
+      <w:r>
+        <w:rPr>
+          <w:rFonts w:hint="eastAsia"/>
+        </w:rPr>
+        <w:t>子集的划分所使用的</w:t>
+      </w:r>
+      <w:r>
+        <w:rPr>
+          <w:rFonts w:hint="eastAsia"/>
+        </w:rPr>
+        <w:t>seed</w:t>
+      </w:r>
+      <w:r>
+        <w:rPr>
+          <w:rFonts w:hint="eastAsia"/>
+        </w:rPr>
+        <w:t>大部分为</w:t>
+      </w:r>
+      <w:r>
+        <w:rPr>
+          <w:rFonts w:hint="eastAsia"/>
+        </w:rPr>
+        <w:t>42</w:t>
+      </w:r>
+      <w:r>
+        <w:rPr>
+          <w:rFonts w:hint="eastAsia"/>
+        </w:rPr>
+        <w:t>。但是</w:t>
+      </w:r>
+      <w:proofErr w:type="spellStart"/>
+      <w:r>
+        <w:rPr>
+          <w:rFonts w:hint="eastAsia"/>
+        </w:rPr>
+        <w:t>celegans</w:t>
+      </w:r>
+      <w:proofErr w:type="spellEnd"/>
+      <w:r>
+        <w:rPr>
+          <w:rFonts w:hint="eastAsia"/>
+        </w:rPr>
+        <w:t>的两者均不可见的冷分割子集的划分使用的</w:t>
+      </w:r>
+      <w:r>
+        <w:rPr>
+          <w:rFonts w:hint="eastAsia"/>
+        </w:rPr>
+        <w:t>seed</w:t>
+      </w:r>
+      <w:r>
+        <w:rPr>
+          <w:rFonts w:hint="eastAsia"/>
+        </w:rPr>
+        <w:t>改为了</w:t>
+      </w:r>
+      <w:r>
+        <w:rPr>
+          <w:rFonts w:hint="eastAsia"/>
+        </w:rPr>
+        <w:t>40</w:t>
+      </w:r>
+      <w:r>
+        <w:rPr>
+          <w:rFonts w:hint="eastAsia"/>
+        </w:rPr>
+        <w:t>，因为其在</w:t>
+      </w:r>
+      <w:r>
+        <w:rPr>
+          <w:rFonts w:hint="eastAsia"/>
+        </w:rPr>
+        <w:t>seed</w:t>
+      </w:r>
+      <w:r>
+        <w:rPr>
+          <w:rFonts w:hint="eastAsia"/>
+        </w:rPr>
+        <w:t>为</w:t>
+      </w:r>
+      <w:r>
+        <w:rPr>
+          <w:rFonts w:hint="eastAsia"/>
+        </w:rPr>
+        <w:t>42</w:t>
+      </w:r>
+      <w:r>
+        <w:rPr>
+          <w:rFonts w:hint="eastAsia"/>
+        </w:rPr>
+        <w:t>时</w:t>
+      </w:r>
+      <w:r>
+        <w:rPr>
+          <w:rFonts w:hint="eastAsia"/>
+        </w:rPr>
+        <w:t>,valid</w:t>
+      </w:r>
+      <w:r>
+        <w:rPr>
+          <w:rFonts w:hint="eastAsia"/>
+        </w:rPr>
+        <w:t>子集的相互作用对全为负样本，这导致</w:t>
+      </w:r>
+      <w:r>
+        <w:rPr>
+          <w:rFonts w:hint="eastAsia"/>
+        </w:rPr>
+        <w:t>AUC</w:t>
+      </w:r>
+      <w:r>
+        <w:rPr>
+          <w:rFonts w:hint="eastAsia"/>
+        </w:rPr>
+        <w:t>指标无法评估。</w:t>
+      </w:r>
+    </w:p>
+    <w:p>
+      <w:pPr>
+        <w:ind w:firstLineChars="200" w:firstLine="420"/>
+      </w:pPr>
+    </w:p>
+    <w:p>
+      <w:pPr>
+        <w:ind w:firstLineChars="200" w:firstLine="420"/>
+      </w:pPr>
+    </w:p>
+    <w:p>
+      <w:pPr>
+        <w:ind w:firstLineChars="200" w:firstLine="420"/>
+      </w:pPr>
+    </w:p>
+    <w:p>
+      <w:pPr>
+        <w:ind w:firstLineChars="200" w:firstLine="420"/>
+      </w:pPr>
+    </w:p>
+    <w:p>
+      <w:pPr>
+        <w:ind w:firstLineChars="200" w:firstLine="420"/>
+      </w:pPr>
+      <w:r>
+        <w:rPr>
+          <w:rFonts w:hint="eastAsia"/>
+        </w:rPr>
+        <w:t>我们选择输入数据为不同模态的</w:t>
+      </w:r>
+      <w:r>
+        <w:rPr>
+          <w:rFonts w:hint="eastAsia"/>
+        </w:rPr>
+        <w:t>DTI</w:t>
+      </w:r>
+      <w:r>
+        <w:rPr>
+          <w:rFonts w:hint="eastAsia"/>
+        </w:rPr>
+        <w:t>预测模型参与对比。</w:t>
+      </w:r>
+      <w:r>
+        <w:rPr>
+          <w:rFonts w:hint="eastAsia"/>
+        </w:rPr>
+        <w:t>对于这些预测模型，我们保持其原有的输入模式</w:t>
+      </w:r>
+      <w:r>
+        <w:rPr>
+          <w:rFonts w:hint="eastAsia"/>
+        </w:rPr>
+        <w:t>，因为这能最大程度地还原这些模型的实际表现。此外，这样的对比可以更严谨的印证本文模型对于多模态数据的强大包容性。</w:t>
+      </w:r>
+    </w:p>
+    <w:p>
+      <w:pPr>
+        <w:ind w:firstLineChars="200" w:firstLine="420"/>
+      </w:pPr>
+    </w:p>
     <w:p>
       <w:r>
         <w:rPr>
@@ -2692,11 +4310,19 @@
         </w:rPr>
         <w:t>(1)</w:t>
       </w:r>
-      <w:r>
-        <w:rPr>
-          <w:rFonts w:hint="eastAsia"/>
-        </w:rPr>
-        <w:t>drugVQA(</w:t>
+      <w:proofErr w:type="spellStart"/>
+      <w:r>
+        <w:rPr>
+          <w:rFonts w:hint="eastAsia"/>
+        </w:rPr>
+        <w:t>drugVQA</w:t>
+      </w:r>
+      <w:proofErr w:type="spellEnd"/>
+      <w:r>
+        <w:rPr>
+          <w:rFonts w:hint="eastAsia"/>
+        </w:rPr>
+        <w:t>(</w:t>
       </w:r>
       <w:r>
         <w:rPr>
@@ -2720,8 +4346,13 @@
         <w:t>-</w:t>
       </w:r>
       <w:r>
-        <w:t>protein interaction using quasivisual</w:t>
-      </w:r>
+        <w:t xml:space="preserve">protein interaction using </w:t>
+      </w:r>
+      <w:proofErr w:type="spellStart"/>
+      <w:r>
+        <w:t>quasivisual</w:t>
+      </w:r>
+      <w:proofErr w:type="spellEnd"/>
       <w:r>
         <w:rPr>
           <w:rFonts w:hint="eastAsia"/>
@@ -2738,37 +4369,42 @@
         <w:t>)</w:t>
       </w:r>
     </w:p>
-    <w:p/>
-    <w:p>
-      <w:r>
-        <w:rPr>
-          <w:rFonts w:hint="eastAsia"/>
-        </w:rPr>
-        <w:t>(2)</w:t>
-      </w:r>
-      <w:r>
-        <w:rPr>
-          <w:rFonts w:hint="eastAsia"/>
-        </w:rPr>
-        <w:t>DrugBAN(2023</w:t>
-      </w:r>
-      <w:r>
-        <w:rPr>
-          <w:rFonts w:hint="eastAsia"/>
-        </w:rPr>
-        <w:t xml:space="preserve"> </w:t>
-      </w:r>
-      <w:r>
-        <w:rPr>
-          <w:rFonts w:hint="eastAsia"/>
-        </w:rPr>
-        <w:t>Nature machine intelligence:DrugBAN</w:t>
-      </w:r>
-      <w:r>
-        <w:rPr>
-          <w:rFonts w:hint="eastAsia"/>
-        </w:rPr>
-        <w:t>)</w:t>
+    <w:p>
+      <w:r>
+        <w:rPr>
+          <w:rFonts w:hint="eastAsia"/>
+        </w:rPr>
+        <w:t>该模型的输入为蛋白质的距离图及药物的</w:t>
+      </w:r>
+      <w:r>
+        <w:rPr>
+          <w:rFonts w:hint="eastAsia"/>
+        </w:rPr>
+        <w:t>SMILES.</w:t>
+      </w:r>
+      <w:r>
+        <w:rPr>
+          <w:rFonts w:hint="eastAsia"/>
+        </w:rPr>
+        <w:t>蛋白质序列与残基接触图矩阵一一对应。但是本文数据集中多个蛋白质序列可能与同一接触图矩阵对应，此外，该模型公开代码中不存在与其文章中对应的验证集及相关部分</w:t>
+      </w:r>
+      <w:r>
+        <w:rPr>
+          <w:rFonts w:hint="eastAsia"/>
+        </w:rPr>
+        <w:t>。</w:t>
+      </w:r>
+      <w:r>
+        <w:rPr>
+          <w:rFonts w:hint="eastAsia"/>
+        </w:rPr>
+        <w:t>但是，该文中对于接触图矩阵的处理方法可以借鉴，且要注意全局接触矩阵处理起来十分耗时</w:t>
+      </w:r>
+      <w:r>
+        <w:rPr>
+          <w:rFonts w:hint="eastAsia"/>
+        </w:rPr>
+        <w:t>。</w:t>
       </w:r>
     </w:p>
     <w:p/>
@@ -2779,13 +4415,72 @@
         <w:rPr>
           <w:rFonts w:hint="eastAsia"/>
         </w:rPr>
+        <w:t>(2)</w:t>
+      </w:r>
+      <w:proofErr w:type="spellStart"/>
+      <w:r>
+        <w:rPr>
+          <w:rFonts w:hint="eastAsia"/>
+        </w:rPr>
+        <w:t>DrugBAN</w:t>
+      </w:r>
+      <w:proofErr w:type="spellEnd"/>
+      <w:r>
+        <w:rPr>
+          <w:rFonts w:hint="eastAsia"/>
+        </w:rPr>
+        <w:t>(2023</w:t>
+      </w:r>
+      <w:r>
+        <w:rPr>
+          <w:rFonts w:hint="eastAsia"/>
+        </w:rPr>
+        <w:t xml:space="preserve"> </w:t>
+      </w:r>
+      <w:r>
+        <w:rPr>
+          <w:rFonts w:hint="eastAsia"/>
+        </w:rPr>
+        <w:t xml:space="preserve">Nature machine </w:t>
+      </w:r>
+      <w:proofErr w:type="spellStart"/>
+      <w:r>
+        <w:rPr>
+          <w:rFonts w:hint="eastAsia"/>
+        </w:rPr>
+        <w:t>intelligence:DrugBAN</w:t>
+      </w:r>
+      <w:proofErr w:type="spellEnd"/>
+      <w:r>
+        <w:rPr>
+          <w:rFonts w:hint="eastAsia"/>
+        </w:rPr>
+        <w:t>)</w:t>
+      </w:r>
+    </w:p>
+    <w:p/>
+    <w:p/>
+    <w:p/>
+    <w:p>
+      <w:r>
+        <w:rPr>
+          <w:rFonts w:hint="eastAsia"/>
+        </w:rPr>
         <w:t>(3)</w:t>
       </w:r>
-      <w:r>
-        <w:rPr>
-          <w:rFonts w:hint="eastAsia"/>
-        </w:rPr>
-        <w:t xml:space="preserve">mlanDTI(2024AAAI: </w:t>
+      <w:proofErr w:type="spellStart"/>
+      <w:r>
+        <w:rPr>
+          <w:rFonts w:hint="eastAsia"/>
+        </w:rPr>
+        <w:t>mlanDTI</w:t>
+      </w:r>
+      <w:proofErr w:type="spellEnd"/>
+      <w:r>
+        <w:rPr>
+          <w:rFonts w:hint="eastAsia"/>
+        </w:rPr>
+        <w:t xml:space="preserve">(2024AAAI: </w:t>
       </w:r>
       <w:r>
         <w:t>Multilevel Attention Network with Semi-supervised Domain Adaptation for Drug-Target Prediction</w:t>
@@ -2802,13 +4497,233 @@
         <w:rPr>
           <w:rFonts w:hint="eastAsia"/>
         </w:rPr>
+        <w:t>原文作者根据</w:t>
+      </w:r>
+      <w:proofErr w:type="spellStart"/>
+      <w:r>
+        <w:rPr>
+          <w:rFonts w:hint="eastAsia"/>
+        </w:rPr>
+        <w:t>bindingdb</w:t>
+      </w:r>
+      <w:proofErr w:type="spellEnd"/>
+      <w:r>
+        <w:rPr>
+          <w:rFonts w:hint="eastAsia"/>
+        </w:rPr>
+        <w:t>/human/</w:t>
+      </w:r>
+      <w:proofErr w:type="spellStart"/>
+      <w:r>
+        <w:rPr>
+          <w:rFonts w:hint="eastAsia"/>
+        </w:rPr>
+        <w:t>celegans</w:t>
+      </w:r>
+      <w:proofErr w:type="spellEnd"/>
+      <w:r>
+        <w:rPr>
+          <w:rFonts w:hint="eastAsia"/>
+        </w:rPr>
+        <w:t>的</w:t>
+      </w:r>
+      <w:r>
+        <w:rPr>
+          <w:rFonts w:hint="eastAsia"/>
+        </w:rPr>
+        <w:t>fulldata.csv(</w:t>
+      </w:r>
+      <w:r>
+        <w:rPr>
+          <w:rFonts w:hint="eastAsia"/>
+        </w:rPr>
+        <w:t>相互作用样本数据集</w:t>
+      </w:r>
+      <w:r>
+        <w:rPr>
+          <w:rFonts w:hint="eastAsia"/>
+        </w:rPr>
+        <w:t>)</w:t>
+      </w:r>
+      <w:r>
+        <w:rPr>
+          <w:rFonts w:hint="eastAsia"/>
+        </w:rPr>
+        <w:t>首先获取单一种类的药物</w:t>
+      </w:r>
+      <w:r>
+        <w:rPr>
+          <w:rFonts w:hint="eastAsia"/>
+        </w:rPr>
+        <w:t>/</w:t>
+      </w:r>
+      <w:r>
+        <w:rPr>
+          <w:rFonts w:hint="eastAsia"/>
+        </w:rPr>
+        <w:t>蛋白质集合，并根据该集合信息对药物</w:t>
+      </w:r>
+      <w:r>
+        <w:rPr>
+          <w:rFonts w:hint="eastAsia"/>
+        </w:rPr>
+        <w:t>/</w:t>
+      </w:r>
+      <w:r>
+        <w:rPr>
+          <w:rFonts w:hint="eastAsia"/>
+        </w:rPr>
+        <w:t>蛋白质进行编码。</w:t>
+      </w:r>
+    </w:p>
+    <w:p>
+      <w:r>
+        <w:rPr>
+          <w:noProof/>
+        </w:rPr>
+        <w:drawing>
+          <wp:inline distT="0" distB="0" distL="0" distR="0" wp14:anchorId="52B9D8F1" wp14:editId="047A9F74">
+            <wp:extent cx="2253082" cy="900216"/>
+            <wp:effectExtent l="0" t="0" r="0" b="0"/>
+            <wp:docPr id="1708030653" name="图片 1" descr="图形用户界面, 应用程序, 表格&#10;&#10;AI 生成的内容可能不正确。"/>
+            <wp:cNvGraphicFramePr>
+              <a:graphicFrameLocks xmlns:a="http://schemas.openxmlformats.org/drawingml/2006/main" noChangeAspect="1"/>
+            </wp:cNvGraphicFramePr>
+            <a:graphic xmlns:a="http://schemas.openxmlformats.org/drawingml/2006/main">
+              <a:graphicData uri="http://schemas.openxmlformats.org/drawingml/2006/picture">
+                <pic:pic xmlns:pic="http://schemas.openxmlformats.org/drawingml/2006/picture">
+                  <pic:nvPicPr>
+                    <pic:cNvPr id="1708030653" name="图片 1" descr="图形用户界面, 应用程序, 表格&#10;&#10;AI 生成的内容可能不正确。"/>
+                    <pic:cNvPicPr/>
+                  </pic:nvPicPr>
+                  <pic:blipFill>
+                    <a:blip r:embed="rId7"/>
+                    <a:stretch>
+                      <a:fillRect/>
+                    </a:stretch>
+                  </pic:blipFill>
+                  <pic:spPr>
+                    <a:xfrm>
+                      <a:off x="0" y="0"/>
+                      <a:ext cx="2258713" cy="902466"/>
+                    </a:xfrm>
+                    <a:prstGeom prst="rect">
+                      <a:avLst/>
+                    </a:prstGeom>
+                  </pic:spPr>
+                </pic:pic>
+              </a:graphicData>
+            </a:graphic>
+          </wp:inline>
+        </w:drawing>
+      </w:r>
+    </w:p>
+    <w:p>
+      <w:r>
+        <w:rPr>
+          <w:rFonts w:hint="eastAsia"/>
+        </w:rPr>
+        <w:t>评价指标包括</w:t>
+      </w:r>
+      <w:r>
+        <w:t>AUC</w:t>
+      </w:r>
+      <w:r>
+        <w:rPr>
+          <w:rFonts w:hint="eastAsia"/>
+        </w:rPr>
+        <w:t>，</w:t>
+      </w:r>
+      <w:r>
+        <w:t>PRAUC</w:t>
+      </w:r>
+      <w:r>
+        <w:rPr>
+          <w:rFonts w:hint="eastAsia"/>
+        </w:rPr>
+        <w:t>，</w:t>
+      </w:r>
+      <w:r>
+        <w:t>AUPRC</w:t>
+      </w:r>
+      <w:r>
+        <w:rPr>
+          <w:rFonts w:hint="eastAsia"/>
+        </w:rPr>
+        <w:t>，</w:t>
+      </w:r>
+      <w:r>
+        <w:t>Precision</w:t>
+      </w:r>
+      <w:r>
+        <w:rPr>
+          <w:rFonts w:hint="eastAsia"/>
+        </w:rPr>
+        <w:t>，</w:t>
+      </w:r>
+      <w:r>
+        <w:t>Recall</w:t>
+      </w:r>
+      <w:r>
+        <w:rPr>
+          <w:rFonts w:hint="eastAsia"/>
+        </w:rPr>
+        <w:t>，</w:t>
+      </w:r>
+      <w:r>
+        <w:t>Accuracy</w:t>
+      </w:r>
+      <w:r>
+        <w:rPr>
+          <w:rFonts w:hint="eastAsia"/>
+        </w:rPr>
+        <w:t>，</w:t>
+      </w:r>
+      <w:r>
+        <w:rPr>
+          <w:rFonts w:hint="eastAsia"/>
+        </w:rPr>
+        <w:t>F1</w:t>
+      </w:r>
+      <w:r>
+        <w:rPr>
+          <w:rFonts w:hint="eastAsia"/>
+        </w:rPr>
+        <w:t>。</w:t>
+      </w:r>
+    </w:p>
+    <w:p>
+      <w:r>
+        <w:rPr>
+          <w:rFonts w:hint="eastAsia"/>
+        </w:rPr>
+        <w:t>该模型的输入为蛋白质序列及药物序列。</w:t>
+      </w:r>
+    </w:p>
+    <w:p/>
+    <w:p/>
+    <w:p/>
+    <w:p/>
+    <w:p>
+      <w:r>
+        <w:rPr>
+          <w:rFonts w:hint="eastAsia"/>
+        </w:rPr>
         <w:t>(4)</w:t>
       </w:r>
-      <w:r>
-        <w:rPr>
-          <w:rFonts w:hint="eastAsia"/>
-        </w:rPr>
-        <w:t xml:space="preserve">PretrainDPI </w:t>
+      <w:proofErr w:type="spellStart"/>
+      <w:r>
+        <w:rPr>
+          <w:rFonts w:hint="eastAsia"/>
+        </w:rPr>
+        <w:t>PretrainDPI</w:t>
+      </w:r>
+      <w:proofErr w:type="spellEnd"/>
+      <w:r>
+        <w:rPr>
+          <w:rFonts w:hint="eastAsia"/>
+        </w:rPr>
+        <w:t xml:space="preserve"> </w:t>
       </w:r>
       <w:r>
         <w:rPr>
@@ -2863,6 +4778,7 @@
         <w:rPr>
           <w:rFonts w:hint="eastAsia"/>
         </w:rPr>
+        <w:lastRenderedPageBreak/>
         <w:t xml:space="preserve">4.1 </w:t>
       </w:r>
       <w:r>
